--- a/storage/app/client_fo_agreement.docx
+++ b/storage/app/client_fo_agreement.docx
@@ -84,6 +84,7 @@
           <w:lang w:eastAsia="ru-RU"/>
         </w:rPr>
       </w:pPr>
+      <w:proofErr w:type="spellStart"/>
       <w:r>
         <w:rPr>
           <w:rFonts w:ascii="Times New Roman" w:eastAsia="Times New Roman" w:hAnsi="Times New Roman" w:cs="Times New Roman"/>
@@ -95,8 +96,9 @@
           <w:szCs w:val="16"/>
           <w:lang w:eastAsia="ru-RU"/>
         </w:rPr>
-        <w:t>Договір оренди обладнання</w:t>
-      </w:r>
+        <w:t>Договір</w:t>
+      </w:r>
+      <w:proofErr w:type="spellEnd"/>
       <w:r>
         <w:rPr>
           <w:rFonts w:ascii="Times New Roman" w:eastAsia="Times New Roman" w:hAnsi="Times New Roman" w:cs="Times New Roman"/>
@@ -106,10 +108,11 @@
           <w:kern w:val="36"/>
           <w:sz w:val="16"/>
           <w:szCs w:val="16"/>
-          <w:lang w:val="uk-UA" w:eastAsia="ru-RU"/>
-        </w:rPr>
-        <w:t xml:space="preserve"> №</w:t>
-      </w:r>
+          <w:lang w:eastAsia="ru-RU"/>
+        </w:rPr>
+        <w:t xml:space="preserve"> </w:t>
+      </w:r>
+      <w:proofErr w:type="spellStart"/>
       <w:r>
         <w:rPr>
           <w:rFonts w:ascii="Times New Roman" w:eastAsia="Times New Roman" w:hAnsi="Times New Roman" w:cs="Times New Roman"/>
@@ -121,8 +124,9 @@
           <w:szCs w:val="16"/>
           <w:lang w:eastAsia="ru-RU"/>
         </w:rPr>
-        <w:t xml:space="preserve"> </w:t>
-      </w:r>
+        <w:t>оренди</w:t>
+      </w:r>
+      <w:proofErr w:type="spellEnd"/>
       <w:r>
         <w:rPr>
           <w:rFonts w:ascii="Times New Roman" w:eastAsia="Times New Roman" w:hAnsi="Times New Roman" w:cs="Times New Roman"/>
@@ -132,11 +136,11 @@
           <w:kern w:val="36"/>
           <w:sz w:val="16"/>
           <w:szCs w:val="16"/>
-          <w:highlight w:val="cyan"/>
           <w:lang w:eastAsia="ru-RU"/>
         </w:rPr>
-        <w:t>${</w:t>
-      </w:r>
+        <w:t xml:space="preserve"> </w:t>
+      </w:r>
+      <w:proofErr w:type="spellStart"/>
       <w:r>
         <w:rPr>
           <w:rFonts w:ascii="Times New Roman" w:eastAsia="Times New Roman" w:hAnsi="Times New Roman" w:cs="Times New Roman"/>
@@ -146,11 +150,67 @@
           <w:kern w:val="36"/>
           <w:sz w:val="16"/>
           <w:szCs w:val="16"/>
+          <w:lang w:eastAsia="ru-RU"/>
+        </w:rPr>
+        <w:t>обладнання</w:t>
+      </w:r>
+      <w:proofErr w:type="spellEnd"/>
+      <w:r>
+        <w:rPr>
+          <w:rFonts w:ascii="Times New Roman" w:eastAsia="Times New Roman" w:hAnsi="Times New Roman" w:cs="Times New Roman"/>
+          <w:b/>
+          <w:bCs/>
+          <w:color w:val="010101"/>
+          <w:kern w:val="36"/>
+          <w:sz w:val="16"/>
+          <w:szCs w:val="16"/>
+          <w:lang w:val="uk-UA" w:eastAsia="ru-RU"/>
+        </w:rPr>
+        <w:t xml:space="preserve"> №</w:t>
+      </w:r>
+      <w:r>
+        <w:rPr>
+          <w:rFonts w:ascii="Times New Roman" w:eastAsia="Times New Roman" w:hAnsi="Times New Roman" w:cs="Times New Roman"/>
+          <w:b/>
+          <w:bCs/>
+          <w:color w:val="010101"/>
+          <w:kern w:val="36"/>
+          <w:sz w:val="16"/>
+          <w:szCs w:val="16"/>
+          <w:lang w:eastAsia="ru-RU"/>
+        </w:rPr>
+        <w:t xml:space="preserve"> </w:t>
+      </w:r>
+      <w:r>
+        <w:rPr>
+          <w:rFonts w:ascii="Times New Roman" w:eastAsia="Times New Roman" w:hAnsi="Times New Roman" w:cs="Times New Roman"/>
+          <w:b/>
+          <w:bCs/>
+          <w:color w:val="010101"/>
+          <w:kern w:val="36"/>
+          <w:sz w:val="16"/>
+          <w:szCs w:val="16"/>
+          <w:highlight w:val="cyan"/>
+          <w:lang w:eastAsia="ru-RU"/>
+        </w:rPr>
+        <w:t>${</w:t>
+      </w:r>
+      <w:proofErr w:type="spellStart"/>
+      <w:r>
+        <w:rPr>
+          <w:rFonts w:ascii="Times New Roman" w:eastAsia="Times New Roman" w:hAnsi="Times New Roman" w:cs="Times New Roman"/>
+          <w:b/>
+          <w:bCs/>
+          <w:color w:val="010101"/>
+          <w:kern w:val="36"/>
+          <w:sz w:val="16"/>
+          <w:szCs w:val="16"/>
           <w:highlight w:val="cyan"/>
           <w:lang w:val="en-US" w:eastAsia="ru-RU"/>
         </w:rPr>
         <w:t>agreementNumber</w:t>
       </w:r>
+      <w:proofErr w:type="spellEnd"/>
       <w:r>
         <w:rPr>
           <w:rFonts w:ascii="Times New Roman" w:eastAsia="Times New Roman" w:hAnsi="Times New Roman" w:cs="Times New Roman"/>
@@ -205,6 +265,7 @@
         </w:rPr>
         <w:t>${</w:t>
       </w:r>
+      <w:proofErr w:type="spellStart"/>
       <w:r>
         <w:rPr>
           <w:rFonts w:ascii="Times New Roman" w:eastAsia="Times New Roman" w:hAnsi="Times New Roman" w:cs="Times New Roman"/>
@@ -216,6 +277,7 @@
         </w:rPr>
         <w:t>adminDate</w:t>
       </w:r>
+      <w:proofErr w:type="spellEnd"/>
       <w:r>
         <w:rPr>
           <w:rFonts w:ascii="Times New Roman" w:eastAsia="Times New Roman" w:hAnsi="Times New Roman" w:cs="Times New Roman"/>
@@ -643,8 +705,9 @@
           <w:highlight w:val="yellow"/>
           <w:lang w:val="uk-UA"/>
         </w:rPr>
-        <w:t>${name}</w:t>
-      </w:r>
+        <w:t>${</w:t>
+      </w:r>
+      <w:proofErr w:type="spellStart"/>
       <w:r>
         <w:rPr>
           <w:rFonts w:ascii="Times New Roman" w:eastAsia="Times New Roman" w:hAnsi="Times New Roman" w:cs="Times New Roman"/>
@@ -652,20 +715,12 @@
           <w:bCs/>
           <w:sz w:val="16"/>
           <w:szCs w:val="16"/>
-          <w:lang w:val="uk-UA"/>
-        </w:rPr>
-        <w:t xml:space="preserve">, </w:t>
-      </w:r>
-      <w:r>
-        <w:rPr>
-          <w:rFonts w:ascii="Times New Roman" w:eastAsia="Times New Roman" w:hAnsi="Times New Roman" w:cs="Times New Roman"/>
-          <w:bCs/>
-          <w:sz w:val="16"/>
-          <w:szCs w:val="16"/>
-          <w:lang w:val="uk-UA"/>
-        </w:rPr>
-        <w:t>іменований надалі</w:t>
-      </w:r>
+          <w:highlight w:val="yellow"/>
+          <w:lang w:val="uk-UA"/>
+        </w:rPr>
+        <w:t>name</w:t>
+      </w:r>
+      <w:proofErr w:type="spellEnd"/>
       <w:r>
         <w:rPr>
           <w:rFonts w:ascii="Times New Roman" w:eastAsia="Times New Roman" w:hAnsi="Times New Roman" w:cs="Times New Roman"/>
@@ -673,6 +728,39 @@
           <w:bCs/>
           <w:sz w:val="16"/>
           <w:szCs w:val="16"/>
+          <w:highlight w:val="yellow"/>
+          <w:lang w:val="uk-UA"/>
+        </w:rPr>
+        <w:t>}</w:t>
+      </w:r>
+      <w:r>
+        <w:rPr>
+          <w:rFonts w:ascii="Times New Roman" w:eastAsia="Times New Roman" w:hAnsi="Times New Roman" w:cs="Times New Roman"/>
+          <w:b/>
+          <w:bCs/>
+          <w:sz w:val="16"/>
+          <w:szCs w:val="16"/>
+          <w:lang w:val="uk-UA"/>
+        </w:rPr>
+        <w:t xml:space="preserve">, </w:t>
+      </w:r>
+      <w:r>
+        <w:rPr>
+          <w:rFonts w:ascii="Times New Roman" w:eastAsia="Times New Roman" w:hAnsi="Times New Roman" w:cs="Times New Roman"/>
+          <w:bCs/>
+          <w:sz w:val="16"/>
+          <w:szCs w:val="16"/>
+          <w:lang w:val="uk-UA"/>
+        </w:rPr>
+        <w:t>іменований надалі</w:t>
+      </w:r>
+      <w:r>
+        <w:rPr>
+          <w:rFonts w:ascii="Times New Roman" w:eastAsia="Times New Roman" w:hAnsi="Times New Roman" w:cs="Times New Roman"/>
+          <w:b/>
+          <w:bCs/>
+          <w:sz w:val="16"/>
+          <w:szCs w:val="16"/>
           <w:lang w:val="uk-UA"/>
         </w:rPr>
         <w:t xml:space="preserve"> «Орендар», </w:t>
@@ -694,7 +782,29 @@
           <w:highlight w:val="yellow"/>
           <w:lang w:val="uk-UA"/>
         </w:rPr>
-        <w:t>${name}</w:t>
+        <w:t>${</w:t>
+      </w:r>
+      <w:proofErr w:type="spellStart"/>
+      <w:r>
+        <w:rPr>
+          <w:rFonts w:ascii="Times New Roman" w:eastAsia="Times New Roman" w:hAnsi="Times New Roman" w:cs="Times New Roman"/>
+          <w:sz w:val="16"/>
+          <w:szCs w:val="16"/>
+          <w:highlight w:val="yellow"/>
+          <w:lang w:val="uk-UA"/>
+        </w:rPr>
+        <w:t>name</w:t>
+      </w:r>
+      <w:proofErr w:type="spellEnd"/>
+      <w:r>
+        <w:rPr>
+          <w:rFonts w:ascii="Times New Roman" w:eastAsia="Times New Roman" w:hAnsi="Times New Roman" w:cs="Times New Roman"/>
+          <w:sz w:val="16"/>
+          <w:szCs w:val="16"/>
+          <w:highlight w:val="yellow"/>
+          <w:lang w:val="uk-UA"/>
+        </w:rPr>
+        <w:t>}</w:t>
       </w:r>
       <w:r>
         <w:rPr>
@@ -713,7 +823,29 @@
           <w:highlight w:val="yellow"/>
           <w:lang w:val="uk-UA"/>
         </w:rPr>
-        <w:t>${clientINN}</w:t>
+        <w:t>${</w:t>
+      </w:r>
+      <w:proofErr w:type="spellStart"/>
+      <w:r>
+        <w:rPr>
+          <w:rFonts w:ascii="Times New Roman" w:eastAsia="Times New Roman" w:hAnsi="Times New Roman" w:cs="Times New Roman"/>
+          <w:sz w:val="16"/>
+          <w:szCs w:val="16"/>
+          <w:highlight w:val="yellow"/>
+          <w:lang w:val="uk-UA"/>
+        </w:rPr>
+        <w:t>clientINN</w:t>
+      </w:r>
+      <w:proofErr w:type="spellEnd"/>
+      <w:r>
+        <w:rPr>
+          <w:rFonts w:ascii="Times New Roman" w:eastAsia="Times New Roman" w:hAnsi="Times New Roman" w:cs="Times New Roman"/>
+          <w:sz w:val="16"/>
+          <w:szCs w:val="16"/>
+          <w:highlight w:val="yellow"/>
+          <w:lang w:val="uk-UA"/>
+        </w:rPr>
+        <w:t>}</w:t>
       </w:r>
       <w:r>
         <w:rPr>
@@ -743,6 +875,7 @@
         </w:rPr>
         <w:t>${</w:t>
       </w:r>
+      <w:proofErr w:type="spellStart"/>
       <w:r>
         <w:rPr>
           <w:rFonts w:ascii="Times New Roman" w:eastAsia="Times New Roman" w:hAnsi="Times New Roman" w:cs="Times New Roman"/>
@@ -753,6 +886,7 @@
         </w:rPr>
         <w:t>passportNumber</w:t>
       </w:r>
+      <w:proofErr w:type="spellEnd"/>
       <w:r>
         <w:rPr>
           <w:rFonts w:ascii="Times New Roman" w:eastAsia="Times New Roman" w:hAnsi="Times New Roman" w:cs="Times New Roman"/>
@@ -791,6 +925,7 @@
         </w:rPr>
         <w:t>${</w:t>
       </w:r>
+      <w:proofErr w:type="spellStart"/>
       <w:r>
         <w:rPr>
           <w:rFonts w:ascii="Times New Roman" w:eastAsia="Times New Roman" w:hAnsi="Times New Roman" w:cs="Times New Roman"/>
@@ -801,6 +936,7 @@
         </w:rPr>
         <w:t>passportIssue</w:t>
       </w:r>
+      <w:proofErr w:type="spellEnd"/>
       <w:r>
         <w:rPr>
           <w:rFonts w:ascii="Times New Roman" w:eastAsia="Times New Roman" w:hAnsi="Times New Roman" w:cs="Times New Roman"/>
@@ -848,6 +984,7 @@
         </w:rPr>
         <w:t>passport</w:t>
       </w:r>
+      <w:proofErr w:type="spellStart"/>
       <w:r>
         <w:rPr>
           <w:rFonts w:ascii="Times New Roman" w:eastAsia="Times New Roman" w:hAnsi="Times New Roman" w:cs="Times New Roman"/>
@@ -856,7 +993,18 @@
           <w:highlight w:val="yellow"/>
           <w:lang w:val="uk-UA"/>
         </w:rPr>
-        <w:t>Date}</w:t>
+        <w:t>Date</w:t>
+      </w:r>
+      <w:proofErr w:type="spellEnd"/>
+      <w:r>
+        <w:rPr>
+          <w:rFonts w:ascii="Times New Roman" w:eastAsia="Times New Roman" w:hAnsi="Times New Roman" w:cs="Times New Roman"/>
+          <w:sz w:val="16"/>
+          <w:szCs w:val="16"/>
+          <w:highlight w:val="yellow"/>
+          <w:lang w:val="uk-UA"/>
+        </w:rPr>
+        <w:t>}</w:t>
       </w:r>
       <w:r>
         <w:rPr>
@@ -973,14 +1121,38 @@
           <w:highlight w:val="cyan"/>
           <w:lang w:val="uk-UA" w:eastAsia="ru-RU"/>
         </w:rPr>
-        <w:t>${agreementNumber}</w:t>
-      </w:r>
+        <w:t>${</w:t>
+      </w:r>
+      <w:proofErr w:type="spellStart"/>
       <w:r>
         <w:rPr>
           <w:rFonts w:ascii="Times New Roman" w:eastAsia="Times New Roman" w:hAnsi="Times New Roman" w:cs="Times New Roman"/>
           <w:color w:val="010101"/>
           <w:sz w:val="16"/>
           <w:szCs w:val="16"/>
+          <w:highlight w:val="cyan"/>
+          <w:lang w:val="uk-UA" w:eastAsia="ru-RU"/>
+        </w:rPr>
+        <w:t>agreementNumber</w:t>
+      </w:r>
+      <w:proofErr w:type="spellEnd"/>
+      <w:r>
+        <w:rPr>
+          <w:rFonts w:ascii="Times New Roman" w:eastAsia="Times New Roman" w:hAnsi="Times New Roman" w:cs="Times New Roman"/>
+          <w:color w:val="010101"/>
+          <w:sz w:val="16"/>
+          <w:szCs w:val="16"/>
+          <w:highlight w:val="cyan"/>
+          <w:lang w:val="uk-UA" w:eastAsia="ru-RU"/>
+        </w:rPr>
+        <w:t>}</w:t>
+      </w:r>
+      <w:r>
+        <w:rPr>
+          <w:rFonts w:ascii="Times New Roman" w:eastAsia="Times New Roman" w:hAnsi="Times New Roman" w:cs="Times New Roman"/>
+          <w:color w:val="010101"/>
+          <w:sz w:val="16"/>
+          <w:szCs w:val="16"/>
           <w:lang w:val="uk-UA" w:eastAsia="ru-RU"/>
         </w:rPr>
         <w:t xml:space="preserve"> від </w:t>
@@ -996,6 +1168,7 @@
         </w:rPr>
         <w:t>${</w:t>
       </w:r>
+      <w:proofErr w:type="spellStart"/>
       <w:r>
         <w:rPr>
           <w:rFonts w:ascii="Times New Roman" w:eastAsia="Times New Roman" w:hAnsi="Times New Roman" w:cs="Times New Roman"/>
@@ -1007,6 +1180,7 @@
         </w:rPr>
         <w:t>adminDate</w:t>
       </w:r>
+      <w:proofErr w:type="spellEnd"/>
       <w:r>
         <w:rPr>
           <w:rFonts w:ascii="Times New Roman" w:eastAsia="Times New Roman" w:hAnsi="Times New Roman" w:cs="Times New Roman"/>
@@ -1191,8 +1365,18 @@
           <w:sz w:val="16"/>
           <w:szCs w:val="16"/>
         </w:rPr>
-        <w:t>. Найменування</w:t>
-      </w:r>
+        <w:t xml:space="preserve">. </w:t>
+      </w:r>
+      <w:proofErr w:type="spellStart"/>
+      <w:r>
+        <w:rPr>
+          <w:rFonts w:ascii="Times New Roman" w:hAnsi="Times New Roman" w:cs="Times New Roman"/>
+          <w:sz w:val="16"/>
+          <w:szCs w:val="16"/>
+        </w:rPr>
+        <w:t>Найменування</w:t>
+      </w:r>
+      <w:proofErr w:type="spellEnd"/>
       <w:r>
         <w:rPr>
           <w:rFonts w:ascii="Times New Roman" w:hAnsi="Times New Roman" w:cs="Times New Roman"/>
@@ -1217,7 +1401,27 @@
           <w:szCs w:val="16"/>
           <w:highlight w:val="green"/>
         </w:rPr>
-        <w:t>${adminEquipModel}</w:t>
+        <w:t>${</w:t>
+      </w:r>
+      <w:proofErr w:type="spellStart"/>
+      <w:r>
+        <w:rPr>
+          <w:rFonts w:ascii="Times New Roman" w:hAnsi="Times New Roman" w:cs="Times New Roman"/>
+          <w:sz w:val="16"/>
+          <w:szCs w:val="16"/>
+          <w:highlight w:val="green"/>
+        </w:rPr>
+        <w:t>adminEquipModel</w:t>
+      </w:r>
+      <w:proofErr w:type="spellEnd"/>
+      <w:r>
+        <w:rPr>
+          <w:rFonts w:ascii="Times New Roman" w:hAnsi="Times New Roman" w:cs="Times New Roman"/>
+          <w:sz w:val="16"/>
+          <w:szCs w:val="16"/>
+          <w:highlight w:val="green"/>
+        </w:rPr>
+        <w:t>}</w:t>
       </w:r>
     </w:p>
     <w:p>
@@ -1334,6 +1538,7 @@
         </w:rPr>
         <w:t>${</w:t>
       </w:r>
+      <w:proofErr w:type="spellStart"/>
       <w:r>
         <w:rPr>
           <w:rFonts w:ascii="Times New Roman" w:hAnsi="Times New Roman" w:cs="Times New Roman"/>
@@ -1343,6 +1548,7 @@
         </w:rPr>
         <w:t>adminEquipModel</w:t>
       </w:r>
+      <w:proofErr w:type="spellEnd"/>
       <w:r>
         <w:rPr>
           <w:rFonts w:ascii="Times New Roman" w:hAnsi="Times New Roman" w:cs="Times New Roman"/>
@@ -1372,6 +1578,7 @@
         </w:rPr>
         <w:t>${</w:t>
       </w:r>
+      <w:proofErr w:type="spellStart"/>
       <w:r>
         <w:rPr>
           <w:rFonts w:ascii="Times New Roman" w:hAnsi="Times New Roman" w:cs="Times New Roman"/>
@@ -1382,6 +1589,7 @@
         </w:rPr>
         <w:t>adminEquipCost</w:t>
       </w:r>
+      <w:proofErr w:type="spellEnd"/>
       <w:r>
         <w:rPr>
           <w:rFonts w:ascii="Times New Roman" w:hAnsi="Times New Roman" w:cs="Times New Roman"/>
@@ -1420,7 +1628,27 @@
           <w:szCs w:val="16"/>
           <w:lang w:val="uk-UA"/>
         </w:rPr>
-        <w:t xml:space="preserve">1.4. Сторони домовилися, що протягом строку оренди Об’єкт оренди буде знаходитися за адресою: </w:t>
+        <w:t xml:space="preserve">1.4. Сторони домовилися, що протягом строку оренди Об’єкт оренди буде знаходитися за </w:t>
+      </w:r>
+      <w:proofErr w:type="spellStart"/>
+      <w:r>
+        <w:rPr>
+          <w:rFonts w:ascii="Times New Roman" w:hAnsi="Times New Roman" w:cs="Times New Roman"/>
+          <w:sz w:val="16"/>
+          <w:szCs w:val="16"/>
+          <w:lang w:val="uk-UA"/>
+        </w:rPr>
+        <w:t>адресою</w:t>
+      </w:r>
+      <w:proofErr w:type="spellEnd"/>
+      <w:r>
+        <w:rPr>
+          <w:rFonts w:ascii="Times New Roman" w:hAnsi="Times New Roman" w:cs="Times New Roman"/>
+          <w:sz w:val="16"/>
+          <w:szCs w:val="16"/>
+          <w:lang w:val="uk-UA"/>
+        </w:rPr>
+        <w:t xml:space="preserve">: </w:t>
       </w:r>
       <w:r>
         <w:rPr>
@@ -1432,6 +1660,7 @@
         </w:rPr>
         <w:t>${</w:t>
       </w:r>
+      <w:proofErr w:type="spellStart"/>
       <w:r>
         <w:rPr>
           <w:rFonts w:ascii="Times New Roman" w:hAnsi="Times New Roman" w:cs="Times New Roman"/>
@@ -1441,6 +1670,7 @@
         </w:rPr>
         <w:t>equipRegion</w:t>
       </w:r>
+      <w:proofErr w:type="spellEnd"/>
       <w:r>
         <w:rPr>
           <w:rFonts w:ascii="Times New Roman" w:hAnsi="Times New Roman" w:cs="Times New Roman"/>
@@ -1477,7 +1707,29 @@
           <w:highlight w:val="yellow"/>
           <w:lang w:val="uk-UA"/>
         </w:rPr>
-        <w:t>${equipAdditional}</w:t>
+        <w:t>${</w:t>
+      </w:r>
+      <w:proofErr w:type="spellStart"/>
+      <w:r>
+        <w:rPr>
+          <w:rFonts w:ascii="Times New Roman" w:hAnsi="Times New Roman" w:cs="Times New Roman"/>
+          <w:sz w:val="16"/>
+          <w:szCs w:val="16"/>
+          <w:highlight w:val="yellow"/>
+          <w:lang w:val="uk-UA"/>
+        </w:rPr>
+        <w:t>equipAdditional</w:t>
+      </w:r>
+      <w:proofErr w:type="spellEnd"/>
+      <w:r>
+        <w:rPr>
+          <w:rFonts w:ascii="Times New Roman" w:hAnsi="Times New Roman" w:cs="Times New Roman"/>
+          <w:sz w:val="16"/>
+          <w:szCs w:val="16"/>
+          <w:highlight w:val="yellow"/>
+          <w:lang w:val="uk-UA"/>
+        </w:rPr>
+        <w:t>}</w:t>
       </w:r>
       <w:r>
         <w:rPr>
@@ -1663,16 +1915,170 @@
           <w:sz w:val="16"/>
           <w:szCs w:val="16"/>
         </w:rPr>
-        <w:t>2.1. Об’єкт оренди передається в оренду для використання виключн</w:t>
-      </w:r>
-      <w:r>
-        <w:rPr>
-          <w:rFonts w:ascii="Times New Roman" w:hAnsi="Times New Roman" w:cs="Times New Roman"/>
-          <w:sz w:val="16"/>
-          <w:szCs w:val="16"/>
-        </w:rPr>
-        <w:t>о за його цільовим призначенням</w:t>
-      </w:r>
+        <w:t xml:space="preserve">2.1. </w:t>
+      </w:r>
+      <w:proofErr w:type="spellStart"/>
+      <w:r>
+        <w:rPr>
+          <w:rFonts w:ascii="Times New Roman" w:hAnsi="Times New Roman" w:cs="Times New Roman"/>
+          <w:sz w:val="16"/>
+          <w:szCs w:val="16"/>
+        </w:rPr>
+        <w:t>Об’єкт</w:t>
+      </w:r>
+      <w:proofErr w:type="spellEnd"/>
+      <w:r>
+        <w:rPr>
+          <w:rFonts w:ascii="Times New Roman" w:hAnsi="Times New Roman" w:cs="Times New Roman"/>
+          <w:sz w:val="16"/>
+          <w:szCs w:val="16"/>
+        </w:rPr>
+        <w:t xml:space="preserve"> </w:t>
+      </w:r>
+      <w:proofErr w:type="spellStart"/>
+      <w:r>
+        <w:rPr>
+          <w:rFonts w:ascii="Times New Roman" w:hAnsi="Times New Roman" w:cs="Times New Roman"/>
+          <w:sz w:val="16"/>
+          <w:szCs w:val="16"/>
+        </w:rPr>
+        <w:t>оренди</w:t>
+      </w:r>
+      <w:proofErr w:type="spellEnd"/>
+      <w:r>
+        <w:rPr>
+          <w:rFonts w:ascii="Times New Roman" w:hAnsi="Times New Roman" w:cs="Times New Roman"/>
+          <w:sz w:val="16"/>
+          <w:szCs w:val="16"/>
+        </w:rPr>
+        <w:t xml:space="preserve"> </w:t>
+      </w:r>
+      <w:proofErr w:type="spellStart"/>
+      <w:r>
+        <w:rPr>
+          <w:rFonts w:ascii="Times New Roman" w:hAnsi="Times New Roman" w:cs="Times New Roman"/>
+          <w:sz w:val="16"/>
+          <w:szCs w:val="16"/>
+        </w:rPr>
+        <w:t>передається</w:t>
+      </w:r>
+      <w:proofErr w:type="spellEnd"/>
+      <w:r>
+        <w:rPr>
+          <w:rFonts w:ascii="Times New Roman" w:hAnsi="Times New Roman" w:cs="Times New Roman"/>
+          <w:sz w:val="16"/>
+          <w:szCs w:val="16"/>
+        </w:rPr>
+        <w:t xml:space="preserve"> в </w:t>
+      </w:r>
+      <w:proofErr w:type="spellStart"/>
+      <w:r>
+        <w:rPr>
+          <w:rFonts w:ascii="Times New Roman" w:hAnsi="Times New Roman" w:cs="Times New Roman"/>
+          <w:sz w:val="16"/>
+          <w:szCs w:val="16"/>
+        </w:rPr>
+        <w:t>оренду</w:t>
+      </w:r>
+      <w:proofErr w:type="spellEnd"/>
+      <w:r>
+        <w:rPr>
+          <w:rFonts w:ascii="Times New Roman" w:hAnsi="Times New Roman" w:cs="Times New Roman"/>
+          <w:sz w:val="16"/>
+          <w:szCs w:val="16"/>
+        </w:rPr>
+        <w:t xml:space="preserve"> для </w:t>
+      </w:r>
+      <w:proofErr w:type="spellStart"/>
+      <w:r>
+        <w:rPr>
+          <w:rFonts w:ascii="Times New Roman" w:hAnsi="Times New Roman" w:cs="Times New Roman"/>
+          <w:sz w:val="16"/>
+          <w:szCs w:val="16"/>
+        </w:rPr>
+        <w:t>використання</w:t>
+      </w:r>
+      <w:proofErr w:type="spellEnd"/>
+      <w:r>
+        <w:rPr>
+          <w:rFonts w:ascii="Times New Roman" w:hAnsi="Times New Roman" w:cs="Times New Roman"/>
+          <w:sz w:val="16"/>
+          <w:szCs w:val="16"/>
+        </w:rPr>
+        <w:t xml:space="preserve"> </w:t>
+      </w:r>
+      <w:proofErr w:type="spellStart"/>
+      <w:r>
+        <w:rPr>
+          <w:rFonts w:ascii="Times New Roman" w:hAnsi="Times New Roman" w:cs="Times New Roman"/>
+          <w:sz w:val="16"/>
+          <w:szCs w:val="16"/>
+        </w:rPr>
+        <w:t>виключн</w:t>
+      </w:r>
+      <w:r>
+        <w:rPr>
+          <w:rFonts w:ascii="Times New Roman" w:hAnsi="Times New Roman" w:cs="Times New Roman"/>
+          <w:sz w:val="16"/>
+          <w:szCs w:val="16"/>
+        </w:rPr>
+        <w:t>о</w:t>
+      </w:r>
+      <w:proofErr w:type="spellEnd"/>
+      <w:r>
+        <w:rPr>
+          <w:rFonts w:ascii="Times New Roman" w:hAnsi="Times New Roman" w:cs="Times New Roman"/>
+          <w:sz w:val="16"/>
+          <w:szCs w:val="16"/>
+        </w:rPr>
+        <w:t xml:space="preserve"> за </w:t>
+      </w:r>
+      <w:proofErr w:type="spellStart"/>
+      <w:r>
+        <w:rPr>
+          <w:rFonts w:ascii="Times New Roman" w:hAnsi="Times New Roman" w:cs="Times New Roman"/>
+          <w:sz w:val="16"/>
+          <w:szCs w:val="16"/>
+        </w:rPr>
+        <w:t>його</w:t>
+      </w:r>
+      <w:proofErr w:type="spellEnd"/>
+      <w:r>
+        <w:rPr>
+          <w:rFonts w:ascii="Times New Roman" w:hAnsi="Times New Roman" w:cs="Times New Roman"/>
+          <w:sz w:val="16"/>
+          <w:szCs w:val="16"/>
+        </w:rPr>
+        <w:t xml:space="preserve"> </w:t>
+      </w:r>
+      <w:proofErr w:type="spellStart"/>
+      <w:r>
+        <w:rPr>
+          <w:rFonts w:ascii="Times New Roman" w:hAnsi="Times New Roman" w:cs="Times New Roman"/>
+          <w:sz w:val="16"/>
+          <w:szCs w:val="16"/>
+        </w:rPr>
+        <w:t>цільовим</w:t>
+      </w:r>
+      <w:proofErr w:type="spellEnd"/>
+      <w:r>
+        <w:rPr>
+          <w:rFonts w:ascii="Times New Roman" w:hAnsi="Times New Roman" w:cs="Times New Roman"/>
+          <w:sz w:val="16"/>
+          <w:szCs w:val="16"/>
+        </w:rPr>
+        <w:t xml:space="preserve"> </w:t>
+      </w:r>
+      <w:proofErr w:type="spellStart"/>
+      <w:r>
+        <w:rPr>
+          <w:rFonts w:ascii="Times New Roman" w:hAnsi="Times New Roman" w:cs="Times New Roman"/>
+          <w:sz w:val="16"/>
+          <w:szCs w:val="16"/>
+        </w:rPr>
+        <w:t>призначенням</w:t>
+      </w:r>
+      <w:proofErr w:type="spellEnd"/>
       <w:r>
         <w:rPr>
           <w:rFonts w:ascii="Times New Roman" w:hAnsi="Times New Roman" w:cs="Times New Roman"/>
@@ -1700,13 +2106,131 @@
         </w:rPr>
         <w:t xml:space="preserve"> х</w:t>
       </w:r>
-      <w:r>
-        <w:rPr>
-          <w:rFonts w:ascii="Times New Roman" w:hAnsi="Times New Roman" w:cs="Times New Roman"/>
-          <w:sz w:val="16"/>
-          <w:szCs w:val="16"/>
-        </w:rPr>
-        <w:t>олодильна вітрина для зберігання та реалізації кондитерських виробів та десертів.</w:t>
+      <w:proofErr w:type="spellStart"/>
+      <w:r>
+        <w:rPr>
+          <w:rFonts w:ascii="Times New Roman" w:hAnsi="Times New Roman" w:cs="Times New Roman"/>
+          <w:sz w:val="16"/>
+          <w:szCs w:val="16"/>
+        </w:rPr>
+        <w:t>олодильна</w:t>
+      </w:r>
+      <w:proofErr w:type="spellEnd"/>
+      <w:r>
+        <w:rPr>
+          <w:rFonts w:ascii="Times New Roman" w:hAnsi="Times New Roman" w:cs="Times New Roman"/>
+          <w:sz w:val="16"/>
+          <w:szCs w:val="16"/>
+        </w:rPr>
+        <w:t xml:space="preserve"> </w:t>
+      </w:r>
+      <w:proofErr w:type="spellStart"/>
+      <w:r>
+        <w:rPr>
+          <w:rFonts w:ascii="Times New Roman" w:hAnsi="Times New Roman" w:cs="Times New Roman"/>
+          <w:sz w:val="16"/>
+          <w:szCs w:val="16"/>
+        </w:rPr>
+        <w:t>вітрина</w:t>
+      </w:r>
+      <w:proofErr w:type="spellEnd"/>
+      <w:r>
+        <w:rPr>
+          <w:rFonts w:ascii="Times New Roman" w:hAnsi="Times New Roman" w:cs="Times New Roman"/>
+          <w:sz w:val="16"/>
+          <w:szCs w:val="16"/>
+        </w:rPr>
+        <w:t xml:space="preserve"> для </w:t>
+      </w:r>
+      <w:proofErr w:type="spellStart"/>
+      <w:r>
+        <w:rPr>
+          <w:rFonts w:ascii="Times New Roman" w:hAnsi="Times New Roman" w:cs="Times New Roman"/>
+          <w:sz w:val="16"/>
+          <w:szCs w:val="16"/>
+        </w:rPr>
+        <w:t>зберігання</w:t>
+      </w:r>
+      <w:proofErr w:type="spellEnd"/>
+      <w:r>
+        <w:rPr>
+          <w:rFonts w:ascii="Times New Roman" w:hAnsi="Times New Roman" w:cs="Times New Roman"/>
+          <w:sz w:val="16"/>
+          <w:szCs w:val="16"/>
+        </w:rPr>
+        <w:t xml:space="preserve"> та </w:t>
+      </w:r>
+      <w:proofErr w:type="spellStart"/>
+      <w:r>
+        <w:rPr>
+          <w:rFonts w:ascii="Times New Roman" w:hAnsi="Times New Roman" w:cs="Times New Roman"/>
+          <w:sz w:val="16"/>
+          <w:szCs w:val="16"/>
+        </w:rPr>
+        <w:t>реалізації</w:t>
+      </w:r>
+      <w:proofErr w:type="spellEnd"/>
+      <w:r>
+        <w:rPr>
+          <w:rFonts w:ascii="Times New Roman" w:hAnsi="Times New Roman" w:cs="Times New Roman"/>
+          <w:sz w:val="16"/>
+          <w:szCs w:val="16"/>
+        </w:rPr>
+        <w:t xml:space="preserve"> </w:t>
+      </w:r>
+      <w:proofErr w:type="spellStart"/>
+      <w:r>
+        <w:rPr>
+          <w:rFonts w:ascii="Times New Roman" w:hAnsi="Times New Roman" w:cs="Times New Roman"/>
+          <w:sz w:val="16"/>
+          <w:szCs w:val="16"/>
+        </w:rPr>
+        <w:t>кондитерських</w:t>
+      </w:r>
+      <w:proofErr w:type="spellEnd"/>
+      <w:r>
+        <w:rPr>
+          <w:rFonts w:ascii="Times New Roman" w:hAnsi="Times New Roman" w:cs="Times New Roman"/>
+          <w:sz w:val="16"/>
+          <w:szCs w:val="16"/>
+        </w:rPr>
+        <w:t xml:space="preserve"> </w:t>
+      </w:r>
+      <w:proofErr w:type="spellStart"/>
+      <w:r>
+        <w:rPr>
+          <w:rFonts w:ascii="Times New Roman" w:hAnsi="Times New Roman" w:cs="Times New Roman"/>
+          <w:sz w:val="16"/>
+          <w:szCs w:val="16"/>
+        </w:rPr>
+        <w:t>виробів</w:t>
+      </w:r>
+      <w:proofErr w:type="spellEnd"/>
+      <w:r>
+        <w:rPr>
+          <w:rFonts w:ascii="Times New Roman" w:hAnsi="Times New Roman" w:cs="Times New Roman"/>
+          <w:sz w:val="16"/>
+          <w:szCs w:val="16"/>
+        </w:rPr>
+        <w:t xml:space="preserve"> та </w:t>
+      </w:r>
+      <w:proofErr w:type="spellStart"/>
+      <w:r>
+        <w:rPr>
+          <w:rFonts w:ascii="Times New Roman" w:hAnsi="Times New Roman" w:cs="Times New Roman"/>
+          <w:sz w:val="16"/>
+          <w:szCs w:val="16"/>
+        </w:rPr>
+        <w:t>десертів</w:t>
+      </w:r>
+      <w:proofErr w:type="spellEnd"/>
+      <w:r>
+        <w:rPr>
+          <w:rFonts w:ascii="Times New Roman" w:hAnsi="Times New Roman" w:cs="Times New Roman"/>
+          <w:sz w:val="16"/>
+          <w:szCs w:val="16"/>
+        </w:rPr>
+        <w:t>.</w:t>
       </w:r>
     </w:p>
     <w:p>
@@ -1728,22 +2252,70 @@
         </w:rPr>
         <w:t xml:space="preserve">2.2 </w:t>
       </w:r>
-      <w:r>
-        <w:rPr>
-          <w:rFonts w:ascii="Times New Roman" w:hAnsi="Times New Roman" w:cs="Times New Roman"/>
-          <w:sz w:val="16"/>
-          <w:szCs w:val="16"/>
-        </w:rPr>
-        <w:t xml:space="preserve">Об’єкт оренди </w:t>
-      </w:r>
-      <w:r>
-        <w:rPr>
-          <w:rFonts w:ascii="Times New Roman" w:hAnsi="Times New Roman" w:cs="Times New Roman"/>
-          <w:sz w:val="16"/>
-          <w:szCs w:val="16"/>
-        </w:rPr>
-        <w:t>може використовуватис</w:t>
-      </w:r>
+      <w:proofErr w:type="spellStart"/>
+      <w:r>
+        <w:rPr>
+          <w:rFonts w:ascii="Times New Roman" w:hAnsi="Times New Roman" w:cs="Times New Roman"/>
+          <w:sz w:val="16"/>
+          <w:szCs w:val="16"/>
+        </w:rPr>
+        <w:t>Об’єкт</w:t>
+      </w:r>
+      <w:proofErr w:type="spellEnd"/>
+      <w:r>
+        <w:rPr>
+          <w:rFonts w:ascii="Times New Roman" w:hAnsi="Times New Roman" w:cs="Times New Roman"/>
+          <w:sz w:val="16"/>
+          <w:szCs w:val="16"/>
+        </w:rPr>
+        <w:t xml:space="preserve"> </w:t>
+      </w:r>
+      <w:proofErr w:type="spellStart"/>
+      <w:r>
+        <w:rPr>
+          <w:rFonts w:ascii="Times New Roman" w:hAnsi="Times New Roman" w:cs="Times New Roman"/>
+          <w:sz w:val="16"/>
+          <w:szCs w:val="16"/>
+        </w:rPr>
+        <w:t>оренди</w:t>
+      </w:r>
+      <w:proofErr w:type="spellEnd"/>
+      <w:r>
+        <w:rPr>
+          <w:rFonts w:ascii="Times New Roman" w:hAnsi="Times New Roman" w:cs="Times New Roman"/>
+          <w:sz w:val="16"/>
+          <w:szCs w:val="16"/>
+        </w:rPr>
+        <w:t xml:space="preserve"> </w:t>
+      </w:r>
+      <w:proofErr w:type="spellStart"/>
+      <w:r>
+        <w:rPr>
+          <w:rFonts w:ascii="Times New Roman" w:hAnsi="Times New Roman" w:cs="Times New Roman"/>
+          <w:sz w:val="16"/>
+          <w:szCs w:val="16"/>
+        </w:rPr>
+        <w:t>може</w:t>
+      </w:r>
+      <w:proofErr w:type="spellEnd"/>
+      <w:r>
+        <w:rPr>
+          <w:rFonts w:ascii="Times New Roman" w:hAnsi="Times New Roman" w:cs="Times New Roman"/>
+          <w:sz w:val="16"/>
+          <w:szCs w:val="16"/>
+        </w:rPr>
+        <w:t xml:space="preserve"> </w:t>
+      </w:r>
+      <w:proofErr w:type="spellStart"/>
+      <w:r>
+        <w:rPr>
+          <w:rFonts w:ascii="Times New Roman" w:hAnsi="Times New Roman" w:cs="Times New Roman"/>
+          <w:sz w:val="16"/>
+          <w:szCs w:val="16"/>
+        </w:rPr>
+        <w:t>використовуватис</w:t>
+      </w:r>
+      <w:proofErr w:type="spellEnd"/>
       <w:r>
         <w:rPr>
           <w:rFonts w:ascii="Times New Roman" w:hAnsi="Times New Roman" w:cs="Times New Roman"/>
@@ -1759,8 +2331,36 @@
           <w:sz w:val="16"/>
           <w:szCs w:val="16"/>
         </w:rPr>
-        <w:t xml:space="preserve"> лише за адресою</w:t>
-      </w:r>
+        <w:t xml:space="preserve"> </w:t>
+      </w:r>
+      <w:proofErr w:type="spellStart"/>
+      <w:r>
+        <w:rPr>
+          <w:rFonts w:ascii="Times New Roman" w:hAnsi="Times New Roman" w:cs="Times New Roman"/>
+          <w:sz w:val="16"/>
+          <w:szCs w:val="16"/>
+        </w:rPr>
+        <w:t>лише</w:t>
+      </w:r>
+      <w:proofErr w:type="spellEnd"/>
+      <w:r>
+        <w:rPr>
+          <w:rFonts w:ascii="Times New Roman" w:hAnsi="Times New Roman" w:cs="Times New Roman"/>
+          <w:sz w:val="16"/>
+          <w:szCs w:val="16"/>
+        </w:rPr>
+        <w:t xml:space="preserve"> за </w:t>
+      </w:r>
+      <w:proofErr w:type="spellStart"/>
+      <w:r>
+        <w:rPr>
+          <w:rFonts w:ascii="Times New Roman" w:hAnsi="Times New Roman" w:cs="Times New Roman"/>
+          <w:sz w:val="16"/>
+          <w:szCs w:val="16"/>
+        </w:rPr>
+        <w:t>адресою</w:t>
+      </w:r>
+      <w:proofErr w:type="spellEnd"/>
       <w:r>
         <w:rPr>
           <w:rFonts w:ascii="Times New Roman" w:hAnsi="Times New Roman" w:cs="Times New Roman"/>
@@ -1794,7 +2394,61 @@
           <w:sz w:val="16"/>
           <w:szCs w:val="16"/>
         </w:rPr>
-        <w:t xml:space="preserve">. При переміщенні Орендар зобов’язаний </w:t>
+        <w:t xml:space="preserve">. При </w:t>
+      </w:r>
+      <w:proofErr w:type="spellStart"/>
+      <w:r>
+        <w:rPr>
+          <w:rFonts w:ascii="Times New Roman" w:hAnsi="Times New Roman" w:cs="Times New Roman"/>
+          <w:sz w:val="16"/>
+          <w:szCs w:val="16"/>
+        </w:rPr>
+        <w:t>переміщенні</w:t>
+      </w:r>
+      <w:proofErr w:type="spellEnd"/>
+      <w:r>
+        <w:rPr>
+          <w:rFonts w:ascii="Times New Roman" w:hAnsi="Times New Roman" w:cs="Times New Roman"/>
+          <w:sz w:val="16"/>
+          <w:szCs w:val="16"/>
+        </w:rPr>
+        <w:t xml:space="preserve"> </w:t>
+      </w:r>
+      <w:proofErr w:type="spellStart"/>
+      <w:r>
+        <w:rPr>
+          <w:rFonts w:ascii="Times New Roman" w:hAnsi="Times New Roman" w:cs="Times New Roman"/>
+          <w:sz w:val="16"/>
+          <w:szCs w:val="16"/>
+        </w:rPr>
+        <w:t>Орендар</w:t>
+      </w:r>
+      <w:proofErr w:type="spellEnd"/>
+      <w:r>
+        <w:rPr>
+          <w:rFonts w:ascii="Times New Roman" w:hAnsi="Times New Roman" w:cs="Times New Roman"/>
+          <w:sz w:val="16"/>
+          <w:szCs w:val="16"/>
+        </w:rPr>
+        <w:t xml:space="preserve"> </w:t>
+      </w:r>
+      <w:proofErr w:type="spellStart"/>
+      <w:r>
+        <w:rPr>
+          <w:rFonts w:ascii="Times New Roman" w:hAnsi="Times New Roman" w:cs="Times New Roman"/>
+          <w:sz w:val="16"/>
+          <w:szCs w:val="16"/>
+        </w:rPr>
+        <w:t>зобов’язаний</w:t>
+      </w:r>
+      <w:proofErr w:type="spellEnd"/>
+      <w:r>
+        <w:rPr>
+          <w:rFonts w:ascii="Times New Roman" w:hAnsi="Times New Roman" w:cs="Times New Roman"/>
+          <w:sz w:val="16"/>
+          <w:szCs w:val="16"/>
+        </w:rPr>
+        <w:t xml:space="preserve"> </w:t>
       </w:r>
       <w:r>
         <w:rPr>
@@ -1849,6 +2503,7 @@
         </w:rPr>
         <w:t xml:space="preserve">робочих днів, </w:t>
       </w:r>
+      <w:proofErr w:type="spellStart"/>
       <w:r>
         <w:rPr>
           <w:rFonts w:ascii="Times New Roman" w:hAnsi="Times New Roman" w:cs="Times New Roman"/>
@@ -1857,6 +2512,7 @@
         </w:rPr>
         <w:t>повідомити</w:t>
       </w:r>
+      <w:proofErr w:type="spellEnd"/>
       <w:r>
         <w:rPr>
           <w:rFonts w:ascii="Times New Roman" w:hAnsi="Times New Roman" w:cs="Times New Roman"/>
@@ -1872,8 +2528,18 @@
           <w:sz w:val="16"/>
           <w:szCs w:val="16"/>
         </w:rPr>
-        <w:t xml:space="preserve"> Орендодавця</w:t>
-      </w:r>
+        <w:t xml:space="preserve"> </w:t>
+      </w:r>
+      <w:proofErr w:type="spellStart"/>
+      <w:r>
+        <w:rPr>
+          <w:rFonts w:ascii="Times New Roman" w:hAnsi="Times New Roman" w:cs="Times New Roman"/>
+          <w:sz w:val="16"/>
+          <w:szCs w:val="16"/>
+        </w:rPr>
+        <w:t>Орендодавця</w:t>
+      </w:r>
+      <w:proofErr w:type="spellEnd"/>
       <w:r>
         <w:rPr>
           <w:rFonts w:ascii="Times New Roman" w:hAnsi="Times New Roman" w:cs="Times New Roman"/>
@@ -2168,8 +2834,9 @@
           <w:szCs w:val="16"/>
           <w:lang w:val="uk-UA" w:eastAsia="ru-RU"/>
         </w:rPr>
-        <w:t>з дня підписання Сторонами Акт</w:t>
-      </w:r>
+        <w:t xml:space="preserve">з дня підписання Сторонами </w:t>
+      </w:r>
+      <w:proofErr w:type="spellStart"/>
       <w:r>
         <w:rPr>
           <w:rFonts w:ascii="Times New Roman" w:eastAsia="Times New Roman" w:hAnsi="Times New Roman" w:cs="Times New Roman"/>
@@ -2178,8 +2845,19 @@
           <w:szCs w:val="16"/>
           <w:lang w:val="uk-UA" w:eastAsia="ru-RU"/>
         </w:rPr>
+        <w:t>Акт</w:t>
+      </w:r>
+      <w:r>
+        <w:rPr>
+          <w:rFonts w:ascii="Times New Roman" w:eastAsia="Times New Roman" w:hAnsi="Times New Roman" w:cs="Times New Roman"/>
+          <w:color w:val="010101"/>
+          <w:sz w:val="16"/>
+          <w:szCs w:val="16"/>
+          <w:lang w:val="uk-UA" w:eastAsia="ru-RU"/>
+        </w:rPr>
         <w:t>а</w:t>
       </w:r>
+      <w:proofErr w:type="spellEnd"/>
       <w:r>
         <w:rPr>
           <w:rFonts w:ascii="Times New Roman" w:eastAsia="Times New Roman" w:hAnsi="Times New Roman" w:cs="Times New Roman"/>
@@ -2277,7 +2955,43 @@
           <w:sz w:val="16"/>
           <w:szCs w:val="16"/>
         </w:rPr>
-        <w:t xml:space="preserve">3.2. Після закінчення </w:t>
+        <w:t xml:space="preserve">3.2. </w:t>
+      </w:r>
+      <w:proofErr w:type="spellStart"/>
+      <w:r>
+        <w:rPr>
+          <w:rFonts w:ascii="Times New Roman" w:hAnsi="Times New Roman" w:cs="Times New Roman"/>
+          <w:sz w:val="16"/>
+          <w:szCs w:val="16"/>
+        </w:rPr>
+        <w:t>Після</w:t>
+      </w:r>
+      <w:proofErr w:type="spellEnd"/>
+      <w:r>
+        <w:rPr>
+          <w:rFonts w:ascii="Times New Roman" w:hAnsi="Times New Roman" w:cs="Times New Roman"/>
+          <w:sz w:val="16"/>
+          <w:szCs w:val="16"/>
+        </w:rPr>
+        <w:t xml:space="preserve"> </w:t>
+      </w:r>
+      <w:proofErr w:type="spellStart"/>
+      <w:r>
+        <w:rPr>
+          <w:rFonts w:ascii="Times New Roman" w:hAnsi="Times New Roman" w:cs="Times New Roman"/>
+          <w:sz w:val="16"/>
+          <w:szCs w:val="16"/>
+        </w:rPr>
+        <w:t>закінчення</w:t>
+      </w:r>
+      <w:proofErr w:type="spellEnd"/>
+      <w:r>
+        <w:rPr>
+          <w:rFonts w:ascii="Times New Roman" w:hAnsi="Times New Roman" w:cs="Times New Roman"/>
+          <w:sz w:val="16"/>
+          <w:szCs w:val="16"/>
+        </w:rPr>
+        <w:t xml:space="preserve"> </w:t>
       </w:r>
       <w:r>
         <w:rPr>
@@ -2314,13 +3028,77 @@
         </w:rPr>
         <w:t>О</w:t>
       </w:r>
-      <w:r>
-        <w:rPr>
-          <w:rFonts w:ascii="Times New Roman" w:hAnsi="Times New Roman" w:cs="Times New Roman"/>
-          <w:sz w:val="16"/>
-          <w:szCs w:val="16"/>
-        </w:rPr>
-        <w:t xml:space="preserve">рендар має переважне право його </w:t>
+      <w:proofErr w:type="spellStart"/>
+      <w:r>
+        <w:rPr>
+          <w:rFonts w:ascii="Times New Roman" w:hAnsi="Times New Roman" w:cs="Times New Roman"/>
+          <w:sz w:val="16"/>
+          <w:szCs w:val="16"/>
+        </w:rPr>
+        <w:t>рендар</w:t>
+      </w:r>
+      <w:proofErr w:type="spellEnd"/>
+      <w:r>
+        <w:rPr>
+          <w:rFonts w:ascii="Times New Roman" w:hAnsi="Times New Roman" w:cs="Times New Roman"/>
+          <w:sz w:val="16"/>
+          <w:szCs w:val="16"/>
+        </w:rPr>
+        <w:t xml:space="preserve"> </w:t>
+      </w:r>
+      <w:proofErr w:type="spellStart"/>
+      <w:r>
+        <w:rPr>
+          <w:rFonts w:ascii="Times New Roman" w:hAnsi="Times New Roman" w:cs="Times New Roman"/>
+          <w:sz w:val="16"/>
+          <w:szCs w:val="16"/>
+        </w:rPr>
+        <w:t>має</w:t>
+      </w:r>
+      <w:proofErr w:type="spellEnd"/>
+      <w:r>
+        <w:rPr>
+          <w:rFonts w:ascii="Times New Roman" w:hAnsi="Times New Roman" w:cs="Times New Roman"/>
+          <w:sz w:val="16"/>
+          <w:szCs w:val="16"/>
+        </w:rPr>
+        <w:t xml:space="preserve"> </w:t>
+      </w:r>
+      <w:proofErr w:type="spellStart"/>
+      <w:r>
+        <w:rPr>
+          <w:rFonts w:ascii="Times New Roman" w:hAnsi="Times New Roman" w:cs="Times New Roman"/>
+          <w:sz w:val="16"/>
+          <w:szCs w:val="16"/>
+        </w:rPr>
+        <w:t>переважне</w:t>
+      </w:r>
+      <w:proofErr w:type="spellEnd"/>
+      <w:r>
+        <w:rPr>
+          <w:rFonts w:ascii="Times New Roman" w:hAnsi="Times New Roman" w:cs="Times New Roman"/>
+          <w:sz w:val="16"/>
+          <w:szCs w:val="16"/>
+        </w:rPr>
+        <w:t xml:space="preserve"> право </w:t>
+      </w:r>
+      <w:proofErr w:type="spellStart"/>
+      <w:r>
+        <w:rPr>
+          <w:rFonts w:ascii="Times New Roman" w:hAnsi="Times New Roman" w:cs="Times New Roman"/>
+          <w:sz w:val="16"/>
+          <w:szCs w:val="16"/>
+        </w:rPr>
+        <w:t>його</w:t>
+      </w:r>
+      <w:proofErr w:type="spellEnd"/>
+      <w:r>
+        <w:rPr>
+          <w:rFonts w:ascii="Times New Roman" w:hAnsi="Times New Roman" w:cs="Times New Roman"/>
+          <w:sz w:val="16"/>
+          <w:szCs w:val="16"/>
+        </w:rPr>
+        <w:t xml:space="preserve"> </w:t>
       </w:r>
       <w:r>
         <w:rPr>
@@ -2337,7 +3115,79 @@
           <w:sz w:val="16"/>
           <w:szCs w:val="16"/>
         </w:rPr>
-        <w:t xml:space="preserve">. У цьому разі, якщо жодна </w:t>
+        <w:t xml:space="preserve">. У </w:t>
+      </w:r>
+      <w:proofErr w:type="spellStart"/>
+      <w:r>
+        <w:rPr>
+          <w:rFonts w:ascii="Times New Roman" w:hAnsi="Times New Roman" w:cs="Times New Roman"/>
+          <w:sz w:val="16"/>
+          <w:szCs w:val="16"/>
+        </w:rPr>
+        <w:t>цьому</w:t>
+      </w:r>
+      <w:proofErr w:type="spellEnd"/>
+      <w:r>
+        <w:rPr>
+          <w:rFonts w:ascii="Times New Roman" w:hAnsi="Times New Roman" w:cs="Times New Roman"/>
+          <w:sz w:val="16"/>
+          <w:szCs w:val="16"/>
+        </w:rPr>
+        <w:t xml:space="preserve"> </w:t>
+      </w:r>
+      <w:proofErr w:type="spellStart"/>
+      <w:r>
+        <w:rPr>
+          <w:rFonts w:ascii="Times New Roman" w:hAnsi="Times New Roman" w:cs="Times New Roman"/>
+          <w:sz w:val="16"/>
+          <w:szCs w:val="16"/>
+        </w:rPr>
+        <w:t>разі</w:t>
+      </w:r>
+      <w:proofErr w:type="spellEnd"/>
+      <w:r>
+        <w:rPr>
+          <w:rFonts w:ascii="Times New Roman" w:hAnsi="Times New Roman" w:cs="Times New Roman"/>
+          <w:sz w:val="16"/>
+          <w:szCs w:val="16"/>
+        </w:rPr>
+        <w:t xml:space="preserve">, </w:t>
+      </w:r>
+      <w:proofErr w:type="spellStart"/>
+      <w:r>
+        <w:rPr>
+          <w:rFonts w:ascii="Times New Roman" w:hAnsi="Times New Roman" w:cs="Times New Roman"/>
+          <w:sz w:val="16"/>
+          <w:szCs w:val="16"/>
+        </w:rPr>
+        <w:t>якщо</w:t>
+      </w:r>
+      <w:proofErr w:type="spellEnd"/>
+      <w:r>
+        <w:rPr>
+          <w:rFonts w:ascii="Times New Roman" w:hAnsi="Times New Roman" w:cs="Times New Roman"/>
+          <w:sz w:val="16"/>
+          <w:szCs w:val="16"/>
+        </w:rPr>
+        <w:t xml:space="preserve"> </w:t>
+      </w:r>
+      <w:proofErr w:type="spellStart"/>
+      <w:r>
+        <w:rPr>
+          <w:rFonts w:ascii="Times New Roman" w:hAnsi="Times New Roman" w:cs="Times New Roman"/>
+          <w:sz w:val="16"/>
+          <w:szCs w:val="16"/>
+        </w:rPr>
+        <w:t>жодна</w:t>
+      </w:r>
+      <w:proofErr w:type="spellEnd"/>
+      <w:r>
+        <w:rPr>
+          <w:rFonts w:ascii="Times New Roman" w:hAnsi="Times New Roman" w:cs="Times New Roman"/>
+          <w:sz w:val="16"/>
+          <w:szCs w:val="16"/>
+        </w:rPr>
+        <w:t xml:space="preserve"> </w:t>
       </w:r>
       <w:r>
         <w:rPr>
@@ -2399,14 +3249,25 @@
         </w:rPr>
         <w:t>’</w:t>
       </w:r>
-      <w:r>
-        <w:rPr>
-          <w:rFonts w:ascii="Times New Roman" w:hAnsi="Times New Roman" w:cs="Times New Roman"/>
-          <w:sz w:val="16"/>
-          <w:szCs w:val="16"/>
-          <w:lang w:val="uk-UA"/>
-        </w:rPr>
-        <w:t>ятнадцяти)</w:t>
+      <w:proofErr w:type="spellStart"/>
+      <w:r>
+        <w:rPr>
+          <w:rFonts w:ascii="Times New Roman" w:hAnsi="Times New Roman" w:cs="Times New Roman"/>
+          <w:sz w:val="16"/>
+          <w:szCs w:val="16"/>
+          <w:lang w:val="uk-UA"/>
+        </w:rPr>
+        <w:t>ятнадцяти</w:t>
+      </w:r>
+      <w:proofErr w:type="spellEnd"/>
+      <w:r>
+        <w:rPr>
+          <w:rFonts w:ascii="Times New Roman" w:hAnsi="Times New Roman" w:cs="Times New Roman"/>
+          <w:sz w:val="16"/>
+          <w:szCs w:val="16"/>
+          <w:lang w:val="uk-UA"/>
+        </w:rPr>
+        <w:t>)</w:t>
       </w:r>
       <w:r>
         <w:rPr>
@@ -2432,7 +3293,25 @@
           <w:sz w:val="16"/>
           <w:szCs w:val="16"/>
         </w:rPr>
-        <w:t xml:space="preserve"> до закінчення </w:t>
+        <w:t xml:space="preserve"> до </w:t>
+      </w:r>
+      <w:proofErr w:type="spellStart"/>
+      <w:r>
+        <w:rPr>
+          <w:rFonts w:ascii="Times New Roman" w:hAnsi="Times New Roman" w:cs="Times New Roman"/>
+          <w:sz w:val="16"/>
+          <w:szCs w:val="16"/>
+        </w:rPr>
+        <w:t>закінчення</w:t>
+      </w:r>
+      <w:proofErr w:type="spellEnd"/>
+      <w:r>
+        <w:rPr>
+          <w:rFonts w:ascii="Times New Roman" w:hAnsi="Times New Roman" w:cs="Times New Roman"/>
+          <w:sz w:val="16"/>
+          <w:szCs w:val="16"/>
+        </w:rPr>
+        <w:t> </w:t>
       </w:r>
       <w:r>
         <w:rPr>
@@ -2451,14 +3330,52 @@
         </w:rPr>
         <w:t xml:space="preserve"> </w:t>
       </w:r>
-      <w:r>
-        <w:rPr>
-          <w:rFonts w:ascii="Times New Roman" w:hAnsi="Times New Roman" w:cs="Times New Roman"/>
-          <w:sz w:val="16"/>
-          <w:szCs w:val="16"/>
-        </w:rPr>
-        <w:t>письмово не повідомить про намір</w:t>
-      </w:r>
+      <w:proofErr w:type="spellStart"/>
+      <w:r>
+        <w:rPr>
+          <w:rFonts w:ascii="Times New Roman" w:hAnsi="Times New Roman" w:cs="Times New Roman"/>
+          <w:sz w:val="16"/>
+          <w:szCs w:val="16"/>
+        </w:rPr>
+        <w:t>письмово</w:t>
+      </w:r>
+      <w:proofErr w:type="spellEnd"/>
+      <w:r>
+        <w:rPr>
+          <w:rFonts w:ascii="Times New Roman" w:hAnsi="Times New Roman" w:cs="Times New Roman"/>
+          <w:sz w:val="16"/>
+          <w:szCs w:val="16"/>
+        </w:rPr>
+        <w:t xml:space="preserve"> не </w:t>
+      </w:r>
+      <w:proofErr w:type="spellStart"/>
+      <w:r>
+        <w:rPr>
+          <w:rFonts w:ascii="Times New Roman" w:hAnsi="Times New Roman" w:cs="Times New Roman"/>
+          <w:sz w:val="16"/>
+          <w:szCs w:val="16"/>
+        </w:rPr>
+        <w:t>повідомить</w:t>
+      </w:r>
+      <w:proofErr w:type="spellEnd"/>
+      <w:r>
+        <w:rPr>
+          <w:rFonts w:ascii="Times New Roman" w:hAnsi="Times New Roman" w:cs="Times New Roman"/>
+          <w:sz w:val="16"/>
+          <w:szCs w:val="16"/>
+        </w:rPr>
+        <w:t xml:space="preserve"> про </w:t>
+      </w:r>
+      <w:proofErr w:type="spellStart"/>
+      <w:r>
+        <w:rPr>
+          <w:rFonts w:ascii="Times New Roman" w:hAnsi="Times New Roman" w:cs="Times New Roman"/>
+          <w:sz w:val="16"/>
+          <w:szCs w:val="16"/>
+        </w:rPr>
+        <w:t>намір</w:t>
+      </w:r>
+      <w:proofErr w:type="spellEnd"/>
       <w:r>
         <w:rPr>
           <w:rFonts w:ascii="Times New Roman" w:hAnsi="Times New Roman" w:cs="Times New Roman"/>
@@ -2568,7 +3485,61 @@
           <w:sz w:val="16"/>
           <w:szCs w:val="16"/>
         </w:rPr>
-        <w:t xml:space="preserve"> оренди може бути скорочений </w:t>
+        <w:t xml:space="preserve"> </w:t>
+      </w:r>
+      <w:proofErr w:type="spellStart"/>
+      <w:r>
+        <w:rPr>
+          <w:rFonts w:ascii="Times New Roman" w:hAnsi="Times New Roman" w:cs="Times New Roman"/>
+          <w:sz w:val="16"/>
+          <w:szCs w:val="16"/>
+        </w:rPr>
+        <w:t>оренди</w:t>
+      </w:r>
+      <w:proofErr w:type="spellEnd"/>
+      <w:r>
+        <w:rPr>
+          <w:rFonts w:ascii="Times New Roman" w:hAnsi="Times New Roman" w:cs="Times New Roman"/>
+          <w:sz w:val="16"/>
+          <w:szCs w:val="16"/>
+        </w:rPr>
+        <w:t xml:space="preserve"> </w:t>
+      </w:r>
+      <w:proofErr w:type="spellStart"/>
+      <w:r>
+        <w:rPr>
+          <w:rFonts w:ascii="Times New Roman" w:hAnsi="Times New Roman" w:cs="Times New Roman"/>
+          <w:sz w:val="16"/>
+          <w:szCs w:val="16"/>
+        </w:rPr>
+        <w:t>може</w:t>
+      </w:r>
+      <w:proofErr w:type="spellEnd"/>
+      <w:r>
+        <w:rPr>
+          <w:rFonts w:ascii="Times New Roman" w:hAnsi="Times New Roman" w:cs="Times New Roman"/>
+          <w:sz w:val="16"/>
+          <w:szCs w:val="16"/>
+        </w:rPr>
+        <w:t xml:space="preserve"> бути </w:t>
+      </w:r>
+      <w:proofErr w:type="spellStart"/>
+      <w:r>
+        <w:rPr>
+          <w:rFonts w:ascii="Times New Roman" w:hAnsi="Times New Roman" w:cs="Times New Roman"/>
+          <w:sz w:val="16"/>
+          <w:szCs w:val="16"/>
+        </w:rPr>
+        <w:t>скорочений</w:t>
+      </w:r>
+      <w:proofErr w:type="spellEnd"/>
+      <w:r>
+        <w:rPr>
+          <w:rFonts w:ascii="Times New Roman" w:hAnsi="Times New Roman" w:cs="Times New Roman"/>
+          <w:sz w:val="16"/>
+          <w:szCs w:val="16"/>
+        </w:rPr>
+        <w:t xml:space="preserve"> </w:t>
       </w:r>
       <w:r>
         <w:rPr>
@@ -2683,7 +3654,27 @@
           <w:szCs w:val="16"/>
           <w:highlight w:val="green"/>
         </w:rPr>
-        <w:t>${adminEquipRentCost}</w:t>
+        <w:t>${</w:t>
+      </w:r>
+      <w:proofErr w:type="spellStart"/>
+      <w:r>
+        <w:rPr>
+          <w:rFonts w:ascii="Times New Roman" w:hAnsi="Times New Roman" w:cs="Times New Roman"/>
+          <w:sz w:val="16"/>
+          <w:szCs w:val="16"/>
+          <w:highlight w:val="green"/>
+        </w:rPr>
+        <w:t>adminEquipRentCost</w:t>
+      </w:r>
+      <w:proofErr w:type="spellEnd"/>
+      <w:r>
+        <w:rPr>
+          <w:rFonts w:ascii="Times New Roman" w:hAnsi="Times New Roman" w:cs="Times New Roman"/>
+          <w:sz w:val="16"/>
+          <w:szCs w:val="16"/>
+          <w:highlight w:val="green"/>
+        </w:rPr>
+        <w:t>}</w:t>
       </w:r>
       <w:r>
         <w:rPr>
@@ -2711,14 +3702,25 @@
         </w:rPr>
         <w:t>’</w:t>
       </w:r>
-      <w:r>
-        <w:rPr>
-          <w:rFonts w:ascii="Times New Roman" w:hAnsi="Times New Roman" w:cs="Times New Roman"/>
-          <w:sz w:val="16"/>
-          <w:szCs w:val="16"/>
-          <w:lang w:val="uk-UA"/>
-        </w:rPr>
-        <w:t xml:space="preserve">єктом оренди, починаючи з дати підписання Акту приймання - передачі </w:t>
+      <w:proofErr w:type="spellStart"/>
+      <w:r>
+        <w:rPr>
+          <w:rFonts w:ascii="Times New Roman" w:hAnsi="Times New Roman" w:cs="Times New Roman"/>
+          <w:sz w:val="16"/>
+          <w:szCs w:val="16"/>
+          <w:lang w:val="uk-UA"/>
+        </w:rPr>
+        <w:t>єктом</w:t>
+      </w:r>
+      <w:proofErr w:type="spellEnd"/>
+      <w:r>
+        <w:rPr>
+          <w:rFonts w:ascii="Times New Roman" w:hAnsi="Times New Roman" w:cs="Times New Roman"/>
+          <w:sz w:val="16"/>
+          <w:szCs w:val="16"/>
+          <w:lang w:val="uk-UA"/>
+        </w:rPr>
+        <w:t xml:space="preserve"> оренди, починаючи з дати підписання Акту приймання - передачі </w:t>
       </w:r>
       <w:r>
         <w:rPr>
@@ -2746,14 +3748,25 @@
         </w:rPr>
         <w:t>’</w:t>
       </w:r>
-      <w:r>
-        <w:rPr>
-          <w:rFonts w:ascii="Times New Roman" w:hAnsi="Times New Roman" w:cs="Times New Roman"/>
-          <w:sz w:val="16"/>
-          <w:szCs w:val="16"/>
-          <w:lang w:val="uk-UA"/>
-        </w:rPr>
-        <w:t>єкта оренди Орендодавцю за Актом приймання – передачі.</w:t>
+      <w:proofErr w:type="spellStart"/>
+      <w:r>
+        <w:rPr>
+          <w:rFonts w:ascii="Times New Roman" w:hAnsi="Times New Roman" w:cs="Times New Roman"/>
+          <w:sz w:val="16"/>
+          <w:szCs w:val="16"/>
+          <w:lang w:val="uk-UA"/>
+        </w:rPr>
+        <w:t>єкта</w:t>
+      </w:r>
+      <w:proofErr w:type="spellEnd"/>
+      <w:r>
+        <w:rPr>
+          <w:rFonts w:ascii="Times New Roman" w:hAnsi="Times New Roman" w:cs="Times New Roman"/>
+          <w:sz w:val="16"/>
+          <w:szCs w:val="16"/>
+          <w:lang w:val="uk-UA"/>
+        </w:rPr>
+        <w:t xml:space="preserve"> оренди Орендодавцю за Актом приймання – передачі.</w:t>
       </w:r>
     </w:p>
     <w:p>
@@ -2812,6 +3825,7 @@
         </w:rPr>
         <w:t>’</w:t>
       </w:r>
+      <w:proofErr w:type="spellStart"/>
       <w:r>
         <w:rPr>
           <w:rFonts w:ascii="Times New Roman" w:hAnsi="Times New Roman" w:cs="Times New Roman"/>
@@ -2820,7 +3834,18 @@
           <w:szCs w:val="16"/>
           <w:lang w:val="uk-UA"/>
         </w:rPr>
-        <w:t xml:space="preserve">єкта оренди розраховується Орендодавцем в залежності від територіального розташування місця доставки та погоджується з Орендарем </w:t>
+        <w:t>єкта</w:t>
+      </w:r>
+      <w:proofErr w:type="spellEnd"/>
+      <w:r>
+        <w:rPr>
+          <w:rFonts w:ascii="Times New Roman" w:hAnsi="Times New Roman" w:cs="Times New Roman"/>
+          <w:bCs/>
+          <w:sz w:val="16"/>
+          <w:szCs w:val="16"/>
+          <w:lang w:val="uk-UA"/>
+        </w:rPr>
+        <w:t xml:space="preserve"> оренди розраховується Орендодавцем в залежності від територіального розташування місця доставки та погоджується з Орендарем </w:t>
       </w:r>
       <w:r>
         <w:rPr>
@@ -2936,6 +3961,7 @@
         </w:rPr>
         <w:t>${</w:t>
       </w:r>
+      <w:proofErr w:type="spellStart"/>
       <w:r>
         <w:rPr>
           <w:rFonts w:ascii="Times New Roman" w:hAnsi="Times New Roman" w:cs="Times New Roman"/>
@@ -2946,6 +3972,7 @@
         </w:rPr>
         <w:t>adminPayDay</w:t>
       </w:r>
+      <w:proofErr w:type="spellEnd"/>
       <w:r>
         <w:rPr>
           <w:rFonts w:ascii="Times New Roman" w:hAnsi="Times New Roman" w:cs="Times New Roman"/>
@@ -3136,13 +4163,185 @@
         </w:rPr>
         <w:t xml:space="preserve"> </w:t>
       </w:r>
-      <w:r>
-        <w:rPr>
-          <w:rFonts w:ascii="Times New Roman" w:hAnsi="Times New Roman" w:cs="Times New Roman"/>
-          <w:sz w:val="16"/>
-          <w:szCs w:val="16"/>
-        </w:rPr>
-        <w:t>Оплачені наперед кошти, які сплатив орендар згідно цього пункту, не підлягають поверненню за будь-яких умов.</w:t>
+      <w:proofErr w:type="spellStart"/>
+      <w:r>
+        <w:rPr>
+          <w:rFonts w:ascii="Times New Roman" w:hAnsi="Times New Roman" w:cs="Times New Roman"/>
+          <w:sz w:val="16"/>
+          <w:szCs w:val="16"/>
+        </w:rPr>
+        <w:t>Оплачені</w:t>
+      </w:r>
+      <w:proofErr w:type="spellEnd"/>
+      <w:r>
+        <w:rPr>
+          <w:rFonts w:ascii="Times New Roman" w:hAnsi="Times New Roman" w:cs="Times New Roman"/>
+          <w:sz w:val="16"/>
+          <w:szCs w:val="16"/>
+        </w:rPr>
+        <w:t xml:space="preserve"> наперед </w:t>
+      </w:r>
+      <w:proofErr w:type="spellStart"/>
+      <w:r>
+        <w:rPr>
+          <w:rFonts w:ascii="Times New Roman" w:hAnsi="Times New Roman" w:cs="Times New Roman"/>
+          <w:sz w:val="16"/>
+          <w:szCs w:val="16"/>
+        </w:rPr>
+        <w:t>кошти</w:t>
+      </w:r>
+      <w:proofErr w:type="spellEnd"/>
+      <w:r>
+        <w:rPr>
+          <w:rFonts w:ascii="Times New Roman" w:hAnsi="Times New Roman" w:cs="Times New Roman"/>
+          <w:sz w:val="16"/>
+          <w:szCs w:val="16"/>
+        </w:rPr>
+        <w:t xml:space="preserve">, </w:t>
+      </w:r>
+      <w:proofErr w:type="spellStart"/>
+      <w:r>
+        <w:rPr>
+          <w:rFonts w:ascii="Times New Roman" w:hAnsi="Times New Roman" w:cs="Times New Roman"/>
+          <w:sz w:val="16"/>
+          <w:szCs w:val="16"/>
+        </w:rPr>
+        <w:t>які</w:t>
+      </w:r>
+      <w:proofErr w:type="spellEnd"/>
+      <w:r>
+        <w:rPr>
+          <w:rFonts w:ascii="Times New Roman" w:hAnsi="Times New Roman" w:cs="Times New Roman"/>
+          <w:sz w:val="16"/>
+          <w:szCs w:val="16"/>
+        </w:rPr>
+        <w:t xml:space="preserve"> </w:t>
+      </w:r>
+      <w:proofErr w:type="spellStart"/>
+      <w:r>
+        <w:rPr>
+          <w:rFonts w:ascii="Times New Roman" w:hAnsi="Times New Roman" w:cs="Times New Roman"/>
+          <w:sz w:val="16"/>
+          <w:szCs w:val="16"/>
+        </w:rPr>
+        <w:t>сплатив</w:t>
+      </w:r>
+      <w:proofErr w:type="spellEnd"/>
+      <w:r>
+        <w:rPr>
+          <w:rFonts w:ascii="Times New Roman" w:hAnsi="Times New Roman" w:cs="Times New Roman"/>
+          <w:sz w:val="16"/>
+          <w:szCs w:val="16"/>
+        </w:rPr>
+        <w:t xml:space="preserve"> </w:t>
+      </w:r>
+      <w:proofErr w:type="spellStart"/>
+      <w:r>
+        <w:rPr>
+          <w:rFonts w:ascii="Times New Roman" w:hAnsi="Times New Roman" w:cs="Times New Roman"/>
+          <w:sz w:val="16"/>
+          <w:szCs w:val="16"/>
+        </w:rPr>
+        <w:t>орендар</w:t>
+      </w:r>
+      <w:proofErr w:type="spellEnd"/>
+      <w:r>
+        <w:rPr>
+          <w:rFonts w:ascii="Times New Roman" w:hAnsi="Times New Roman" w:cs="Times New Roman"/>
+          <w:sz w:val="16"/>
+          <w:szCs w:val="16"/>
+        </w:rPr>
+        <w:t xml:space="preserve"> </w:t>
+      </w:r>
+      <w:proofErr w:type="spellStart"/>
+      <w:r>
+        <w:rPr>
+          <w:rFonts w:ascii="Times New Roman" w:hAnsi="Times New Roman" w:cs="Times New Roman"/>
+          <w:sz w:val="16"/>
+          <w:szCs w:val="16"/>
+        </w:rPr>
+        <w:t>згідно</w:t>
+      </w:r>
+      <w:proofErr w:type="spellEnd"/>
+      <w:r>
+        <w:rPr>
+          <w:rFonts w:ascii="Times New Roman" w:hAnsi="Times New Roman" w:cs="Times New Roman"/>
+          <w:sz w:val="16"/>
+          <w:szCs w:val="16"/>
+        </w:rPr>
+        <w:t xml:space="preserve"> </w:t>
+      </w:r>
+      <w:proofErr w:type="spellStart"/>
+      <w:r>
+        <w:rPr>
+          <w:rFonts w:ascii="Times New Roman" w:hAnsi="Times New Roman" w:cs="Times New Roman"/>
+          <w:sz w:val="16"/>
+          <w:szCs w:val="16"/>
+        </w:rPr>
+        <w:t>цього</w:t>
+      </w:r>
+      <w:proofErr w:type="spellEnd"/>
+      <w:r>
+        <w:rPr>
+          <w:rFonts w:ascii="Times New Roman" w:hAnsi="Times New Roman" w:cs="Times New Roman"/>
+          <w:sz w:val="16"/>
+          <w:szCs w:val="16"/>
+        </w:rPr>
+        <w:t xml:space="preserve"> пункту, не </w:t>
+      </w:r>
+      <w:proofErr w:type="spellStart"/>
+      <w:r>
+        <w:rPr>
+          <w:rFonts w:ascii="Times New Roman" w:hAnsi="Times New Roman" w:cs="Times New Roman"/>
+          <w:sz w:val="16"/>
+          <w:szCs w:val="16"/>
+        </w:rPr>
+        <w:t>підлягають</w:t>
+      </w:r>
+      <w:proofErr w:type="spellEnd"/>
+      <w:r>
+        <w:rPr>
+          <w:rFonts w:ascii="Times New Roman" w:hAnsi="Times New Roman" w:cs="Times New Roman"/>
+          <w:sz w:val="16"/>
+          <w:szCs w:val="16"/>
+        </w:rPr>
+        <w:t xml:space="preserve"> </w:t>
+      </w:r>
+      <w:proofErr w:type="spellStart"/>
+      <w:r>
+        <w:rPr>
+          <w:rFonts w:ascii="Times New Roman" w:hAnsi="Times New Roman" w:cs="Times New Roman"/>
+          <w:sz w:val="16"/>
+          <w:szCs w:val="16"/>
+        </w:rPr>
+        <w:t>поверненню</w:t>
+      </w:r>
+      <w:proofErr w:type="spellEnd"/>
+      <w:r>
+        <w:rPr>
+          <w:rFonts w:ascii="Times New Roman" w:hAnsi="Times New Roman" w:cs="Times New Roman"/>
+          <w:sz w:val="16"/>
+          <w:szCs w:val="16"/>
+        </w:rPr>
+        <w:t xml:space="preserve"> за будь-</w:t>
+      </w:r>
+      <w:proofErr w:type="spellStart"/>
+      <w:r>
+        <w:rPr>
+          <w:rFonts w:ascii="Times New Roman" w:hAnsi="Times New Roman" w:cs="Times New Roman"/>
+          <w:sz w:val="16"/>
+          <w:szCs w:val="16"/>
+        </w:rPr>
+        <w:t>яких</w:t>
+      </w:r>
+      <w:proofErr w:type="spellEnd"/>
+      <w:r>
+        <w:rPr>
+          <w:rFonts w:ascii="Times New Roman" w:hAnsi="Times New Roman" w:cs="Times New Roman"/>
+          <w:sz w:val="16"/>
+          <w:szCs w:val="16"/>
+        </w:rPr>
+        <w:t xml:space="preserve"> умов.</w:t>
       </w:r>
     </w:p>
     <w:p>
@@ -3178,7 +4377,61 @@
           <w:sz w:val="16"/>
           <w:szCs w:val="16"/>
         </w:rPr>
-        <w:t xml:space="preserve">. Розмір орендної плати може </w:t>
+        <w:t xml:space="preserve">. </w:t>
+      </w:r>
+      <w:proofErr w:type="spellStart"/>
+      <w:r>
+        <w:rPr>
+          <w:rFonts w:ascii="Times New Roman" w:hAnsi="Times New Roman" w:cs="Times New Roman"/>
+          <w:sz w:val="16"/>
+          <w:szCs w:val="16"/>
+        </w:rPr>
+        <w:t>Розмір</w:t>
+      </w:r>
+      <w:proofErr w:type="spellEnd"/>
+      <w:r>
+        <w:rPr>
+          <w:rFonts w:ascii="Times New Roman" w:hAnsi="Times New Roman" w:cs="Times New Roman"/>
+          <w:sz w:val="16"/>
+          <w:szCs w:val="16"/>
+        </w:rPr>
+        <w:t xml:space="preserve"> </w:t>
+      </w:r>
+      <w:proofErr w:type="spellStart"/>
+      <w:r>
+        <w:rPr>
+          <w:rFonts w:ascii="Times New Roman" w:hAnsi="Times New Roman" w:cs="Times New Roman"/>
+          <w:sz w:val="16"/>
+          <w:szCs w:val="16"/>
+        </w:rPr>
+        <w:t>орендної</w:t>
+      </w:r>
+      <w:proofErr w:type="spellEnd"/>
+      <w:r>
+        <w:rPr>
+          <w:rFonts w:ascii="Times New Roman" w:hAnsi="Times New Roman" w:cs="Times New Roman"/>
+          <w:sz w:val="16"/>
+          <w:szCs w:val="16"/>
+        </w:rPr>
+        <w:t xml:space="preserve"> плати </w:t>
+      </w:r>
+      <w:proofErr w:type="spellStart"/>
+      <w:r>
+        <w:rPr>
+          <w:rFonts w:ascii="Times New Roman" w:hAnsi="Times New Roman" w:cs="Times New Roman"/>
+          <w:sz w:val="16"/>
+          <w:szCs w:val="16"/>
+        </w:rPr>
+        <w:t>може</w:t>
+      </w:r>
+      <w:proofErr w:type="spellEnd"/>
+      <w:r>
+        <w:rPr>
+          <w:rFonts w:ascii="Times New Roman" w:hAnsi="Times New Roman" w:cs="Times New Roman"/>
+          <w:sz w:val="16"/>
+          <w:szCs w:val="16"/>
+        </w:rPr>
+        <w:t xml:space="preserve"> </w:t>
       </w:r>
       <w:r>
         <w:rPr>
@@ -3212,7 +4465,133 @@
           <w:sz w:val="16"/>
           <w:szCs w:val="16"/>
         </w:rPr>
-        <w:t>не частіще ніж один раз протягом року або за згодою сторін у разі: </w:t>
+        <w:t xml:space="preserve">не </w:t>
+      </w:r>
+      <w:proofErr w:type="spellStart"/>
+      <w:r>
+        <w:rPr>
+          <w:rFonts w:ascii="Times New Roman" w:hAnsi="Times New Roman" w:cs="Times New Roman"/>
+          <w:sz w:val="16"/>
+          <w:szCs w:val="16"/>
+        </w:rPr>
+        <w:t>частіще</w:t>
+      </w:r>
+      <w:proofErr w:type="spellEnd"/>
+      <w:r>
+        <w:rPr>
+          <w:rFonts w:ascii="Times New Roman" w:hAnsi="Times New Roman" w:cs="Times New Roman"/>
+          <w:sz w:val="16"/>
+          <w:szCs w:val="16"/>
+        </w:rPr>
+        <w:t xml:space="preserve"> </w:t>
+      </w:r>
+      <w:proofErr w:type="spellStart"/>
+      <w:r>
+        <w:rPr>
+          <w:rFonts w:ascii="Times New Roman" w:hAnsi="Times New Roman" w:cs="Times New Roman"/>
+          <w:sz w:val="16"/>
+          <w:szCs w:val="16"/>
+        </w:rPr>
+        <w:t>ніж</w:t>
+      </w:r>
+      <w:proofErr w:type="spellEnd"/>
+      <w:r>
+        <w:rPr>
+          <w:rFonts w:ascii="Times New Roman" w:hAnsi="Times New Roman" w:cs="Times New Roman"/>
+          <w:sz w:val="16"/>
+          <w:szCs w:val="16"/>
+        </w:rPr>
+        <w:t xml:space="preserve"> один раз </w:t>
+      </w:r>
+      <w:proofErr w:type="spellStart"/>
+      <w:r>
+        <w:rPr>
+          <w:rFonts w:ascii="Times New Roman" w:hAnsi="Times New Roman" w:cs="Times New Roman"/>
+          <w:sz w:val="16"/>
+          <w:szCs w:val="16"/>
+        </w:rPr>
+        <w:t>протягом</w:t>
+      </w:r>
+      <w:proofErr w:type="spellEnd"/>
+      <w:r>
+        <w:rPr>
+          <w:rFonts w:ascii="Times New Roman" w:hAnsi="Times New Roman" w:cs="Times New Roman"/>
+          <w:sz w:val="16"/>
+          <w:szCs w:val="16"/>
+        </w:rPr>
+        <w:t xml:space="preserve"> року </w:t>
+      </w:r>
+      <w:proofErr w:type="spellStart"/>
+      <w:r>
+        <w:rPr>
+          <w:rFonts w:ascii="Times New Roman" w:hAnsi="Times New Roman" w:cs="Times New Roman"/>
+          <w:sz w:val="16"/>
+          <w:szCs w:val="16"/>
+        </w:rPr>
+        <w:t>або</w:t>
+      </w:r>
+      <w:proofErr w:type="spellEnd"/>
+      <w:r>
+        <w:rPr>
+          <w:rFonts w:ascii="Times New Roman" w:hAnsi="Times New Roman" w:cs="Times New Roman"/>
+          <w:sz w:val="16"/>
+          <w:szCs w:val="16"/>
+        </w:rPr>
+        <w:t xml:space="preserve"> за </w:t>
+      </w:r>
+      <w:proofErr w:type="spellStart"/>
+      <w:r>
+        <w:rPr>
+          <w:rFonts w:ascii="Times New Roman" w:hAnsi="Times New Roman" w:cs="Times New Roman"/>
+          <w:sz w:val="16"/>
+          <w:szCs w:val="16"/>
+        </w:rPr>
+        <w:t>згодою</w:t>
+      </w:r>
+      <w:proofErr w:type="spellEnd"/>
+      <w:r>
+        <w:rPr>
+          <w:rFonts w:ascii="Times New Roman" w:hAnsi="Times New Roman" w:cs="Times New Roman"/>
+          <w:sz w:val="16"/>
+          <w:szCs w:val="16"/>
+        </w:rPr>
+        <w:t xml:space="preserve"> </w:t>
+      </w:r>
+      <w:proofErr w:type="spellStart"/>
+      <w:r>
+        <w:rPr>
+          <w:rFonts w:ascii="Times New Roman" w:hAnsi="Times New Roman" w:cs="Times New Roman"/>
+          <w:sz w:val="16"/>
+          <w:szCs w:val="16"/>
+        </w:rPr>
+        <w:t>сторін</w:t>
+      </w:r>
+      <w:proofErr w:type="spellEnd"/>
+      <w:r>
+        <w:rPr>
+          <w:rFonts w:ascii="Times New Roman" w:hAnsi="Times New Roman" w:cs="Times New Roman"/>
+          <w:sz w:val="16"/>
+          <w:szCs w:val="16"/>
+        </w:rPr>
+        <w:t xml:space="preserve"> у </w:t>
+      </w:r>
+      <w:proofErr w:type="spellStart"/>
+      <w:r>
+        <w:rPr>
+          <w:rFonts w:ascii="Times New Roman" w:hAnsi="Times New Roman" w:cs="Times New Roman"/>
+          <w:sz w:val="16"/>
+          <w:szCs w:val="16"/>
+        </w:rPr>
+        <w:t>разі</w:t>
+      </w:r>
+      <w:proofErr w:type="spellEnd"/>
+      <w:r>
+        <w:rPr>
+          <w:rFonts w:ascii="Times New Roman" w:hAnsi="Times New Roman" w:cs="Times New Roman"/>
+          <w:sz w:val="16"/>
+          <w:szCs w:val="16"/>
+        </w:rPr>
+        <w:t>: </w:t>
       </w:r>
     </w:p>
     <w:p>
@@ -3247,7 +4626,115 @@
           <w:sz w:val="16"/>
           <w:szCs w:val="16"/>
         </w:rPr>
-        <w:t>.1. Підвищення цін, тарифів, у тому числі внаслідок інфляції. </w:t>
+        <w:t xml:space="preserve">.1. </w:t>
+      </w:r>
+      <w:proofErr w:type="spellStart"/>
+      <w:r>
+        <w:rPr>
+          <w:rFonts w:ascii="Times New Roman" w:hAnsi="Times New Roman" w:cs="Times New Roman"/>
+          <w:sz w:val="16"/>
+          <w:szCs w:val="16"/>
+        </w:rPr>
+        <w:t>Підвищення</w:t>
+      </w:r>
+      <w:proofErr w:type="spellEnd"/>
+      <w:r>
+        <w:rPr>
+          <w:rFonts w:ascii="Times New Roman" w:hAnsi="Times New Roman" w:cs="Times New Roman"/>
+          <w:sz w:val="16"/>
+          <w:szCs w:val="16"/>
+        </w:rPr>
+        <w:t xml:space="preserve"> </w:t>
+      </w:r>
+      <w:proofErr w:type="spellStart"/>
+      <w:r>
+        <w:rPr>
+          <w:rFonts w:ascii="Times New Roman" w:hAnsi="Times New Roman" w:cs="Times New Roman"/>
+          <w:sz w:val="16"/>
+          <w:szCs w:val="16"/>
+        </w:rPr>
+        <w:t>цін</w:t>
+      </w:r>
+      <w:proofErr w:type="spellEnd"/>
+      <w:r>
+        <w:rPr>
+          <w:rFonts w:ascii="Times New Roman" w:hAnsi="Times New Roman" w:cs="Times New Roman"/>
+          <w:sz w:val="16"/>
+          <w:szCs w:val="16"/>
+        </w:rPr>
+        <w:t xml:space="preserve">, </w:t>
+      </w:r>
+      <w:proofErr w:type="spellStart"/>
+      <w:r>
+        <w:rPr>
+          <w:rFonts w:ascii="Times New Roman" w:hAnsi="Times New Roman" w:cs="Times New Roman"/>
+          <w:sz w:val="16"/>
+          <w:szCs w:val="16"/>
+        </w:rPr>
+        <w:t>тарифів</w:t>
+      </w:r>
+      <w:proofErr w:type="spellEnd"/>
+      <w:r>
+        <w:rPr>
+          <w:rFonts w:ascii="Times New Roman" w:hAnsi="Times New Roman" w:cs="Times New Roman"/>
+          <w:sz w:val="16"/>
+          <w:szCs w:val="16"/>
+        </w:rPr>
+        <w:t xml:space="preserve">, у тому </w:t>
+      </w:r>
+      <w:proofErr w:type="spellStart"/>
+      <w:r>
+        <w:rPr>
+          <w:rFonts w:ascii="Times New Roman" w:hAnsi="Times New Roman" w:cs="Times New Roman"/>
+          <w:sz w:val="16"/>
+          <w:szCs w:val="16"/>
+        </w:rPr>
+        <w:t>числі</w:t>
+      </w:r>
+      <w:proofErr w:type="spellEnd"/>
+      <w:r>
+        <w:rPr>
+          <w:rFonts w:ascii="Times New Roman" w:hAnsi="Times New Roman" w:cs="Times New Roman"/>
+          <w:sz w:val="16"/>
+          <w:szCs w:val="16"/>
+        </w:rPr>
+        <w:t xml:space="preserve"> </w:t>
+      </w:r>
+      <w:proofErr w:type="spellStart"/>
+      <w:r>
+        <w:rPr>
+          <w:rFonts w:ascii="Times New Roman" w:hAnsi="Times New Roman" w:cs="Times New Roman"/>
+          <w:sz w:val="16"/>
+          <w:szCs w:val="16"/>
+        </w:rPr>
+        <w:t>внаслідок</w:t>
+      </w:r>
+      <w:proofErr w:type="spellEnd"/>
+      <w:r>
+        <w:rPr>
+          <w:rFonts w:ascii="Times New Roman" w:hAnsi="Times New Roman" w:cs="Times New Roman"/>
+          <w:sz w:val="16"/>
+          <w:szCs w:val="16"/>
+        </w:rPr>
+        <w:t xml:space="preserve"> </w:t>
+      </w:r>
+      <w:proofErr w:type="spellStart"/>
+      <w:r>
+        <w:rPr>
+          <w:rFonts w:ascii="Times New Roman" w:hAnsi="Times New Roman" w:cs="Times New Roman"/>
+          <w:sz w:val="16"/>
+          <w:szCs w:val="16"/>
+        </w:rPr>
+        <w:t>інфляції</w:t>
+      </w:r>
+      <w:proofErr w:type="spellEnd"/>
+      <w:r>
+        <w:rPr>
+          <w:rFonts w:ascii="Times New Roman" w:hAnsi="Times New Roman" w:cs="Times New Roman"/>
+          <w:sz w:val="16"/>
+          <w:szCs w:val="16"/>
+        </w:rPr>
+        <w:t>. </w:t>
       </w:r>
     </w:p>
     <w:p>
@@ -3266,26 +4753,90 @@
           <w:sz w:val="16"/>
           <w:szCs w:val="16"/>
         </w:rPr>
-        <w:t>4.5.</w:t>
-      </w:r>
-      <w:proofErr w:type="gramStart"/>
-      <w:r>
-        <w:rPr>
-          <w:rFonts w:ascii="Times New Roman" w:hAnsi="Times New Roman" w:cs="Times New Roman"/>
-          <w:sz w:val="16"/>
-          <w:szCs w:val="16"/>
-        </w:rPr>
-        <w:t>2.Погіршення</w:t>
-      </w:r>
-      <w:proofErr w:type="gramEnd"/>
-      <w:r>
-        <w:rPr>
-          <w:rFonts w:ascii="Times New Roman" w:hAnsi="Times New Roman" w:cs="Times New Roman"/>
-          <w:sz w:val="16"/>
-          <w:szCs w:val="16"/>
-        </w:rPr>
-        <w:t xml:space="preserve"> стану Об'єкта оренди не з вини Орендаря, що підтверджено</w:t>
-      </w:r>
+        <w:t xml:space="preserve">4.5.2.Погіршення стану </w:t>
+      </w:r>
+      <w:proofErr w:type="spellStart"/>
+      <w:r>
+        <w:rPr>
+          <w:rFonts w:ascii="Times New Roman" w:hAnsi="Times New Roman" w:cs="Times New Roman"/>
+          <w:sz w:val="16"/>
+          <w:szCs w:val="16"/>
+        </w:rPr>
+        <w:t>Об'єкта</w:t>
+      </w:r>
+      <w:proofErr w:type="spellEnd"/>
+      <w:r>
+        <w:rPr>
+          <w:rFonts w:ascii="Times New Roman" w:hAnsi="Times New Roman" w:cs="Times New Roman"/>
+          <w:sz w:val="16"/>
+          <w:szCs w:val="16"/>
+        </w:rPr>
+        <w:t xml:space="preserve"> </w:t>
+      </w:r>
+      <w:proofErr w:type="spellStart"/>
+      <w:r>
+        <w:rPr>
+          <w:rFonts w:ascii="Times New Roman" w:hAnsi="Times New Roman" w:cs="Times New Roman"/>
+          <w:sz w:val="16"/>
+          <w:szCs w:val="16"/>
+        </w:rPr>
+        <w:t>оренди</w:t>
+      </w:r>
+      <w:proofErr w:type="spellEnd"/>
+      <w:r>
+        <w:rPr>
+          <w:rFonts w:ascii="Times New Roman" w:hAnsi="Times New Roman" w:cs="Times New Roman"/>
+          <w:sz w:val="16"/>
+          <w:szCs w:val="16"/>
+        </w:rPr>
+        <w:t xml:space="preserve"> не з вини </w:t>
+      </w:r>
+      <w:proofErr w:type="spellStart"/>
+      <w:r>
+        <w:rPr>
+          <w:rFonts w:ascii="Times New Roman" w:hAnsi="Times New Roman" w:cs="Times New Roman"/>
+          <w:sz w:val="16"/>
+          <w:szCs w:val="16"/>
+        </w:rPr>
+        <w:t>Орендаря</w:t>
+      </w:r>
+      <w:proofErr w:type="spellEnd"/>
+      <w:r>
+        <w:rPr>
+          <w:rFonts w:ascii="Times New Roman" w:hAnsi="Times New Roman" w:cs="Times New Roman"/>
+          <w:sz w:val="16"/>
+          <w:szCs w:val="16"/>
+        </w:rPr>
+        <w:t xml:space="preserve">, </w:t>
+      </w:r>
+      <w:proofErr w:type="spellStart"/>
+      <w:r>
+        <w:rPr>
+          <w:rFonts w:ascii="Times New Roman" w:hAnsi="Times New Roman" w:cs="Times New Roman"/>
+          <w:sz w:val="16"/>
+          <w:szCs w:val="16"/>
+        </w:rPr>
+        <w:t>що</w:t>
+      </w:r>
+      <w:proofErr w:type="spellEnd"/>
+      <w:r>
+        <w:rPr>
+          <w:rFonts w:ascii="Times New Roman" w:hAnsi="Times New Roman" w:cs="Times New Roman"/>
+          <w:sz w:val="16"/>
+          <w:szCs w:val="16"/>
+        </w:rPr>
+        <w:t xml:space="preserve"> </w:t>
+      </w:r>
+      <w:proofErr w:type="spellStart"/>
+      <w:r>
+        <w:rPr>
+          <w:rFonts w:ascii="Times New Roman" w:hAnsi="Times New Roman" w:cs="Times New Roman"/>
+          <w:sz w:val="16"/>
+          <w:szCs w:val="16"/>
+        </w:rPr>
+        <w:t>підтверджено</w:t>
+      </w:r>
+      <w:proofErr w:type="spellEnd"/>
     </w:p>
     <w:p>
       <w:pPr>
@@ -3388,14 +4939,25 @@
         </w:rPr>
         <w:t>’</w:t>
       </w:r>
-      <w:r>
-        <w:rPr>
-          <w:rFonts w:ascii="Times New Roman" w:hAnsi="Times New Roman" w:cs="Times New Roman"/>
-          <w:sz w:val="16"/>
-          <w:szCs w:val="16"/>
-          <w:lang w:val="uk-UA"/>
-        </w:rPr>
-        <w:t>єкт оренди згідно Акту прийому - передачі і в повному обсязі сплатити орендну плату на день фактичного повернення</w:t>
+      <w:proofErr w:type="spellStart"/>
+      <w:r>
+        <w:rPr>
+          <w:rFonts w:ascii="Times New Roman" w:hAnsi="Times New Roman" w:cs="Times New Roman"/>
+          <w:sz w:val="16"/>
+          <w:szCs w:val="16"/>
+          <w:lang w:val="uk-UA"/>
+        </w:rPr>
+        <w:t>єкт</w:t>
+      </w:r>
+      <w:proofErr w:type="spellEnd"/>
+      <w:r>
+        <w:rPr>
+          <w:rFonts w:ascii="Times New Roman" w:hAnsi="Times New Roman" w:cs="Times New Roman"/>
+          <w:sz w:val="16"/>
+          <w:szCs w:val="16"/>
+          <w:lang w:val="uk-UA"/>
+        </w:rPr>
+        <w:t xml:space="preserve"> оренди згідно Акту прийому - передачі і в повному обсязі сплатити орендну плату на день фактичного повернення</w:t>
       </w:r>
       <w:r>
         <w:rPr>
@@ -3424,14 +4986,25 @@
         </w:rPr>
         <w:t>’</w:t>
       </w:r>
-      <w:r>
-        <w:rPr>
-          <w:rFonts w:ascii="Times New Roman" w:hAnsi="Times New Roman" w:cs="Times New Roman"/>
-          <w:sz w:val="16"/>
-          <w:szCs w:val="16"/>
-          <w:lang w:val="uk-UA"/>
-        </w:rPr>
-        <w:t>єкта оренди та підписання Акту прийому-передачі</w:t>
+      <w:proofErr w:type="spellStart"/>
+      <w:r>
+        <w:rPr>
+          <w:rFonts w:ascii="Times New Roman" w:hAnsi="Times New Roman" w:cs="Times New Roman"/>
+          <w:sz w:val="16"/>
+          <w:szCs w:val="16"/>
+          <w:lang w:val="uk-UA"/>
+        </w:rPr>
+        <w:t>єкта</w:t>
+      </w:r>
+      <w:proofErr w:type="spellEnd"/>
+      <w:r>
+        <w:rPr>
+          <w:rFonts w:ascii="Times New Roman" w:hAnsi="Times New Roman" w:cs="Times New Roman"/>
+          <w:sz w:val="16"/>
+          <w:szCs w:val="16"/>
+          <w:lang w:val="uk-UA"/>
+        </w:rPr>
+        <w:t xml:space="preserve"> оренди та підписання Акту прийому-передачі</w:t>
       </w:r>
       <w:r>
         <w:rPr>
@@ -3570,8 +5143,18 @@
           <w:szCs w:val="16"/>
         </w:rPr>
         <w:br/>
-        <w:t>5.1. Об’єкт</w:t>
-      </w:r>
+        <w:t xml:space="preserve">5.1. </w:t>
+      </w:r>
+      <w:proofErr w:type="spellStart"/>
+      <w:r>
+        <w:rPr>
+          <w:rFonts w:ascii="Times New Roman" w:hAnsi="Times New Roman" w:cs="Times New Roman"/>
+          <w:sz w:val="16"/>
+          <w:szCs w:val="16"/>
+        </w:rPr>
+        <w:t>Об’єкт</w:t>
+      </w:r>
+      <w:proofErr w:type="spellEnd"/>
       <w:r>
         <w:rPr>
           <w:rFonts w:ascii="Times New Roman" w:hAnsi="Times New Roman" w:cs="Times New Roman"/>
@@ -3587,7 +5170,43 @@
           <w:sz w:val="16"/>
           <w:szCs w:val="16"/>
         </w:rPr>
-        <w:t xml:space="preserve"> повинен бути переданий Орендодавцем </w:t>
+        <w:t xml:space="preserve"> повинен бути </w:t>
+      </w:r>
+      <w:proofErr w:type="spellStart"/>
+      <w:r>
+        <w:rPr>
+          <w:rFonts w:ascii="Times New Roman" w:hAnsi="Times New Roman" w:cs="Times New Roman"/>
+          <w:sz w:val="16"/>
+          <w:szCs w:val="16"/>
+        </w:rPr>
+        <w:t>переданий</w:t>
+      </w:r>
+      <w:proofErr w:type="spellEnd"/>
+      <w:r>
+        <w:rPr>
+          <w:rFonts w:ascii="Times New Roman" w:hAnsi="Times New Roman" w:cs="Times New Roman"/>
+          <w:sz w:val="16"/>
+          <w:szCs w:val="16"/>
+        </w:rPr>
+        <w:t xml:space="preserve"> </w:t>
+      </w:r>
+      <w:proofErr w:type="spellStart"/>
+      <w:r>
+        <w:rPr>
+          <w:rFonts w:ascii="Times New Roman" w:hAnsi="Times New Roman" w:cs="Times New Roman"/>
+          <w:sz w:val="16"/>
+          <w:szCs w:val="16"/>
+        </w:rPr>
+        <w:t>Орендодавцем</w:t>
+      </w:r>
+      <w:proofErr w:type="spellEnd"/>
+      <w:r>
+        <w:rPr>
+          <w:rFonts w:ascii="Times New Roman" w:hAnsi="Times New Roman" w:cs="Times New Roman"/>
+          <w:sz w:val="16"/>
+          <w:szCs w:val="16"/>
+        </w:rPr>
+        <w:t xml:space="preserve"> </w:t>
       </w:r>
       <w:r>
         <w:rPr>
@@ -3983,14 +5602,45 @@
         </w:rPr>
         <w:t>’</w:t>
       </w:r>
-      <w:r>
-        <w:rPr>
-          <w:rFonts w:ascii="Times New Roman" w:hAnsi="Times New Roman" w:cs="Times New Roman"/>
-          <w:sz w:val="16"/>
-          <w:szCs w:val="16"/>
-          <w:lang w:val="uk-UA"/>
-        </w:rPr>
-        <w:t xml:space="preserve">єктом оренди у термін, вказаний у Договорі, але не раніше дати підписання сторонами Акта приймання – передачі </w:t>
+      <w:proofErr w:type="spellStart"/>
+      <w:r>
+        <w:rPr>
+          <w:rFonts w:ascii="Times New Roman" w:hAnsi="Times New Roman" w:cs="Times New Roman"/>
+          <w:sz w:val="16"/>
+          <w:szCs w:val="16"/>
+          <w:lang w:val="uk-UA"/>
+        </w:rPr>
+        <w:t>єктом</w:t>
+      </w:r>
+      <w:proofErr w:type="spellEnd"/>
+      <w:r>
+        <w:rPr>
+          <w:rFonts w:ascii="Times New Roman" w:hAnsi="Times New Roman" w:cs="Times New Roman"/>
+          <w:sz w:val="16"/>
+          <w:szCs w:val="16"/>
+          <w:lang w:val="uk-UA"/>
+        </w:rPr>
+        <w:t xml:space="preserve"> оренди у термін, вказаний у Договорі, але не раніше дати підписання сторонами </w:t>
+      </w:r>
+      <w:proofErr w:type="spellStart"/>
+      <w:r>
+        <w:rPr>
+          <w:rFonts w:ascii="Times New Roman" w:hAnsi="Times New Roman" w:cs="Times New Roman"/>
+          <w:sz w:val="16"/>
+          <w:szCs w:val="16"/>
+          <w:lang w:val="uk-UA"/>
+        </w:rPr>
+        <w:t>Акта</w:t>
+      </w:r>
+      <w:proofErr w:type="spellEnd"/>
+      <w:r>
+        <w:rPr>
+          <w:rFonts w:ascii="Times New Roman" w:hAnsi="Times New Roman" w:cs="Times New Roman"/>
+          <w:sz w:val="16"/>
+          <w:szCs w:val="16"/>
+          <w:lang w:val="uk-UA"/>
+        </w:rPr>
+        <w:t xml:space="preserve"> приймання – передачі </w:t>
       </w:r>
       <w:r>
         <w:rPr>
@@ -4188,7 +5838,27 @@
           <w:szCs w:val="16"/>
           <w:lang w:val="uk-UA"/>
         </w:rPr>
-        <w:t>в залежності від способа доставки Майна</w:t>
+        <w:t xml:space="preserve">в залежності від </w:t>
+      </w:r>
+      <w:proofErr w:type="spellStart"/>
+      <w:r>
+        <w:rPr>
+          <w:rFonts w:ascii="Times New Roman" w:hAnsi="Times New Roman" w:cs="Times New Roman"/>
+          <w:sz w:val="16"/>
+          <w:szCs w:val="16"/>
+          <w:lang w:val="uk-UA"/>
+        </w:rPr>
+        <w:t>способа</w:t>
+      </w:r>
+      <w:proofErr w:type="spellEnd"/>
+      <w:r>
+        <w:rPr>
+          <w:rFonts w:ascii="Times New Roman" w:hAnsi="Times New Roman" w:cs="Times New Roman"/>
+          <w:sz w:val="16"/>
+          <w:szCs w:val="16"/>
+          <w:lang w:val="uk-UA"/>
+        </w:rPr>
+        <w:t xml:space="preserve"> доставки Майна</w:t>
       </w:r>
       <w:r>
         <w:rPr>
@@ -4552,7 +6222,79 @@
           <w:szCs w:val="16"/>
           <w:lang w:val="uk-UA"/>
         </w:rPr>
-        <w:t>вартість доставки сплачує Орендар. Р</w:t>
+        <w:t>вартість доставки</w:t>
+      </w:r>
+      <w:r>
+        <w:rPr>
+          <w:rFonts w:ascii="Times New Roman" w:hAnsi="Times New Roman" w:cs="Times New Roman"/>
+          <w:sz w:val="16"/>
+          <w:szCs w:val="16"/>
+          <w:lang w:val="uk-UA"/>
+        </w:rPr>
+        <w:t xml:space="preserve"> </w:t>
+      </w:r>
+      <w:r>
+        <w:rPr>
+          <w:rFonts w:ascii="Times New Roman" w:hAnsi="Times New Roman" w:cs="Times New Roman"/>
+          <w:sz w:val="16"/>
+          <w:szCs w:val="16"/>
+        </w:rPr>
+        <w:t xml:space="preserve">та </w:t>
+      </w:r>
+      <w:proofErr w:type="spellStart"/>
+      <w:r>
+        <w:rPr>
+          <w:rFonts w:ascii="Times New Roman" w:hAnsi="Times New Roman" w:cs="Times New Roman"/>
+          <w:sz w:val="16"/>
+          <w:szCs w:val="16"/>
+        </w:rPr>
+        <w:t>повернення</w:t>
+      </w:r>
+      <w:proofErr w:type="spellEnd"/>
+      <w:r>
+        <w:rPr>
+          <w:rFonts w:ascii="Times New Roman" w:hAnsi="Times New Roman" w:cs="Times New Roman"/>
+          <w:sz w:val="16"/>
+          <w:szCs w:val="16"/>
+        </w:rPr>
+        <w:t xml:space="preserve"> </w:t>
+      </w:r>
+      <w:proofErr w:type="spellStart"/>
+      <w:r>
+        <w:rPr>
+          <w:rFonts w:ascii="Times New Roman" w:hAnsi="Times New Roman" w:cs="Times New Roman"/>
+          <w:sz w:val="16"/>
+          <w:szCs w:val="16"/>
+        </w:rPr>
+        <w:t>об'єкту</w:t>
+      </w:r>
+      <w:proofErr w:type="spellEnd"/>
+      <w:r>
+        <w:rPr>
+          <w:rFonts w:ascii="Times New Roman" w:hAnsi="Times New Roman" w:cs="Times New Roman"/>
+          <w:sz w:val="16"/>
+          <w:szCs w:val="16"/>
+        </w:rPr>
+        <w:t xml:space="preserve"> </w:t>
+      </w:r>
+      <w:proofErr w:type="spellStart"/>
+      <w:r>
+        <w:rPr>
+          <w:rFonts w:ascii="Times New Roman" w:hAnsi="Times New Roman" w:cs="Times New Roman"/>
+          <w:sz w:val="16"/>
+          <w:szCs w:val="16"/>
+        </w:rPr>
+        <w:t>оренди</w:t>
+      </w:r>
+      <w:proofErr w:type="spellEnd"/>
+      <w:r>
+        <w:rPr>
+          <w:rFonts w:ascii="Times New Roman" w:hAnsi="Times New Roman" w:cs="Times New Roman"/>
+          <w:sz w:val="16"/>
+          <w:szCs w:val="16"/>
+          <w:lang w:val="uk-UA"/>
+        </w:rPr>
+        <w:t xml:space="preserve"> сплачує Орендар. Р</w:t>
       </w:r>
       <w:r>
         <w:rPr>
@@ -4723,7 +6465,47 @@
           <w:sz w:val="16"/>
           <w:szCs w:val="16"/>
         </w:rPr>
-        <w:t>6.1. Обов'язки Орендаря:</w:t>
+        <w:t xml:space="preserve">6.1. </w:t>
+      </w:r>
+      <w:proofErr w:type="spellStart"/>
+      <w:r>
+        <w:rPr>
+          <w:rFonts w:ascii="Times New Roman" w:hAnsi="Times New Roman" w:cs="Times New Roman"/>
+          <w:b/>
+          <w:sz w:val="16"/>
+          <w:szCs w:val="16"/>
+        </w:rPr>
+        <w:t>Обов'язки</w:t>
+      </w:r>
+      <w:proofErr w:type="spellEnd"/>
+      <w:r>
+        <w:rPr>
+          <w:rFonts w:ascii="Times New Roman" w:hAnsi="Times New Roman" w:cs="Times New Roman"/>
+          <w:b/>
+          <w:sz w:val="16"/>
+          <w:szCs w:val="16"/>
+        </w:rPr>
+        <w:t xml:space="preserve"> </w:t>
+      </w:r>
+      <w:proofErr w:type="spellStart"/>
+      <w:r>
+        <w:rPr>
+          <w:rFonts w:ascii="Times New Roman" w:hAnsi="Times New Roman" w:cs="Times New Roman"/>
+          <w:b/>
+          <w:sz w:val="16"/>
+          <w:szCs w:val="16"/>
+        </w:rPr>
+        <w:t>Орендаря</w:t>
+      </w:r>
+      <w:proofErr w:type="spellEnd"/>
+      <w:r>
+        <w:rPr>
+          <w:rFonts w:ascii="Times New Roman" w:hAnsi="Times New Roman" w:cs="Times New Roman"/>
+          <w:b/>
+          <w:sz w:val="16"/>
+          <w:szCs w:val="16"/>
+        </w:rPr>
+        <w:t>:</w:t>
       </w:r>
     </w:p>
     <w:p>
@@ -4744,13 +6526,23 @@
         </w:rPr>
         <w:t xml:space="preserve">6.1.1. </w:t>
       </w:r>
-      <w:r>
-        <w:rPr>
-          <w:rFonts w:ascii="Times New Roman" w:hAnsi="Times New Roman" w:cs="Times New Roman"/>
-          <w:sz w:val="16"/>
-          <w:szCs w:val="16"/>
-        </w:rPr>
-        <w:t xml:space="preserve">Використовувати </w:t>
+      <w:proofErr w:type="spellStart"/>
+      <w:r>
+        <w:rPr>
+          <w:rFonts w:ascii="Times New Roman" w:hAnsi="Times New Roman" w:cs="Times New Roman"/>
+          <w:sz w:val="16"/>
+          <w:szCs w:val="16"/>
+        </w:rPr>
+        <w:t>Використовувати</w:t>
+      </w:r>
+      <w:proofErr w:type="spellEnd"/>
+      <w:r>
+        <w:rPr>
+          <w:rFonts w:ascii="Times New Roman" w:hAnsi="Times New Roman" w:cs="Times New Roman"/>
+          <w:sz w:val="16"/>
+          <w:szCs w:val="16"/>
+        </w:rPr>
+        <w:t xml:space="preserve"> </w:t>
       </w:r>
       <w:r>
         <w:rPr>
@@ -4769,14 +6561,25 @@
         </w:rPr>
         <w:t>’</w:t>
       </w:r>
-      <w:r>
-        <w:rPr>
-          <w:rFonts w:ascii="Times New Roman" w:hAnsi="Times New Roman" w:cs="Times New Roman"/>
-          <w:sz w:val="16"/>
-          <w:szCs w:val="16"/>
-          <w:lang w:val="uk-UA"/>
-        </w:rPr>
-        <w:t xml:space="preserve">єкт оренди </w:t>
+      <w:proofErr w:type="spellStart"/>
+      <w:r>
+        <w:rPr>
+          <w:rFonts w:ascii="Times New Roman" w:hAnsi="Times New Roman" w:cs="Times New Roman"/>
+          <w:sz w:val="16"/>
+          <w:szCs w:val="16"/>
+          <w:lang w:val="uk-UA"/>
+        </w:rPr>
+        <w:t>єкт</w:t>
+      </w:r>
+      <w:proofErr w:type="spellEnd"/>
+      <w:r>
+        <w:rPr>
+          <w:rFonts w:ascii="Times New Roman" w:hAnsi="Times New Roman" w:cs="Times New Roman"/>
+          <w:sz w:val="16"/>
+          <w:szCs w:val="16"/>
+          <w:lang w:val="uk-UA"/>
+        </w:rPr>
+        <w:t xml:space="preserve"> оренди </w:t>
       </w:r>
       <w:r>
         <w:rPr>
@@ -4801,7 +6604,61 @@
           <w:sz w:val="16"/>
           <w:szCs w:val="16"/>
         </w:rPr>
-        <w:t xml:space="preserve">а його цільовим призначенням </w:t>
+        <w:t xml:space="preserve">а </w:t>
+      </w:r>
+      <w:proofErr w:type="spellStart"/>
+      <w:r>
+        <w:rPr>
+          <w:rFonts w:ascii="Times New Roman" w:hAnsi="Times New Roman" w:cs="Times New Roman"/>
+          <w:sz w:val="16"/>
+          <w:szCs w:val="16"/>
+        </w:rPr>
+        <w:t>його</w:t>
+      </w:r>
+      <w:proofErr w:type="spellEnd"/>
+      <w:r>
+        <w:rPr>
+          <w:rFonts w:ascii="Times New Roman" w:hAnsi="Times New Roman" w:cs="Times New Roman"/>
+          <w:sz w:val="16"/>
+          <w:szCs w:val="16"/>
+        </w:rPr>
+        <w:t xml:space="preserve"> </w:t>
+      </w:r>
+      <w:proofErr w:type="spellStart"/>
+      <w:r>
+        <w:rPr>
+          <w:rFonts w:ascii="Times New Roman" w:hAnsi="Times New Roman" w:cs="Times New Roman"/>
+          <w:sz w:val="16"/>
+          <w:szCs w:val="16"/>
+        </w:rPr>
+        <w:t>цільовим</w:t>
+      </w:r>
+      <w:proofErr w:type="spellEnd"/>
+      <w:r>
+        <w:rPr>
+          <w:rFonts w:ascii="Times New Roman" w:hAnsi="Times New Roman" w:cs="Times New Roman"/>
+          <w:sz w:val="16"/>
+          <w:szCs w:val="16"/>
+        </w:rPr>
+        <w:t xml:space="preserve"> </w:t>
+      </w:r>
+      <w:proofErr w:type="spellStart"/>
+      <w:r>
+        <w:rPr>
+          <w:rFonts w:ascii="Times New Roman" w:hAnsi="Times New Roman" w:cs="Times New Roman"/>
+          <w:sz w:val="16"/>
+          <w:szCs w:val="16"/>
+        </w:rPr>
+        <w:t>призначенням</w:t>
+      </w:r>
+      <w:proofErr w:type="spellEnd"/>
+      <w:r>
+        <w:rPr>
+          <w:rFonts w:ascii="Times New Roman" w:hAnsi="Times New Roman" w:cs="Times New Roman"/>
+          <w:sz w:val="16"/>
+          <w:szCs w:val="16"/>
+        </w:rPr>
+        <w:t xml:space="preserve"> </w:t>
       </w:r>
       <w:r>
         <w:rPr>
@@ -4820,13 +6677,23 @@
         </w:rPr>
         <w:t>у </w:t>
       </w:r>
-      <w:r>
-        <w:rPr>
-          <w:rFonts w:ascii="Times New Roman" w:hAnsi="Times New Roman" w:cs="Times New Roman"/>
-          <w:sz w:val="16"/>
-          <w:szCs w:val="16"/>
-        </w:rPr>
-        <w:t xml:space="preserve">відповідності до </w:t>
+      <w:proofErr w:type="spellStart"/>
+      <w:r>
+        <w:rPr>
+          <w:rFonts w:ascii="Times New Roman" w:hAnsi="Times New Roman" w:cs="Times New Roman"/>
+          <w:sz w:val="16"/>
+          <w:szCs w:val="16"/>
+        </w:rPr>
+        <w:t>відповідності</w:t>
+      </w:r>
+      <w:proofErr w:type="spellEnd"/>
+      <w:r>
+        <w:rPr>
+          <w:rFonts w:ascii="Times New Roman" w:hAnsi="Times New Roman" w:cs="Times New Roman"/>
+          <w:sz w:val="16"/>
+          <w:szCs w:val="16"/>
+        </w:rPr>
+        <w:t xml:space="preserve"> до </w:t>
       </w:r>
       <w:r>
         <w:rPr>
@@ -4880,7 +6747,25 @@
           <w:sz w:val="16"/>
           <w:szCs w:val="16"/>
         </w:rPr>
-        <w:t xml:space="preserve">6.1.2. Своєчасно </w:t>
+        <w:t xml:space="preserve">6.1.2. </w:t>
+      </w:r>
+      <w:proofErr w:type="spellStart"/>
+      <w:r>
+        <w:rPr>
+          <w:rFonts w:ascii="Times New Roman" w:hAnsi="Times New Roman" w:cs="Times New Roman"/>
+          <w:sz w:val="16"/>
+          <w:szCs w:val="16"/>
+        </w:rPr>
+        <w:t>Своєчасно</w:t>
+      </w:r>
+      <w:proofErr w:type="spellEnd"/>
+      <w:r>
+        <w:rPr>
+          <w:rFonts w:ascii="Times New Roman" w:hAnsi="Times New Roman" w:cs="Times New Roman"/>
+          <w:sz w:val="16"/>
+          <w:szCs w:val="16"/>
+        </w:rPr>
+        <w:t xml:space="preserve"> </w:t>
       </w:r>
       <w:r>
         <w:rPr>
@@ -4899,6 +6784,7 @@
         </w:rPr>
         <w:t xml:space="preserve"> </w:t>
       </w:r>
+      <w:proofErr w:type="spellStart"/>
       <w:r>
         <w:rPr>
           <w:rFonts w:ascii="Times New Roman" w:hAnsi="Times New Roman" w:cs="Times New Roman"/>
@@ -4907,6 +6793,7 @@
         </w:rPr>
         <w:t>орендн</w:t>
       </w:r>
+      <w:proofErr w:type="spellEnd"/>
       <w:r>
         <w:rPr>
           <w:rFonts w:ascii="Times New Roman" w:hAnsi="Times New Roman" w:cs="Times New Roman"/>
@@ -4922,8 +6809,18 @@
           <w:sz w:val="16"/>
           <w:szCs w:val="16"/>
         </w:rPr>
-        <w:t xml:space="preserve"> пла</w:t>
-      </w:r>
+        <w:t xml:space="preserve"> </w:t>
+      </w:r>
+      <w:proofErr w:type="spellStart"/>
+      <w:r>
+        <w:rPr>
+          <w:rFonts w:ascii="Times New Roman" w:hAnsi="Times New Roman" w:cs="Times New Roman"/>
+          <w:sz w:val="16"/>
+          <w:szCs w:val="16"/>
+        </w:rPr>
+        <w:t>пла</w:t>
+      </w:r>
+      <w:proofErr w:type="spellEnd"/>
       <w:r>
         <w:rPr>
           <w:rFonts w:ascii="Times New Roman" w:hAnsi="Times New Roman" w:cs="Times New Roman"/>
@@ -4997,29 +6894,85 @@
         </w:rPr>
         <w:t>д</w:t>
       </w:r>
-      <w:r>
-        <w:rPr>
-          <w:rFonts w:ascii="Times New Roman" w:hAnsi="Times New Roman" w:cs="Times New Roman"/>
-          <w:sz w:val="16"/>
-          <w:szCs w:val="16"/>
-        </w:rPr>
-        <w:t xml:space="preserve">отримуватися </w:t>
-      </w:r>
-      <w:r>
-        <w:rPr>
-          <w:rFonts w:ascii="Times New Roman" w:hAnsi="Times New Roman" w:cs="Times New Roman"/>
-          <w:sz w:val="16"/>
-          <w:szCs w:val="16"/>
-        </w:rPr>
-        <w:t>належного режиму експлуатації,</w:t>
-      </w:r>
-      <w:r>
-        <w:rPr>
-          <w:rFonts w:ascii="Times New Roman" w:hAnsi="Times New Roman" w:cs="Times New Roman"/>
-          <w:sz w:val="16"/>
-          <w:szCs w:val="16"/>
-        </w:rPr>
-        <w:t xml:space="preserve"> чистки та зберігання </w:t>
+      <w:proofErr w:type="spellStart"/>
+      <w:r>
+        <w:rPr>
+          <w:rFonts w:ascii="Times New Roman" w:hAnsi="Times New Roman" w:cs="Times New Roman"/>
+          <w:sz w:val="16"/>
+          <w:szCs w:val="16"/>
+        </w:rPr>
+        <w:t>отримуватися</w:t>
+      </w:r>
+      <w:proofErr w:type="spellEnd"/>
+      <w:r>
+        <w:rPr>
+          <w:rFonts w:ascii="Times New Roman" w:hAnsi="Times New Roman" w:cs="Times New Roman"/>
+          <w:sz w:val="16"/>
+          <w:szCs w:val="16"/>
+        </w:rPr>
+        <w:t xml:space="preserve"> </w:t>
+      </w:r>
+      <w:proofErr w:type="spellStart"/>
+      <w:r>
+        <w:rPr>
+          <w:rFonts w:ascii="Times New Roman" w:hAnsi="Times New Roman" w:cs="Times New Roman"/>
+          <w:sz w:val="16"/>
+          <w:szCs w:val="16"/>
+        </w:rPr>
+        <w:t>належного</w:t>
+      </w:r>
+      <w:proofErr w:type="spellEnd"/>
+      <w:r>
+        <w:rPr>
+          <w:rFonts w:ascii="Times New Roman" w:hAnsi="Times New Roman" w:cs="Times New Roman"/>
+          <w:sz w:val="16"/>
+          <w:szCs w:val="16"/>
+        </w:rPr>
+        <w:t xml:space="preserve"> режиму </w:t>
+      </w:r>
+      <w:proofErr w:type="spellStart"/>
+      <w:r>
+        <w:rPr>
+          <w:rFonts w:ascii="Times New Roman" w:hAnsi="Times New Roman" w:cs="Times New Roman"/>
+          <w:sz w:val="16"/>
+          <w:szCs w:val="16"/>
+        </w:rPr>
+        <w:t>експлуатації</w:t>
+      </w:r>
+      <w:proofErr w:type="spellEnd"/>
+      <w:r>
+        <w:rPr>
+          <w:rFonts w:ascii="Times New Roman" w:hAnsi="Times New Roman" w:cs="Times New Roman"/>
+          <w:sz w:val="16"/>
+          <w:szCs w:val="16"/>
+        </w:rPr>
+        <w:t>,</w:t>
+      </w:r>
+      <w:r>
+        <w:rPr>
+          <w:rFonts w:ascii="Times New Roman" w:hAnsi="Times New Roman" w:cs="Times New Roman"/>
+          <w:sz w:val="16"/>
+          <w:szCs w:val="16"/>
+        </w:rPr>
+        <w:t xml:space="preserve"> чистки та </w:t>
+      </w:r>
+      <w:proofErr w:type="spellStart"/>
+      <w:r>
+        <w:rPr>
+          <w:rFonts w:ascii="Times New Roman" w:hAnsi="Times New Roman" w:cs="Times New Roman"/>
+          <w:sz w:val="16"/>
+          <w:szCs w:val="16"/>
+        </w:rPr>
+        <w:t>зберігання</w:t>
+      </w:r>
+      <w:proofErr w:type="spellEnd"/>
+      <w:r>
+        <w:rPr>
+          <w:rFonts w:ascii="Times New Roman" w:hAnsi="Times New Roman" w:cs="Times New Roman"/>
+          <w:sz w:val="16"/>
+          <w:szCs w:val="16"/>
+        </w:rPr>
+        <w:t xml:space="preserve"> </w:t>
       </w:r>
       <w:r>
         <w:rPr>
@@ -5030,13 +6983,41 @@
         </w:rPr>
         <w:t>М</w:t>
       </w:r>
-      <w:r>
-        <w:rPr>
-          <w:rFonts w:ascii="Times New Roman" w:hAnsi="Times New Roman" w:cs="Times New Roman"/>
-          <w:sz w:val="16"/>
-          <w:szCs w:val="16"/>
-        </w:rPr>
-        <w:t xml:space="preserve">айна‚ у відповідності </w:t>
+      <w:proofErr w:type="spellStart"/>
+      <w:r>
+        <w:rPr>
+          <w:rFonts w:ascii="Times New Roman" w:hAnsi="Times New Roman" w:cs="Times New Roman"/>
+          <w:sz w:val="16"/>
+          <w:szCs w:val="16"/>
+        </w:rPr>
+        <w:t>айна</w:t>
+      </w:r>
+      <w:proofErr w:type="spellEnd"/>
+      <w:r>
+        <w:rPr>
+          <w:rFonts w:ascii="Times New Roman" w:hAnsi="Times New Roman" w:cs="Times New Roman"/>
+          <w:sz w:val="16"/>
+          <w:szCs w:val="16"/>
+        </w:rPr>
+        <w:t xml:space="preserve">‚ у </w:t>
+      </w:r>
+      <w:proofErr w:type="spellStart"/>
+      <w:r>
+        <w:rPr>
+          <w:rFonts w:ascii="Times New Roman" w:hAnsi="Times New Roman" w:cs="Times New Roman"/>
+          <w:sz w:val="16"/>
+          <w:szCs w:val="16"/>
+        </w:rPr>
+        <w:t>відповідності</w:t>
+      </w:r>
+      <w:proofErr w:type="spellEnd"/>
+      <w:r>
+        <w:rPr>
+          <w:rFonts w:ascii="Times New Roman" w:hAnsi="Times New Roman" w:cs="Times New Roman"/>
+          <w:sz w:val="16"/>
+          <w:szCs w:val="16"/>
+        </w:rPr>
+        <w:t xml:space="preserve"> </w:t>
       </w:r>
       <w:r>
         <w:rPr>
@@ -5253,14 +7234,25 @@
         </w:rPr>
         <w:t>’</w:t>
       </w:r>
-      <w:r>
-        <w:rPr>
-          <w:rFonts w:ascii="Times New Roman" w:hAnsi="Times New Roman" w:cs="Times New Roman"/>
-          <w:sz w:val="16"/>
-          <w:szCs w:val="16"/>
-          <w:lang w:val="uk-UA"/>
-        </w:rPr>
-        <w:t xml:space="preserve">єкта оренди </w:t>
+      <w:proofErr w:type="spellStart"/>
+      <w:r>
+        <w:rPr>
+          <w:rFonts w:ascii="Times New Roman" w:hAnsi="Times New Roman" w:cs="Times New Roman"/>
+          <w:sz w:val="16"/>
+          <w:szCs w:val="16"/>
+          <w:lang w:val="uk-UA"/>
+        </w:rPr>
+        <w:t>єкта</w:t>
+      </w:r>
+      <w:proofErr w:type="spellEnd"/>
+      <w:r>
+        <w:rPr>
+          <w:rFonts w:ascii="Times New Roman" w:hAnsi="Times New Roman" w:cs="Times New Roman"/>
+          <w:sz w:val="16"/>
+          <w:szCs w:val="16"/>
+          <w:lang w:val="uk-UA"/>
+        </w:rPr>
+        <w:t xml:space="preserve"> оренди </w:t>
       </w:r>
       <w:r>
         <w:rPr>
@@ -5372,14 +7364,25 @@
         </w:rPr>
         <w:t>’</w:t>
       </w:r>
-      <w:r>
-        <w:rPr>
-          <w:rFonts w:ascii="Times New Roman" w:hAnsi="Times New Roman" w:cs="Times New Roman"/>
-          <w:sz w:val="16"/>
-          <w:szCs w:val="16"/>
-          <w:lang w:val="uk-UA"/>
-        </w:rPr>
-        <w:t xml:space="preserve">єкт оренди, </w:t>
+      <w:proofErr w:type="spellStart"/>
+      <w:r>
+        <w:rPr>
+          <w:rFonts w:ascii="Times New Roman" w:hAnsi="Times New Roman" w:cs="Times New Roman"/>
+          <w:sz w:val="16"/>
+          <w:szCs w:val="16"/>
+          <w:lang w:val="uk-UA"/>
+        </w:rPr>
+        <w:t>єкт</w:t>
+      </w:r>
+      <w:proofErr w:type="spellEnd"/>
+      <w:r>
+        <w:rPr>
+          <w:rFonts w:ascii="Times New Roman" w:hAnsi="Times New Roman" w:cs="Times New Roman"/>
+          <w:sz w:val="16"/>
+          <w:szCs w:val="16"/>
+          <w:lang w:val="uk-UA"/>
+        </w:rPr>
+        <w:t xml:space="preserve"> оренди, </w:t>
       </w:r>
       <w:r>
         <w:rPr>
@@ -5581,7 +7584,127 @@
           <w:szCs w:val="16"/>
           <w:lang w:eastAsia="ru-RU"/>
         </w:rPr>
-        <w:t>У випадку, коли Орендар повертає Майно за допомогою перевізника «</w:t>
+        <w:t xml:space="preserve">У </w:t>
+      </w:r>
+      <w:proofErr w:type="spellStart"/>
+      <w:r>
+        <w:rPr>
+          <w:rFonts w:ascii="Times New Roman" w:hAnsi="Times New Roman" w:cs="Times New Roman"/>
+          <w:sz w:val="16"/>
+          <w:szCs w:val="16"/>
+          <w:lang w:eastAsia="ru-RU"/>
+        </w:rPr>
+        <w:t>випадку</w:t>
+      </w:r>
+      <w:proofErr w:type="spellEnd"/>
+      <w:r>
+        <w:rPr>
+          <w:rFonts w:ascii="Times New Roman" w:hAnsi="Times New Roman" w:cs="Times New Roman"/>
+          <w:sz w:val="16"/>
+          <w:szCs w:val="16"/>
+          <w:lang w:eastAsia="ru-RU"/>
+        </w:rPr>
+        <w:t xml:space="preserve">, коли </w:t>
+      </w:r>
+      <w:proofErr w:type="spellStart"/>
+      <w:r>
+        <w:rPr>
+          <w:rFonts w:ascii="Times New Roman" w:hAnsi="Times New Roman" w:cs="Times New Roman"/>
+          <w:sz w:val="16"/>
+          <w:szCs w:val="16"/>
+          <w:lang w:eastAsia="ru-RU"/>
+        </w:rPr>
+        <w:t>Орендар</w:t>
+      </w:r>
+      <w:proofErr w:type="spellEnd"/>
+      <w:r>
+        <w:rPr>
+          <w:rFonts w:ascii="Times New Roman" w:hAnsi="Times New Roman" w:cs="Times New Roman"/>
+          <w:sz w:val="16"/>
+          <w:szCs w:val="16"/>
+          <w:lang w:eastAsia="ru-RU"/>
+        </w:rPr>
+        <w:t xml:space="preserve"> </w:t>
+      </w:r>
+      <w:proofErr w:type="spellStart"/>
+      <w:r>
+        <w:rPr>
+          <w:rFonts w:ascii="Times New Roman" w:hAnsi="Times New Roman" w:cs="Times New Roman"/>
+          <w:sz w:val="16"/>
+          <w:szCs w:val="16"/>
+          <w:lang w:eastAsia="ru-RU"/>
+        </w:rPr>
+        <w:t>повертає</w:t>
+      </w:r>
+      <w:proofErr w:type="spellEnd"/>
+      <w:r>
+        <w:rPr>
+          <w:rFonts w:ascii="Times New Roman" w:hAnsi="Times New Roman" w:cs="Times New Roman"/>
+          <w:sz w:val="16"/>
+          <w:szCs w:val="16"/>
+          <w:lang w:eastAsia="ru-RU"/>
+        </w:rPr>
+        <w:t xml:space="preserve"> </w:t>
+      </w:r>
+      <w:proofErr w:type="spellStart"/>
+      <w:r>
+        <w:rPr>
+          <w:rFonts w:ascii="Times New Roman" w:hAnsi="Times New Roman" w:cs="Times New Roman"/>
+          <w:sz w:val="16"/>
+          <w:szCs w:val="16"/>
+          <w:lang w:eastAsia="ru-RU"/>
+        </w:rPr>
+        <w:t>Майно</w:t>
+      </w:r>
+      <w:proofErr w:type="spellEnd"/>
+      <w:r>
+        <w:rPr>
+          <w:rFonts w:ascii="Times New Roman" w:hAnsi="Times New Roman" w:cs="Times New Roman"/>
+          <w:sz w:val="16"/>
+          <w:szCs w:val="16"/>
+          <w:lang w:eastAsia="ru-RU"/>
+        </w:rPr>
+        <w:t xml:space="preserve"> за </w:t>
+      </w:r>
+      <w:proofErr w:type="spellStart"/>
+      <w:r>
+        <w:rPr>
+          <w:rFonts w:ascii="Times New Roman" w:hAnsi="Times New Roman" w:cs="Times New Roman"/>
+          <w:sz w:val="16"/>
+          <w:szCs w:val="16"/>
+          <w:lang w:eastAsia="ru-RU"/>
+        </w:rPr>
+        <w:t>допомогою</w:t>
+      </w:r>
+      <w:proofErr w:type="spellEnd"/>
+      <w:r>
+        <w:rPr>
+          <w:rFonts w:ascii="Times New Roman" w:hAnsi="Times New Roman" w:cs="Times New Roman"/>
+          <w:sz w:val="16"/>
+          <w:szCs w:val="16"/>
+          <w:lang w:eastAsia="ru-RU"/>
+        </w:rPr>
+        <w:t xml:space="preserve"> </w:t>
+      </w:r>
+      <w:proofErr w:type="spellStart"/>
+      <w:r>
+        <w:rPr>
+          <w:rFonts w:ascii="Times New Roman" w:hAnsi="Times New Roman" w:cs="Times New Roman"/>
+          <w:sz w:val="16"/>
+          <w:szCs w:val="16"/>
+          <w:lang w:eastAsia="ru-RU"/>
+        </w:rPr>
+        <w:t>перевізника</w:t>
+      </w:r>
+      <w:proofErr w:type="spellEnd"/>
+      <w:r>
+        <w:rPr>
+          <w:rFonts w:ascii="Times New Roman" w:hAnsi="Times New Roman" w:cs="Times New Roman"/>
+          <w:sz w:val="16"/>
+          <w:szCs w:val="16"/>
+          <w:lang w:eastAsia="ru-RU"/>
+        </w:rPr>
+        <w:t xml:space="preserve"> «</w:t>
       </w:r>
       <w:r>
         <w:rPr>
@@ -5598,7 +7721,167 @@
           <w:szCs w:val="16"/>
           <w:lang w:eastAsia="ru-RU"/>
         </w:rPr>
-        <w:t>» або іншим перевізником, він зобов’язаний сплатити послуги перевізника.</w:t>
+        <w:t xml:space="preserve">» </w:t>
+      </w:r>
+      <w:proofErr w:type="spellStart"/>
+      <w:r>
+        <w:rPr>
+          <w:rFonts w:ascii="Times New Roman" w:hAnsi="Times New Roman" w:cs="Times New Roman"/>
+          <w:sz w:val="16"/>
+          <w:szCs w:val="16"/>
+          <w:lang w:eastAsia="ru-RU"/>
+        </w:rPr>
+        <w:t>або</w:t>
+      </w:r>
+      <w:proofErr w:type="spellEnd"/>
+      <w:r>
+        <w:rPr>
+          <w:rFonts w:ascii="Times New Roman" w:hAnsi="Times New Roman" w:cs="Times New Roman"/>
+          <w:sz w:val="16"/>
+          <w:szCs w:val="16"/>
+          <w:lang w:eastAsia="ru-RU"/>
+        </w:rPr>
+        <w:t xml:space="preserve"> </w:t>
+      </w:r>
+      <w:proofErr w:type="spellStart"/>
+      <w:r>
+        <w:rPr>
+          <w:rFonts w:ascii="Times New Roman" w:hAnsi="Times New Roman" w:cs="Times New Roman"/>
+          <w:sz w:val="16"/>
+          <w:szCs w:val="16"/>
+          <w:lang w:eastAsia="ru-RU"/>
+        </w:rPr>
+        <w:t>іншим</w:t>
+      </w:r>
+      <w:proofErr w:type="spellEnd"/>
+      <w:r>
+        <w:rPr>
+          <w:rFonts w:ascii="Times New Roman" w:hAnsi="Times New Roman" w:cs="Times New Roman"/>
+          <w:sz w:val="16"/>
+          <w:szCs w:val="16"/>
+          <w:lang w:eastAsia="ru-RU"/>
+        </w:rPr>
+        <w:t xml:space="preserve"> </w:t>
+      </w:r>
+      <w:proofErr w:type="spellStart"/>
+      <w:r>
+        <w:rPr>
+          <w:rFonts w:ascii="Times New Roman" w:hAnsi="Times New Roman" w:cs="Times New Roman"/>
+          <w:sz w:val="16"/>
+          <w:szCs w:val="16"/>
+          <w:lang w:eastAsia="ru-RU"/>
+        </w:rPr>
+        <w:t>перевізником</w:t>
+      </w:r>
+      <w:proofErr w:type="spellEnd"/>
+      <w:r>
+        <w:rPr>
+          <w:rFonts w:ascii="Times New Roman" w:hAnsi="Times New Roman" w:cs="Times New Roman"/>
+          <w:sz w:val="16"/>
+          <w:szCs w:val="16"/>
+          <w:lang w:eastAsia="ru-RU"/>
+        </w:rPr>
+        <w:t xml:space="preserve">, </w:t>
+      </w:r>
+      <w:proofErr w:type="spellStart"/>
+      <w:r>
+        <w:rPr>
+          <w:rFonts w:ascii="Times New Roman" w:hAnsi="Times New Roman" w:cs="Times New Roman"/>
+          <w:sz w:val="16"/>
+          <w:szCs w:val="16"/>
+          <w:lang w:eastAsia="ru-RU"/>
+        </w:rPr>
+        <w:t>він</w:t>
+      </w:r>
+      <w:proofErr w:type="spellEnd"/>
+      <w:r>
+        <w:rPr>
+          <w:rFonts w:ascii="Times New Roman" w:hAnsi="Times New Roman" w:cs="Times New Roman"/>
+          <w:sz w:val="16"/>
+          <w:szCs w:val="16"/>
+          <w:lang w:eastAsia="ru-RU"/>
+        </w:rPr>
+        <w:t xml:space="preserve"> </w:t>
+      </w:r>
+      <w:proofErr w:type="spellStart"/>
+      <w:r>
+        <w:rPr>
+          <w:rFonts w:ascii="Times New Roman" w:hAnsi="Times New Roman" w:cs="Times New Roman"/>
+          <w:sz w:val="16"/>
+          <w:szCs w:val="16"/>
+          <w:lang w:eastAsia="ru-RU"/>
+        </w:rPr>
+        <w:t>зобов’язаний</w:t>
+      </w:r>
+      <w:proofErr w:type="spellEnd"/>
+      <w:r>
+        <w:rPr>
+          <w:rFonts w:ascii="Times New Roman" w:hAnsi="Times New Roman" w:cs="Times New Roman"/>
+          <w:sz w:val="16"/>
+          <w:szCs w:val="16"/>
+          <w:lang w:eastAsia="ru-RU"/>
+        </w:rPr>
+        <w:t xml:space="preserve"> </w:t>
+      </w:r>
+      <w:proofErr w:type="spellStart"/>
+      <w:r>
+        <w:rPr>
+          <w:rFonts w:ascii="Times New Roman" w:hAnsi="Times New Roman" w:cs="Times New Roman"/>
+          <w:sz w:val="16"/>
+          <w:szCs w:val="16"/>
+          <w:lang w:eastAsia="ru-RU"/>
+        </w:rPr>
+        <w:t>сплатити</w:t>
+      </w:r>
+      <w:proofErr w:type="spellEnd"/>
+      <w:r>
+        <w:rPr>
+          <w:rFonts w:ascii="Times New Roman" w:hAnsi="Times New Roman" w:cs="Times New Roman"/>
+          <w:sz w:val="16"/>
+          <w:szCs w:val="16"/>
+          <w:lang w:eastAsia="ru-RU"/>
+        </w:rPr>
+        <w:t xml:space="preserve"> </w:t>
+      </w:r>
+      <w:proofErr w:type="spellStart"/>
+      <w:r>
+        <w:rPr>
+          <w:rFonts w:ascii="Times New Roman" w:hAnsi="Times New Roman" w:cs="Times New Roman"/>
+          <w:sz w:val="16"/>
+          <w:szCs w:val="16"/>
+          <w:lang w:eastAsia="ru-RU"/>
+        </w:rPr>
+        <w:t>послуги</w:t>
+      </w:r>
+      <w:proofErr w:type="spellEnd"/>
+      <w:r>
+        <w:rPr>
+          <w:rFonts w:ascii="Times New Roman" w:hAnsi="Times New Roman" w:cs="Times New Roman"/>
+          <w:sz w:val="16"/>
+          <w:szCs w:val="16"/>
+          <w:lang w:eastAsia="ru-RU"/>
+        </w:rPr>
+        <w:t xml:space="preserve"> </w:t>
+      </w:r>
+      <w:proofErr w:type="spellStart"/>
+      <w:r>
+        <w:rPr>
+          <w:rFonts w:ascii="Times New Roman" w:hAnsi="Times New Roman" w:cs="Times New Roman"/>
+          <w:sz w:val="16"/>
+          <w:szCs w:val="16"/>
+          <w:lang w:eastAsia="ru-RU"/>
+        </w:rPr>
+        <w:t>перевізника</w:t>
+      </w:r>
+      <w:proofErr w:type="spellEnd"/>
+      <w:r>
+        <w:rPr>
+          <w:rFonts w:ascii="Times New Roman" w:hAnsi="Times New Roman" w:cs="Times New Roman"/>
+          <w:sz w:val="16"/>
+          <w:szCs w:val="16"/>
+          <w:lang w:eastAsia="ru-RU"/>
+        </w:rPr>
+        <w:t>.</w:t>
       </w:r>
     </w:p>
     <w:p>
@@ -5736,6 +8019,7 @@
         </w:rPr>
         <w:t xml:space="preserve">Протягом строку дії оренди звертатися до </w:t>
       </w:r>
+      <w:proofErr w:type="spellStart"/>
       <w:r>
         <w:rPr>
           <w:rFonts w:ascii="Times New Roman" w:hAnsi="Times New Roman" w:cs="Times New Roman"/>
@@ -5744,6 +8028,7 @@
         </w:rPr>
         <w:t>Орендодавця</w:t>
       </w:r>
+      <w:proofErr w:type="spellEnd"/>
       <w:r>
         <w:rPr>
           <w:rFonts w:ascii="Times New Roman" w:hAnsi="Times New Roman" w:cs="Times New Roman"/>
@@ -5823,8 +8108,19 @@
           <w:szCs w:val="16"/>
           <w:lang w:val="uk-UA"/>
         </w:rPr>
-        <w:t>Орендаря або пов</w:t>
-      </w:r>
+        <w:t xml:space="preserve">Орендаря або </w:t>
+      </w:r>
+      <w:proofErr w:type="spellStart"/>
+      <w:r>
+        <w:rPr>
+          <w:rFonts w:ascii="Times New Roman" w:hAnsi="Times New Roman" w:cs="Times New Roman"/>
+          <w:sz w:val="16"/>
+          <w:szCs w:val="16"/>
+          <w:lang w:val="uk-UA"/>
+        </w:rPr>
+        <w:t>пов</w:t>
+      </w:r>
+      <w:proofErr w:type="spellEnd"/>
       <w:r>
         <w:rPr>
           <w:rFonts w:ascii="Times New Roman" w:hAnsi="Times New Roman" w:cs="Times New Roman"/>
@@ -5833,14 +8129,25 @@
         </w:rPr>
         <w:t>’</w:t>
       </w:r>
-      <w:r>
-        <w:rPr>
-          <w:rFonts w:ascii="Times New Roman" w:hAnsi="Times New Roman" w:cs="Times New Roman"/>
-          <w:sz w:val="16"/>
-          <w:szCs w:val="16"/>
-          <w:lang w:val="uk-UA"/>
-        </w:rPr>
-        <w:t>язаних з ним третіх осіб.</w:t>
+      <w:proofErr w:type="spellStart"/>
+      <w:r>
+        <w:rPr>
+          <w:rFonts w:ascii="Times New Roman" w:hAnsi="Times New Roman" w:cs="Times New Roman"/>
+          <w:sz w:val="16"/>
+          <w:szCs w:val="16"/>
+          <w:lang w:val="uk-UA"/>
+        </w:rPr>
+        <w:t>язаних</w:t>
+      </w:r>
+      <w:proofErr w:type="spellEnd"/>
+      <w:r>
+        <w:rPr>
+          <w:rFonts w:ascii="Times New Roman" w:hAnsi="Times New Roman" w:cs="Times New Roman"/>
+          <w:sz w:val="16"/>
+          <w:szCs w:val="16"/>
+          <w:lang w:val="uk-UA"/>
+        </w:rPr>
+        <w:t xml:space="preserve"> з ним третіх осіб.</w:t>
       </w:r>
     </w:p>
     <w:p>
@@ -6202,7 +8509,25 @@
           <w:sz w:val="16"/>
           <w:szCs w:val="16"/>
         </w:rPr>
-        <w:t xml:space="preserve">. Надавати </w:t>
+        <w:t xml:space="preserve">. </w:t>
+      </w:r>
+      <w:proofErr w:type="spellStart"/>
+      <w:r>
+        <w:rPr>
+          <w:rFonts w:ascii="Times New Roman" w:hAnsi="Times New Roman" w:cs="Times New Roman"/>
+          <w:sz w:val="16"/>
+          <w:szCs w:val="16"/>
+        </w:rPr>
+        <w:t>Надавати</w:t>
+      </w:r>
+      <w:proofErr w:type="spellEnd"/>
+      <w:r>
+        <w:rPr>
+          <w:rFonts w:ascii="Times New Roman" w:hAnsi="Times New Roman" w:cs="Times New Roman"/>
+          <w:sz w:val="16"/>
+          <w:szCs w:val="16"/>
+        </w:rPr>
+        <w:t xml:space="preserve"> </w:t>
       </w:r>
       <w:r>
         <w:rPr>
@@ -6213,29 +8538,175 @@
         </w:rPr>
         <w:t xml:space="preserve">на безоплатній основі </w:t>
       </w:r>
-      <w:r>
-        <w:rPr>
-          <w:rFonts w:ascii="Times New Roman" w:hAnsi="Times New Roman" w:cs="Times New Roman"/>
-          <w:sz w:val="16"/>
-          <w:szCs w:val="16"/>
-        </w:rPr>
-        <w:t>інформаційне та консультаційне сп</w:t>
-      </w:r>
-      <w:r>
-        <w:rPr>
-          <w:rFonts w:ascii="Times New Roman" w:hAnsi="Times New Roman" w:cs="Times New Roman"/>
-          <w:sz w:val="16"/>
-          <w:szCs w:val="16"/>
-        </w:rPr>
-        <w:t>рияння Орендареві щодо порядку </w:t>
-      </w:r>
-      <w:r>
-        <w:rPr>
-          <w:rFonts w:ascii="Times New Roman" w:hAnsi="Times New Roman" w:cs="Times New Roman"/>
-          <w:sz w:val="16"/>
-          <w:szCs w:val="16"/>
-        </w:rPr>
-        <w:t>правильної експлуатації Об’єкта оренди.</w:t>
+      <w:proofErr w:type="spellStart"/>
+      <w:r>
+        <w:rPr>
+          <w:rFonts w:ascii="Times New Roman" w:hAnsi="Times New Roman" w:cs="Times New Roman"/>
+          <w:sz w:val="16"/>
+          <w:szCs w:val="16"/>
+        </w:rPr>
+        <w:t>інформаційне</w:t>
+      </w:r>
+      <w:proofErr w:type="spellEnd"/>
+      <w:r>
+        <w:rPr>
+          <w:rFonts w:ascii="Times New Roman" w:hAnsi="Times New Roman" w:cs="Times New Roman"/>
+          <w:sz w:val="16"/>
+          <w:szCs w:val="16"/>
+        </w:rPr>
+        <w:t xml:space="preserve"> та </w:t>
+      </w:r>
+      <w:proofErr w:type="spellStart"/>
+      <w:r>
+        <w:rPr>
+          <w:rFonts w:ascii="Times New Roman" w:hAnsi="Times New Roman" w:cs="Times New Roman"/>
+          <w:sz w:val="16"/>
+          <w:szCs w:val="16"/>
+        </w:rPr>
+        <w:t>консультаційне</w:t>
+      </w:r>
+      <w:proofErr w:type="spellEnd"/>
+      <w:r>
+        <w:rPr>
+          <w:rFonts w:ascii="Times New Roman" w:hAnsi="Times New Roman" w:cs="Times New Roman"/>
+          <w:sz w:val="16"/>
+          <w:szCs w:val="16"/>
+        </w:rPr>
+        <w:t xml:space="preserve"> </w:t>
+      </w:r>
+      <w:proofErr w:type="spellStart"/>
+      <w:r>
+        <w:rPr>
+          <w:rFonts w:ascii="Times New Roman" w:hAnsi="Times New Roman" w:cs="Times New Roman"/>
+          <w:sz w:val="16"/>
+          <w:szCs w:val="16"/>
+        </w:rPr>
+        <w:t>сп</w:t>
+      </w:r>
+      <w:r>
+        <w:rPr>
+          <w:rFonts w:ascii="Times New Roman" w:hAnsi="Times New Roman" w:cs="Times New Roman"/>
+          <w:sz w:val="16"/>
+          <w:szCs w:val="16"/>
+        </w:rPr>
+        <w:t>рияння</w:t>
+      </w:r>
+      <w:proofErr w:type="spellEnd"/>
+      <w:r>
+        <w:rPr>
+          <w:rFonts w:ascii="Times New Roman" w:hAnsi="Times New Roman" w:cs="Times New Roman"/>
+          <w:sz w:val="16"/>
+          <w:szCs w:val="16"/>
+        </w:rPr>
+        <w:t xml:space="preserve"> </w:t>
+      </w:r>
+      <w:proofErr w:type="spellStart"/>
+      <w:r>
+        <w:rPr>
+          <w:rFonts w:ascii="Times New Roman" w:hAnsi="Times New Roman" w:cs="Times New Roman"/>
+          <w:sz w:val="16"/>
+          <w:szCs w:val="16"/>
+        </w:rPr>
+        <w:t>Орендареві</w:t>
+      </w:r>
+      <w:proofErr w:type="spellEnd"/>
+      <w:r>
+        <w:rPr>
+          <w:rFonts w:ascii="Times New Roman" w:hAnsi="Times New Roman" w:cs="Times New Roman"/>
+          <w:sz w:val="16"/>
+          <w:szCs w:val="16"/>
+        </w:rPr>
+        <w:t xml:space="preserve"> </w:t>
+      </w:r>
+      <w:proofErr w:type="spellStart"/>
+      <w:r>
+        <w:rPr>
+          <w:rFonts w:ascii="Times New Roman" w:hAnsi="Times New Roman" w:cs="Times New Roman"/>
+          <w:sz w:val="16"/>
+          <w:szCs w:val="16"/>
+        </w:rPr>
+        <w:t>щодо</w:t>
+      </w:r>
+      <w:proofErr w:type="spellEnd"/>
+      <w:r>
+        <w:rPr>
+          <w:rFonts w:ascii="Times New Roman" w:hAnsi="Times New Roman" w:cs="Times New Roman"/>
+          <w:sz w:val="16"/>
+          <w:szCs w:val="16"/>
+        </w:rPr>
+        <w:t xml:space="preserve"> порядку </w:t>
+      </w:r>
+      <w:proofErr w:type="spellStart"/>
+      <w:r>
+        <w:rPr>
+          <w:rFonts w:ascii="Times New Roman" w:hAnsi="Times New Roman" w:cs="Times New Roman"/>
+          <w:sz w:val="16"/>
+          <w:szCs w:val="16"/>
+        </w:rPr>
+        <w:t>правильної</w:t>
+      </w:r>
+      <w:proofErr w:type="spellEnd"/>
+      <w:r>
+        <w:rPr>
+          <w:rFonts w:ascii="Times New Roman" w:hAnsi="Times New Roman" w:cs="Times New Roman"/>
+          <w:sz w:val="16"/>
+          <w:szCs w:val="16"/>
+        </w:rPr>
+        <w:t xml:space="preserve"> </w:t>
+      </w:r>
+      <w:proofErr w:type="spellStart"/>
+      <w:r>
+        <w:rPr>
+          <w:rFonts w:ascii="Times New Roman" w:hAnsi="Times New Roman" w:cs="Times New Roman"/>
+          <w:sz w:val="16"/>
+          <w:szCs w:val="16"/>
+        </w:rPr>
+        <w:t>експлуатації</w:t>
+      </w:r>
+      <w:proofErr w:type="spellEnd"/>
+      <w:r>
+        <w:rPr>
+          <w:rFonts w:ascii="Times New Roman" w:hAnsi="Times New Roman" w:cs="Times New Roman"/>
+          <w:sz w:val="16"/>
+          <w:szCs w:val="16"/>
+        </w:rPr>
+        <w:t xml:space="preserve"> </w:t>
+      </w:r>
+      <w:proofErr w:type="spellStart"/>
+      <w:r>
+        <w:rPr>
+          <w:rFonts w:ascii="Times New Roman" w:hAnsi="Times New Roman" w:cs="Times New Roman"/>
+          <w:sz w:val="16"/>
+          <w:szCs w:val="16"/>
+        </w:rPr>
+        <w:t>Об’єкта</w:t>
+      </w:r>
+      <w:proofErr w:type="spellEnd"/>
+      <w:r>
+        <w:rPr>
+          <w:rFonts w:ascii="Times New Roman" w:hAnsi="Times New Roman" w:cs="Times New Roman"/>
+          <w:sz w:val="16"/>
+          <w:szCs w:val="16"/>
+        </w:rPr>
+        <w:t xml:space="preserve"> </w:t>
+      </w:r>
+      <w:proofErr w:type="spellStart"/>
+      <w:r>
+        <w:rPr>
+          <w:rFonts w:ascii="Times New Roman" w:hAnsi="Times New Roman" w:cs="Times New Roman"/>
+          <w:sz w:val="16"/>
+          <w:szCs w:val="16"/>
+        </w:rPr>
+        <w:t>оренди</w:t>
+      </w:r>
+      <w:proofErr w:type="spellEnd"/>
+      <w:r>
+        <w:rPr>
+          <w:rFonts w:ascii="Times New Roman" w:hAnsi="Times New Roman" w:cs="Times New Roman"/>
+          <w:sz w:val="16"/>
+          <w:szCs w:val="16"/>
+        </w:rPr>
+        <w:t>.</w:t>
       </w:r>
     </w:p>
     <w:p>
@@ -6272,7 +8743,25 @@
           <w:sz w:val="16"/>
           <w:szCs w:val="16"/>
         </w:rPr>
-        <w:t xml:space="preserve">В разі </w:t>
+        <w:t xml:space="preserve">В </w:t>
+      </w:r>
+      <w:proofErr w:type="spellStart"/>
+      <w:r>
+        <w:rPr>
+          <w:rFonts w:ascii="Times New Roman" w:hAnsi="Times New Roman" w:cs="Times New Roman"/>
+          <w:sz w:val="16"/>
+          <w:szCs w:val="16"/>
+        </w:rPr>
+        <w:t>разі</w:t>
+      </w:r>
+      <w:proofErr w:type="spellEnd"/>
+      <w:r>
+        <w:rPr>
+          <w:rFonts w:ascii="Times New Roman" w:hAnsi="Times New Roman" w:cs="Times New Roman"/>
+          <w:sz w:val="16"/>
+          <w:szCs w:val="16"/>
+        </w:rPr>
+        <w:t xml:space="preserve"> </w:t>
       </w:r>
       <w:r>
         <w:rPr>
@@ -6300,13 +8789,23 @@
         </w:rPr>
         <w:t xml:space="preserve">орендованого </w:t>
       </w:r>
-      <w:r>
-        <w:rPr>
-          <w:rFonts w:ascii="Times New Roman" w:hAnsi="Times New Roman" w:cs="Times New Roman"/>
-          <w:sz w:val="16"/>
-          <w:szCs w:val="16"/>
-        </w:rPr>
-        <w:t xml:space="preserve">обладнання </w:t>
+      <w:proofErr w:type="spellStart"/>
+      <w:r>
+        <w:rPr>
+          <w:rFonts w:ascii="Times New Roman" w:hAnsi="Times New Roman" w:cs="Times New Roman"/>
+          <w:sz w:val="16"/>
+          <w:szCs w:val="16"/>
+        </w:rPr>
+        <w:t>обладнання</w:t>
+      </w:r>
+      <w:proofErr w:type="spellEnd"/>
+      <w:r>
+        <w:rPr>
+          <w:rFonts w:ascii="Times New Roman" w:hAnsi="Times New Roman" w:cs="Times New Roman"/>
+          <w:sz w:val="16"/>
+          <w:szCs w:val="16"/>
+        </w:rPr>
+        <w:t xml:space="preserve"> </w:t>
       </w:r>
       <w:r>
         <w:rPr>
@@ -6333,8 +8832,19 @@
           <w:szCs w:val="16"/>
           <w:lang w:val="uk-UA"/>
         </w:rPr>
-        <w:t>або пов</w:t>
-      </w:r>
+        <w:t xml:space="preserve">або </w:t>
+      </w:r>
+      <w:proofErr w:type="spellStart"/>
+      <w:r>
+        <w:rPr>
+          <w:rFonts w:ascii="Times New Roman" w:hAnsi="Times New Roman" w:cs="Times New Roman"/>
+          <w:sz w:val="16"/>
+          <w:szCs w:val="16"/>
+          <w:lang w:val="uk-UA"/>
+        </w:rPr>
+        <w:t>пов</w:t>
+      </w:r>
+      <w:proofErr w:type="spellEnd"/>
       <w:r>
         <w:rPr>
           <w:rFonts w:ascii="Times New Roman" w:hAnsi="Times New Roman" w:cs="Times New Roman"/>
@@ -6343,14 +8853,25 @@
         </w:rPr>
         <w:t>’</w:t>
       </w:r>
-      <w:r>
-        <w:rPr>
-          <w:rFonts w:ascii="Times New Roman" w:hAnsi="Times New Roman" w:cs="Times New Roman"/>
-          <w:sz w:val="16"/>
-          <w:szCs w:val="16"/>
-          <w:lang w:val="uk-UA"/>
-        </w:rPr>
-        <w:t>язаних з ним третіх осіб</w:t>
+      <w:proofErr w:type="spellStart"/>
+      <w:r>
+        <w:rPr>
+          <w:rFonts w:ascii="Times New Roman" w:hAnsi="Times New Roman" w:cs="Times New Roman"/>
+          <w:sz w:val="16"/>
+          <w:szCs w:val="16"/>
+          <w:lang w:val="uk-UA"/>
+        </w:rPr>
+        <w:t>язаних</w:t>
+      </w:r>
+      <w:proofErr w:type="spellEnd"/>
+      <w:r>
+        <w:rPr>
+          <w:rFonts w:ascii="Times New Roman" w:hAnsi="Times New Roman" w:cs="Times New Roman"/>
+          <w:sz w:val="16"/>
+          <w:szCs w:val="16"/>
+          <w:lang w:val="uk-UA"/>
+        </w:rPr>
+        <w:t xml:space="preserve"> з ним третіх осіб</w:t>
       </w:r>
       <w:r>
         <w:rPr>
@@ -6370,13 +8891,59 @@
         </w:rPr>
         <w:t xml:space="preserve"> </w:t>
       </w:r>
-      <w:r>
-        <w:rPr>
-          <w:rFonts w:ascii="Times New Roman" w:hAnsi="Times New Roman" w:cs="Times New Roman"/>
-          <w:sz w:val="16"/>
-          <w:szCs w:val="16"/>
-        </w:rPr>
-        <w:t xml:space="preserve">відновити працездатність орендованого </w:t>
+      <w:proofErr w:type="spellStart"/>
+      <w:r>
+        <w:rPr>
+          <w:rFonts w:ascii="Times New Roman" w:hAnsi="Times New Roman" w:cs="Times New Roman"/>
+          <w:sz w:val="16"/>
+          <w:szCs w:val="16"/>
+        </w:rPr>
+        <w:t>відновити</w:t>
+      </w:r>
+      <w:proofErr w:type="spellEnd"/>
+      <w:r>
+        <w:rPr>
+          <w:rFonts w:ascii="Times New Roman" w:hAnsi="Times New Roman" w:cs="Times New Roman"/>
+          <w:sz w:val="16"/>
+          <w:szCs w:val="16"/>
+        </w:rPr>
+        <w:t xml:space="preserve"> </w:t>
+      </w:r>
+      <w:proofErr w:type="spellStart"/>
+      <w:r>
+        <w:rPr>
+          <w:rFonts w:ascii="Times New Roman" w:hAnsi="Times New Roman" w:cs="Times New Roman"/>
+          <w:sz w:val="16"/>
+          <w:szCs w:val="16"/>
+        </w:rPr>
+        <w:t>працездатність</w:t>
+      </w:r>
+      <w:proofErr w:type="spellEnd"/>
+      <w:r>
+        <w:rPr>
+          <w:rFonts w:ascii="Times New Roman" w:hAnsi="Times New Roman" w:cs="Times New Roman"/>
+          <w:sz w:val="16"/>
+          <w:szCs w:val="16"/>
+        </w:rPr>
+        <w:t xml:space="preserve"> </w:t>
+      </w:r>
+      <w:proofErr w:type="spellStart"/>
+      <w:r>
+        <w:rPr>
+          <w:rFonts w:ascii="Times New Roman" w:hAnsi="Times New Roman" w:cs="Times New Roman"/>
+          <w:sz w:val="16"/>
+          <w:szCs w:val="16"/>
+        </w:rPr>
+        <w:t>орендованого</w:t>
+      </w:r>
+      <w:proofErr w:type="spellEnd"/>
+      <w:r>
+        <w:rPr>
+          <w:rFonts w:ascii="Times New Roman" w:hAnsi="Times New Roman" w:cs="Times New Roman"/>
+          <w:sz w:val="16"/>
+          <w:szCs w:val="16"/>
+        </w:rPr>
+        <w:t xml:space="preserve"> </w:t>
       </w:r>
       <w:r>
         <w:rPr>
@@ -6393,7 +8960,25 @@
           <w:sz w:val="16"/>
           <w:szCs w:val="16"/>
         </w:rPr>
-        <w:t xml:space="preserve"> протягом </w:t>
+        <w:t xml:space="preserve"> </w:t>
+      </w:r>
+      <w:proofErr w:type="spellStart"/>
+      <w:r>
+        <w:rPr>
+          <w:rFonts w:ascii="Times New Roman" w:hAnsi="Times New Roman" w:cs="Times New Roman"/>
+          <w:sz w:val="16"/>
+          <w:szCs w:val="16"/>
+        </w:rPr>
+        <w:t>протягом</w:t>
+      </w:r>
+      <w:proofErr w:type="spellEnd"/>
+      <w:r>
+        <w:rPr>
+          <w:rFonts w:ascii="Times New Roman" w:hAnsi="Times New Roman" w:cs="Times New Roman"/>
+          <w:sz w:val="16"/>
+          <w:szCs w:val="16"/>
+        </w:rPr>
+        <w:t xml:space="preserve"> </w:t>
       </w:r>
       <w:r>
         <w:rPr>
@@ -6419,7 +9004,25 @@
           <w:sz w:val="16"/>
           <w:szCs w:val="16"/>
         </w:rPr>
-        <w:t xml:space="preserve"> після </w:t>
+        <w:t xml:space="preserve"> </w:t>
+      </w:r>
+      <w:proofErr w:type="spellStart"/>
+      <w:r>
+        <w:rPr>
+          <w:rFonts w:ascii="Times New Roman" w:hAnsi="Times New Roman" w:cs="Times New Roman"/>
+          <w:sz w:val="16"/>
+          <w:szCs w:val="16"/>
+        </w:rPr>
+        <w:t>після</w:t>
+      </w:r>
+      <w:proofErr w:type="spellEnd"/>
+      <w:r>
+        <w:rPr>
+          <w:rFonts w:ascii="Times New Roman" w:hAnsi="Times New Roman" w:cs="Times New Roman"/>
+          <w:sz w:val="16"/>
+          <w:szCs w:val="16"/>
+        </w:rPr>
+        <w:t xml:space="preserve"> </w:t>
       </w:r>
       <w:r>
         <w:rPr>
@@ -6430,13 +9033,41 @@
         </w:rPr>
         <w:t xml:space="preserve">отримання </w:t>
       </w:r>
-      <w:r>
-        <w:rPr>
-          <w:rFonts w:ascii="Times New Roman" w:hAnsi="Times New Roman" w:cs="Times New Roman"/>
-          <w:sz w:val="16"/>
-          <w:szCs w:val="16"/>
-        </w:rPr>
-        <w:t xml:space="preserve">повідомлення про несправність. </w:t>
+      <w:proofErr w:type="spellStart"/>
+      <w:r>
+        <w:rPr>
+          <w:rFonts w:ascii="Times New Roman" w:hAnsi="Times New Roman" w:cs="Times New Roman"/>
+          <w:sz w:val="16"/>
+          <w:szCs w:val="16"/>
+        </w:rPr>
+        <w:t>повідомлення</w:t>
+      </w:r>
+      <w:proofErr w:type="spellEnd"/>
+      <w:r>
+        <w:rPr>
+          <w:rFonts w:ascii="Times New Roman" w:hAnsi="Times New Roman" w:cs="Times New Roman"/>
+          <w:sz w:val="16"/>
+          <w:szCs w:val="16"/>
+        </w:rPr>
+        <w:t xml:space="preserve"> про </w:t>
+      </w:r>
+      <w:proofErr w:type="spellStart"/>
+      <w:r>
+        <w:rPr>
+          <w:rFonts w:ascii="Times New Roman" w:hAnsi="Times New Roman" w:cs="Times New Roman"/>
+          <w:sz w:val="16"/>
+          <w:szCs w:val="16"/>
+        </w:rPr>
+        <w:t>несправність</w:t>
+      </w:r>
+      <w:proofErr w:type="spellEnd"/>
+      <w:r>
+        <w:rPr>
+          <w:rFonts w:ascii="Times New Roman" w:hAnsi="Times New Roman" w:cs="Times New Roman"/>
+          <w:sz w:val="16"/>
+          <w:szCs w:val="16"/>
+        </w:rPr>
+        <w:t xml:space="preserve">. </w:t>
       </w:r>
     </w:p>
     <w:p>
@@ -6884,7 +9515,27 @@
           <w:sz w:val="16"/>
           <w:szCs w:val="16"/>
         </w:rPr>
-        <w:t>. Права Орендодавця: </w:t>
+        <w:t xml:space="preserve">. Права </w:t>
+      </w:r>
+      <w:proofErr w:type="spellStart"/>
+      <w:r>
+        <w:rPr>
+          <w:rFonts w:ascii="Times New Roman" w:hAnsi="Times New Roman" w:cs="Times New Roman"/>
+          <w:b/>
+          <w:sz w:val="16"/>
+          <w:szCs w:val="16"/>
+        </w:rPr>
+        <w:t>Орендодавця</w:t>
+      </w:r>
+      <w:proofErr w:type="spellEnd"/>
+      <w:r>
+        <w:rPr>
+          <w:rFonts w:ascii="Times New Roman" w:hAnsi="Times New Roman" w:cs="Times New Roman"/>
+          <w:b/>
+          <w:sz w:val="16"/>
+          <w:szCs w:val="16"/>
+        </w:rPr>
+        <w:t>: </w:t>
       </w:r>
     </w:p>
     <w:p>
@@ -6922,21 +9573,85 @@
         </w:rPr>
         <w:t xml:space="preserve">.1. </w:t>
       </w:r>
-      <w:r>
-        <w:rPr>
-          <w:rFonts w:ascii="Times New Roman" w:hAnsi="Times New Roman" w:cs="Times New Roman"/>
-          <w:sz w:val="16"/>
-          <w:szCs w:val="16"/>
-        </w:rPr>
-        <w:t>Здійснювати перевірку порядку ви</w:t>
-      </w:r>
-      <w:r>
-        <w:rPr>
-          <w:rFonts w:ascii="Times New Roman" w:hAnsi="Times New Roman" w:cs="Times New Roman"/>
-          <w:sz w:val="16"/>
-          <w:szCs w:val="16"/>
-        </w:rPr>
-        <w:t xml:space="preserve">користання Орендарем </w:t>
+      <w:proofErr w:type="spellStart"/>
+      <w:r>
+        <w:rPr>
+          <w:rFonts w:ascii="Times New Roman" w:hAnsi="Times New Roman" w:cs="Times New Roman"/>
+          <w:sz w:val="16"/>
+          <w:szCs w:val="16"/>
+        </w:rPr>
+        <w:t>Здійснювати</w:t>
+      </w:r>
+      <w:proofErr w:type="spellEnd"/>
+      <w:r>
+        <w:rPr>
+          <w:rFonts w:ascii="Times New Roman" w:hAnsi="Times New Roman" w:cs="Times New Roman"/>
+          <w:sz w:val="16"/>
+          <w:szCs w:val="16"/>
+        </w:rPr>
+        <w:t xml:space="preserve"> </w:t>
+      </w:r>
+      <w:proofErr w:type="spellStart"/>
+      <w:r>
+        <w:rPr>
+          <w:rFonts w:ascii="Times New Roman" w:hAnsi="Times New Roman" w:cs="Times New Roman"/>
+          <w:sz w:val="16"/>
+          <w:szCs w:val="16"/>
+        </w:rPr>
+        <w:t>перевірку</w:t>
+      </w:r>
+      <w:proofErr w:type="spellEnd"/>
+      <w:r>
+        <w:rPr>
+          <w:rFonts w:ascii="Times New Roman" w:hAnsi="Times New Roman" w:cs="Times New Roman"/>
+          <w:sz w:val="16"/>
+          <w:szCs w:val="16"/>
+        </w:rPr>
+        <w:t xml:space="preserve"> порядку </w:t>
+      </w:r>
+      <w:proofErr w:type="spellStart"/>
+      <w:r>
+        <w:rPr>
+          <w:rFonts w:ascii="Times New Roman" w:hAnsi="Times New Roman" w:cs="Times New Roman"/>
+          <w:sz w:val="16"/>
+          <w:szCs w:val="16"/>
+        </w:rPr>
+        <w:t>ви</w:t>
+      </w:r>
+      <w:r>
+        <w:rPr>
+          <w:rFonts w:ascii="Times New Roman" w:hAnsi="Times New Roman" w:cs="Times New Roman"/>
+          <w:sz w:val="16"/>
+          <w:szCs w:val="16"/>
+        </w:rPr>
+        <w:t>користання</w:t>
+      </w:r>
+      <w:proofErr w:type="spellEnd"/>
+      <w:r>
+        <w:rPr>
+          <w:rFonts w:ascii="Times New Roman" w:hAnsi="Times New Roman" w:cs="Times New Roman"/>
+          <w:sz w:val="16"/>
+          <w:szCs w:val="16"/>
+        </w:rPr>
+        <w:t xml:space="preserve"> </w:t>
+      </w:r>
+      <w:proofErr w:type="spellStart"/>
+      <w:r>
+        <w:rPr>
+          <w:rFonts w:ascii="Times New Roman" w:hAnsi="Times New Roman" w:cs="Times New Roman"/>
+          <w:sz w:val="16"/>
+          <w:szCs w:val="16"/>
+        </w:rPr>
+        <w:t>Орендарем</w:t>
+      </w:r>
+      <w:proofErr w:type="spellEnd"/>
+      <w:r>
+        <w:rPr>
+          <w:rFonts w:ascii="Times New Roman" w:hAnsi="Times New Roman" w:cs="Times New Roman"/>
+          <w:sz w:val="16"/>
+          <w:szCs w:val="16"/>
+        </w:rPr>
+        <w:t xml:space="preserve"> </w:t>
       </w:r>
       <w:r>
         <w:rPr>
@@ -6947,21 +9662,77 @@
         </w:rPr>
         <w:t>М</w:t>
       </w:r>
-      <w:r>
-        <w:rPr>
-          <w:rFonts w:ascii="Times New Roman" w:hAnsi="Times New Roman" w:cs="Times New Roman"/>
-          <w:sz w:val="16"/>
-          <w:szCs w:val="16"/>
-        </w:rPr>
-        <w:t>айна‚ що </w:t>
-      </w:r>
-      <w:r>
-        <w:rPr>
-          <w:rFonts w:ascii="Times New Roman" w:hAnsi="Times New Roman" w:cs="Times New Roman"/>
-          <w:sz w:val="16"/>
-          <w:szCs w:val="16"/>
-        </w:rPr>
-        <w:t xml:space="preserve">орендується‚ у відповідності до умов </w:t>
+      <w:proofErr w:type="spellStart"/>
+      <w:r>
+        <w:rPr>
+          <w:rFonts w:ascii="Times New Roman" w:hAnsi="Times New Roman" w:cs="Times New Roman"/>
+          <w:sz w:val="16"/>
+          <w:szCs w:val="16"/>
+        </w:rPr>
+        <w:t>айна</w:t>
+      </w:r>
+      <w:proofErr w:type="spellEnd"/>
+      <w:r>
+        <w:rPr>
+          <w:rFonts w:ascii="Times New Roman" w:hAnsi="Times New Roman" w:cs="Times New Roman"/>
+          <w:sz w:val="16"/>
+          <w:szCs w:val="16"/>
+        </w:rPr>
+        <w:t xml:space="preserve">‚ </w:t>
+      </w:r>
+      <w:proofErr w:type="spellStart"/>
+      <w:r>
+        <w:rPr>
+          <w:rFonts w:ascii="Times New Roman" w:hAnsi="Times New Roman" w:cs="Times New Roman"/>
+          <w:sz w:val="16"/>
+          <w:szCs w:val="16"/>
+        </w:rPr>
+        <w:t>що</w:t>
+      </w:r>
+      <w:proofErr w:type="spellEnd"/>
+      <w:r>
+        <w:rPr>
+          <w:rFonts w:ascii="Times New Roman" w:hAnsi="Times New Roman" w:cs="Times New Roman"/>
+          <w:sz w:val="16"/>
+          <w:szCs w:val="16"/>
+        </w:rPr>
+        <w:t> </w:t>
+      </w:r>
+      <w:proofErr w:type="spellStart"/>
+      <w:r>
+        <w:rPr>
+          <w:rFonts w:ascii="Times New Roman" w:hAnsi="Times New Roman" w:cs="Times New Roman"/>
+          <w:sz w:val="16"/>
+          <w:szCs w:val="16"/>
+        </w:rPr>
+        <w:t>орендується</w:t>
+      </w:r>
+      <w:proofErr w:type="spellEnd"/>
+      <w:r>
+        <w:rPr>
+          <w:rFonts w:ascii="Times New Roman" w:hAnsi="Times New Roman" w:cs="Times New Roman"/>
+          <w:sz w:val="16"/>
+          <w:szCs w:val="16"/>
+        </w:rPr>
+        <w:t xml:space="preserve">‚ у </w:t>
+      </w:r>
+      <w:proofErr w:type="spellStart"/>
+      <w:r>
+        <w:rPr>
+          <w:rFonts w:ascii="Times New Roman" w:hAnsi="Times New Roman" w:cs="Times New Roman"/>
+          <w:sz w:val="16"/>
+          <w:szCs w:val="16"/>
+        </w:rPr>
+        <w:t>відповідності</w:t>
+      </w:r>
+      <w:proofErr w:type="spellEnd"/>
+      <w:r>
+        <w:rPr>
+          <w:rFonts w:ascii="Times New Roman" w:hAnsi="Times New Roman" w:cs="Times New Roman"/>
+          <w:sz w:val="16"/>
+          <w:szCs w:val="16"/>
+        </w:rPr>
+        <w:t xml:space="preserve"> до умов </w:t>
       </w:r>
       <w:r>
         <w:rPr>
@@ -7187,7 +9958,47 @@
           <w:szCs w:val="16"/>
           <w:lang w:eastAsia="ru-RU"/>
         </w:rPr>
-        <w:t xml:space="preserve">.1. Після закінчення </w:t>
+        <w:t xml:space="preserve">.1. </w:t>
+      </w:r>
+      <w:proofErr w:type="spellStart"/>
+      <w:r>
+        <w:rPr>
+          <w:rFonts w:ascii="Times New Roman" w:hAnsi="Times New Roman" w:cs="Times New Roman"/>
+          <w:sz w:val="16"/>
+          <w:szCs w:val="16"/>
+          <w:lang w:eastAsia="ru-RU"/>
+        </w:rPr>
+        <w:t>Після</w:t>
+      </w:r>
+      <w:proofErr w:type="spellEnd"/>
+      <w:r>
+        <w:rPr>
+          <w:rFonts w:ascii="Times New Roman" w:hAnsi="Times New Roman" w:cs="Times New Roman"/>
+          <w:sz w:val="16"/>
+          <w:szCs w:val="16"/>
+          <w:lang w:eastAsia="ru-RU"/>
+        </w:rPr>
+        <w:t xml:space="preserve"> </w:t>
+      </w:r>
+      <w:proofErr w:type="spellStart"/>
+      <w:r>
+        <w:rPr>
+          <w:rFonts w:ascii="Times New Roman" w:hAnsi="Times New Roman" w:cs="Times New Roman"/>
+          <w:sz w:val="16"/>
+          <w:szCs w:val="16"/>
+          <w:lang w:eastAsia="ru-RU"/>
+        </w:rPr>
+        <w:t>закінчення</w:t>
+      </w:r>
+      <w:proofErr w:type="spellEnd"/>
+      <w:r>
+        <w:rPr>
+          <w:rFonts w:ascii="Times New Roman" w:hAnsi="Times New Roman" w:cs="Times New Roman"/>
+          <w:sz w:val="16"/>
+          <w:szCs w:val="16"/>
+          <w:lang w:eastAsia="ru-RU"/>
+        </w:rPr>
+        <w:t xml:space="preserve"> </w:t>
       </w:r>
       <w:r>
         <w:rPr>
@@ -7205,7 +10016,87 @@
           <w:szCs w:val="16"/>
           <w:lang w:eastAsia="ru-RU"/>
         </w:rPr>
-        <w:t xml:space="preserve"> оренди Орендар зобов’язаний протягом </w:t>
+        <w:t xml:space="preserve"> </w:t>
+      </w:r>
+      <w:proofErr w:type="spellStart"/>
+      <w:r>
+        <w:rPr>
+          <w:rFonts w:ascii="Times New Roman" w:hAnsi="Times New Roman" w:cs="Times New Roman"/>
+          <w:sz w:val="16"/>
+          <w:szCs w:val="16"/>
+          <w:lang w:eastAsia="ru-RU"/>
+        </w:rPr>
+        <w:t>оренди</w:t>
+      </w:r>
+      <w:proofErr w:type="spellEnd"/>
+      <w:r>
+        <w:rPr>
+          <w:rFonts w:ascii="Times New Roman" w:hAnsi="Times New Roman" w:cs="Times New Roman"/>
+          <w:sz w:val="16"/>
+          <w:szCs w:val="16"/>
+          <w:lang w:eastAsia="ru-RU"/>
+        </w:rPr>
+        <w:t xml:space="preserve"> </w:t>
+      </w:r>
+      <w:proofErr w:type="spellStart"/>
+      <w:r>
+        <w:rPr>
+          <w:rFonts w:ascii="Times New Roman" w:hAnsi="Times New Roman" w:cs="Times New Roman"/>
+          <w:sz w:val="16"/>
+          <w:szCs w:val="16"/>
+          <w:lang w:eastAsia="ru-RU"/>
+        </w:rPr>
+        <w:t>Орендар</w:t>
+      </w:r>
+      <w:proofErr w:type="spellEnd"/>
+      <w:r>
+        <w:rPr>
+          <w:rFonts w:ascii="Times New Roman" w:hAnsi="Times New Roman" w:cs="Times New Roman"/>
+          <w:sz w:val="16"/>
+          <w:szCs w:val="16"/>
+          <w:lang w:eastAsia="ru-RU"/>
+        </w:rPr>
+        <w:t xml:space="preserve"> </w:t>
+      </w:r>
+      <w:proofErr w:type="spellStart"/>
+      <w:r>
+        <w:rPr>
+          <w:rFonts w:ascii="Times New Roman" w:hAnsi="Times New Roman" w:cs="Times New Roman"/>
+          <w:sz w:val="16"/>
+          <w:szCs w:val="16"/>
+          <w:lang w:eastAsia="ru-RU"/>
+        </w:rPr>
+        <w:t>зобов’язаний</w:t>
+      </w:r>
+      <w:proofErr w:type="spellEnd"/>
+      <w:r>
+        <w:rPr>
+          <w:rFonts w:ascii="Times New Roman" w:hAnsi="Times New Roman" w:cs="Times New Roman"/>
+          <w:sz w:val="16"/>
+          <w:szCs w:val="16"/>
+          <w:lang w:eastAsia="ru-RU"/>
+        </w:rPr>
+        <w:t xml:space="preserve"> </w:t>
+      </w:r>
+      <w:proofErr w:type="spellStart"/>
+      <w:r>
+        <w:rPr>
+          <w:rFonts w:ascii="Times New Roman" w:hAnsi="Times New Roman" w:cs="Times New Roman"/>
+          <w:sz w:val="16"/>
+          <w:szCs w:val="16"/>
+          <w:lang w:eastAsia="ru-RU"/>
+        </w:rPr>
+        <w:t>протягом</w:t>
+      </w:r>
+      <w:proofErr w:type="spellEnd"/>
+      <w:r>
+        <w:rPr>
+          <w:rFonts w:ascii="Times New Roman" w:hAnsi="Times New Roman" w:cs="Times New Roman"/>
+          <w:sz w:val="16"/>
+          <w:szCs w:val="16"/>
+          <w:lang w:eastAsia="ru-RU"/>
+        </w:rPr>
+        <w:t xml:space="preserve"> </w:t>
       </w:r>
       <w:r>
         <w:rPr>
@@ -7243,6 +10134,7 @@
         </w:rPr>
         <w:t xml:space="preserve">днів </w:t>
       </w:r>
+      <w:proofErr w:type="spellStart"/>
       <w:r>
         <w:rPr>
           <w:rFonts w:ascii="Times New Roman" w:hAnsi="Times New Roman" w:cs="Times New Roman"/>
@@ -7250,8 +10142,9 @@
           <w:szCs w:val="16"/>
           <w:lang w:eastAsia="ru-RU"/>
         </w:rPr>
-        <w:t xml:space="preserve">повернути </w:t>
-      </w:r>
+        <w:t>повернути</w:t>
+      </w:r>
+      <w:proofErr w:type="spellEnd"/>
       <w:r>
         <w:rPr>
           <w:rFonts w:ascii="Times New Roman" w:hAnsi="Times New Roman" w:cs="Times New Roman"/>
@@ -7259,6 +10152,16 @@
           <w:szCs w:val="16"/>
           <w:lang w:eastAsia="ru-RU"/>
         </w:rPr>
+        <w:t xml:space="preserve"> </w:t>
+      </w:r>
+      <w:proofErr w:type="spellStart"/>
+      <w:r>
+        <w:rPr>
+          <w:rFonts w:ascii="Times New Roman" w:hAnsi="Times New Roman" w:cs="Times New Roman"/>
+          <w:sz w:val="16"/>
+          <w:szCs w:val="16"/>
+          <w:lang w:eastAsia="ru-RU"/>
+        </w:rPr>
         <w:t>М</w:t>
       </w:r>
       <w:r>
@@ -7270,6 +10173,7 @@
         </w:rPr>
         <w:t>айно</w:t>
       </w:r>
+      <w:proofErr w:type="spellEnd"/>
       <w:r>
         <w:rPr>
           <w:rFonts w:ascii="Times New Roman" w:hAnsi="Times New Roman" w:cs="Times New Roman"/>
@@ -7279,6 +10183,7 @@
         </w:rPr>
         <w:t xml:space="preserve"> </w:t>
       </w:r>
+      <w:proofErr w:type="spellStart"/>
       <w:r>
         <w:rPr>
           <w:rFonts w:ascii="Times New Roman" w:hAnsi="Times New Roman" w:cs="Times New Roman"/>
@@ -7288,6 +10193,7 @@
         </w:rPr>
         <w:t>Орендодавц</w:t>
       </w:r>
+      <w:proofErr w:type="spellEnd"/>
       <w:r>
         <w:rPr>
           <w:rFonts w:ascii="Times New Roman" w:hAnsi="Times New Roman" w:cs="Times New Roman"/>
@@ -7315,6 +10221,7 @@
         </w:rPr>
         <w:t xml:space="preserve">Акт </w:t>
       </w:r>
+      <w:proofErr w:type="spellStart"/>
       <w:r>
         <w:rPr>
           <w:rFonts w:ascii="Times New Roman" w:hAnsi="Times New Roman" w:cs="Times New Roman"/>
@@ -7324,6 +10231,7 @@
         </w:rPr>
         <w:t>приймання-передачі</w:t>
       </w:r>
+      <w:proofErr w:type="spellEnd"/>
       <w:r>
         <w:rPr>
           <w:rFonts w:ascii="Times New Roman" w:hAnsi="Times New Roman" w:cs="Times New Roman"/>
@@ -7370,8 +10278,9 @@
           <w:szCs w:val="16"/>
           <w:lang w:eastAsia="ru-RU"/>
         </w:rPr>
-        <w:t xml:space="preserve">.2. Повернення </w:t>
-      </w:r>
+        <w:t xml:space="preserve">.2. </w:t>
+      </w:r>
+      <w:proofErr w:type="spellStart"/>
       <w:r>
         <w:rPr>
           <w:rFonts w:ascii="Times New Roman" w:hAnsi="Times New Roman" w:cs="Times New Roman"/>
@@ -7379,6 +10288,25 @@
           <w:szCs w:val="16"/>
           <w:lang w:eastAsia="ru-RU"/>
         </w:rPr>
+        <w:t>Повернення</w:t>
+      </w:r>
+      <w:proofErr w:type="spellEnd"/>
+      <w:r>
+        <w:rPr>
+          <w:rFonts w:ascii="Times New Roman" w:hAnsi="Times New Roman" w:cs="Times New Roman"/>
+          <w:sz w:val="16"/>
+          <w:szCs w:val="16"/>
+          <w:lang w:eastAsia="ru-RU"/>
+        </w:rPr>
+        <w:t xml:space="preserve"> </w:t>
+      </w:r>
+      <w:r>
+        <w:rPr>
+          <w:rFonts w:ascii="Times New Roman" w:hAnsi="Times New Roman" w:cs="Times New Roman"/>
+          <w:sz w:val="16"/>
+          <w:szCs w:val="16"/>
+          <w:lang w:eastAsia="ru-RU"/>
+        </w:rPr>
         <w:t>Майна</w:t>
       </w:r>
       <w:r>
@@ -7390,6 +10318,7 @@
         </w:rPr>
         <w:t xml:space="preserve"> </w:t>
       </w:r>
+      <w:proofErr w:type="spellStart"/>
       <w:r>
         <w:rPr>
           <w:rFonts w:ascii="Times New Roman" w:hAnsi="Times New Roman" w:cs="Times New Roman"/>
@@ -7406,8 +10335,9 @@
           <w:szCs w:val="16"/>
           <w:lang w:eastAsia="ru-RU"/>
         </w:rPr>
-        <w:t xml:space="preserve">нюється </w:t>
-      </w:r>
+        <w:t>нюється</w:t>
+      </w:r>
+      <w:proofErr w:type="spellEnd"/>
       <w:r>
         <w:rPr>
           <w:rFonts w:ascii="Times New Roman" w:hAnsi="Times New Roman" w:cs="Times New Roman"/>
@@ -7415,7 +10345,27 @@
           <w:szCs w:val="16"/>
           <w:lang w:eastAsia="ru-RU"/>
         </w:rPr>
-        <w:t xml:space="preserve">уповноваженими </w:t>
+        <w:t xml:space="preserve"> </w:t>
+      </w:r>
+      <w:proofErr w:type="spellStart"/>
+      <w:r>
+        <w:rPr>
+          <w:rFonts w:ascii="Times New Roman" w:hAnsi="Times New Roman" w:cs="Times New Roman"/>
+          <w:sz w:val="16"/>
+          <w:szCs w:val="16"/>
+          <w:lang w:eastAsia="ru-RU"/>
+        </w:rPr>
+        <w:t>уповноваженими</w:t>
+      </w:r>
+      <w:proofErr w:type="spellEnd"/>
+      <w:r>
+        <w:rPr>
+          <w:rFonts w:ascii="Times New Roman" w:hAnsi="Times New Roman" w:cs="Times New Roman"/>
+          <w:sz w:val="16"/>
+          <w:szCs w:val="16"/>
+          <w:lang w:eastAsia="ru-RU"/>
+        </w:rPr>
+        <w:t xml:space="preserve"> </w:t>
       </w:r>
       <w:r>
         <w:rPr>
@@ -7426,6 +10376,7 @@
         </w:rPr>
         <w:t xml:space="preserve">представниками </w:t>
       </w:r>
+      <w:proofErr w:type="spellStart"/>
       <w:r>
         <w:rPr>
           <w:rFonts w:ascii="Times New Roman" w:hAnsi="Times New Roman" w:cs="Times New Roman"/>
@@ -7435,6 +10386,7 @@
         </w:rPr>
         <w:t>Сторін</w:t>
       </w:r>
+      <w:proofErr w:type="spellEnd"/>
       <w:r>
         <w:rPr>
           <w:rFonts w:ascii="Times New Roman" w:hAnsi="Times New Roman" w:cs="Times New Roman"/>
@@ -7586,8 +10538,19 @@
           <w:szCs w:val="16"/>
           <w:lang w:val="uk-UA" w:eastAsia="ru-RU"/>
         </w:rPr>
-        <w:t xml:space="preserve"> він зобов</w:t>
-      </w:r>
+        <w:t xml:space="preserve"> він </w:t>
+      </w:r>
+      <w:proofErr w:type="spellStart"/>
+      <w:r>
+        <w:rPr>
+          <w:rFonts w:ascii="Times New Roman" w:hAnsi="Times New Roman" w:cs="Times New Roman"/>
+          <w:sz w:val="16"/>
+          <w:szCs w:val="16"/>
+          <w:lang w:val="uk-UA" w:eastAsia="ru-RU"/>
+        </w:rPr>
+        <w:t>зобов</w:t>
+      </w:r>
+      <w:proofErr w:type="spellEnd"/>
       <w:r>
         <w:rPr>
           <w:rFonts w:ascii="Times New Roman" w:hAnsi="Times New Roman" w:cs="Times New Roman"/>
@@ -7597,6 +10560,7 @@
         </w:rPr>
         <w:t>’</w:t>
       </w:r>
+      <w:proofErr w:type="spellStart"/>
       <w:r>
         <w:rPr>
           <w:rFonts w:ascii="Times New Roman" w:hAnsi="Times New Roman" w:cs="Times New Roman"/>
@@ -7606,6 +10570,7 @@
         </w:rPr>
         <w:t>язаний</w:t>
       </w:r>
+      <w:proofErr w:type="spellEnd"/>
       <w:r>
         <w:rPr>
           <w:rFonts w:ascii="Times New Roman" w:hAnsi="Times New Roman" w:cs="Times New Roman"/>
@@ -7894,6 +10859,7 @@
         </w:rPr>
         <w:t xml:space="preserve">, </w:t>
       </w:r>
+      <w:proofErr w:type="spellStart"/>
       <w:r>
         <w:rPr>
           <w:rFonts w:ascii="Times New Roman" w:hAnsi="Times New Roman" w:cs="Times New Roman"/>
@@ -7901,7 +10867,37 @@
           <w:szCs w:val="16"/>
           <w:lang w:eastAsia="ru-RU"/>
         </w:rPr>
-        <w:t xml:space="preserve">враховуючи п.6.1.9 цього договору. </w:t>
+        <w:t>враховуючи</w:t>
+      </w:r>
+      <w:proofErr w:type="spellEnd"/>
+      <w:r>
+        <w:rPr>
+          <w:rFonts w:ascii="Times New Roman" w:hAnsi="Times New Roman" w:cs="Times New Roman"/>
+          <w:sz w:val="16"/>
+          <w:szCs w:val="16"/>
+          <w:lang w:eastAsia="ru-RU"/>
+        </w:rPr>
+        <w:t xml:space="preserve"> п.6.1.9 </w:t>
+      </w:r>
+      <w:proofErr w:type="spellStart"/>
+      <w:r>
+        <w:rPr>
+          <w:rFonts w:ascii="Times New Roman" w:hAnsi="Times New Roman" w:cs="Times New Roman"/>
+          <w:sz w:val="16"/>
+          <w:szCs w:val="16"/>
+          <w:lang w:eastAsia="ru-RU"/>
+        </w:rPr>
+        <w:t>цього</w:t>
+      </w:r>
+      <w:proofErr w:type="spellEnd"/>
+      <w:r>
+        <w:rPr>
+          <w:rFonts w:ascii="Times New Roman" w:hAnsi="Times New Roman" w:cs="Times New Roman"/>
+          <w:sz w:val="16"/>
+          <w:szCs w:val="16"/>
+          <w:lang w:eastAsia="ru-RU"/>
+        </w:rPr>
+        <w:t xml:space="preserve"> договору. </w:t>
       </w:r>
     </w:p>
     <w:p>
@@ -7931,17 +10927,9 @@
           <w:szCs w:val="16"/>
           <w:lang w:eastAsia="ru-RU"/>
         </w:rPr>
-        <w:t>.3. Майно</w:t>
-      </w:r>
-      <w:r>
-        <w:rPr>
-          <w:rFonts w:ascii="Times New Roman" w:hAnsi="Times New Roman" w:cs="Times New Roman"/>
-          <w:sz w:val="16"/>
-          <w:szCs w:val="16"/>
-          <w:lang w:val="uk-UA" w:eastAsia="ru-RU"/>
-        </w:rPr>
-        <w:t xml:space="preserve"> </w:t>
-      </w:r>
+        <w:t xml:space="preserve">.3. </w:t>
+      </w:r>
+      <w:proofErr w:type="spellStart"/>
       <w:r>
         <w:rPr>
           <w:rFonts w:ascii="Times New Roman" w:hAnsi="Times New Roman" w:cs="Times New Roman"/>
@@ -7949,6 +10937,25 @@
           <w:szCs w:val="16"/>
           <w:lang w:eastAsia="ru-RU"/>
         </w:rPr>
+        <w:t>Майно</w:t>
+      </w:r>
+      <w:proofErr w:type="spellEnd"/>
+      <w:r>
+        <w:rPr>
+          <w:rFonts w:ascii="Times New Roman" w:hAnsi="Times New Roman" w:cs="Times New Roman"/>
+          <w:sz w:val="16"/>
+          <w:szCs w:val="16"/>
+          <w:lang w:val="uk-UA" w:eastAsia="ru-RU"/>
+        </w:rPr>
+        <w:t xml:space="preserve"> </w:t>
+      </w:r>
+      <w:r>
+        <w:rPr>
+          <w:rFonts w:ascii="Times New Roman" w:hAnsi="Times New Roman" w:cs="Times New Roman"/>
+          <w:sz w:val="16"/>
+          <w:szCs w:val="16"/>
+          <w:lang w:eastAsia="ru-RU"/>
+        </w:rPr>
         <w:t>повинно бути передан</w:t>
       </w:r>
       <w:r>
@@ -7969,6 +10976,7 @@
         </w:rPr>
         <w:t xml:space="preserve"> </w:t>
       </w:r>
+      <w:proofErr w:type="spellStart"/>
       <w:r>
         <w:rPr>
           <w:rFonts w:ascii="Times New Roman" w:hAnsi="Times New Roman" w:cs="Times New Roman"/>
@@ -7978,6 +10986,7 @@
         </w:rPr>
         <w:t>Орендодавцю</w:t>
       </w:r>
+      <w:proofErr w:type="spellEnd"/>
       <w:r>
         <w:rPr>
           <w:rFonts w:ascii="Times New Roman" w:hAnsi="Times New Roman" w:cs="Times New Roman"/>
@@ -8279,8 +11288,9 @@
           <w:szCs w:val="16"/>
           <w:lang w:eastAsia="ru-RU"/>
         </w:rPr>
-        <w:t>У випадку</w:t>
-      </w:r>
+        <w:t xml:space="preserve">У </w:t>
+      </w:r>
+      <w:proofErr w:type="spellStart"/>
       <w:r>
         <w:rPr>
           <w:rFonts w:ascii="Times New Roman" w:hAnsi="Times New Roman" w:cs="Times New Roman"/>
@@ -8288,7 +11298,37 @@
           <w:szCs w:val="16"/>
           <w:lang w:eastAsia="ru-RU"/>
         </w:rPr>
-        <w:t xml:space="preserve"> використання </w:t>
+        <w:t>випадку</w:t>
+      </w:r>
+      <w:proofErr w:type="spellEnd"/>
+      <w:r>
+        <w:rPr>
+          <w:rFonts w:ascii="Times New Roman" w:hAnsi="Times New Roman" w:cs="Times New Roman"/>
+          <w:sz w:val="16"/>
+          <w:szCs w:val="16"/>
+          <w:lang w:eastAsia="ru-RU"/>
+        </w:rPr>
+        <w:t xml:space="preserve"> </w:t>
+      </w:r>
+      <w:proofErr w:type="spellStart"/>
+      <w:r>
+        <w:rPr>
+          <w:rFonts w:ascii="Times New Roman" w:hAnsi="Times New Roman" w:cs="Times New Roman"/>
+          <w:sz w:val="16"/>
+          <w:szCs w:val="16"/>
+          <w:lang w:eastAsia="ru-RU"/>
+        </w:rPr>
+        <w:t>використання</w:t>
+      </w:r>
+      <w:proofErr w:type="spellEnd"/>
+      <w:r>
+        <w:rPr>
+          <w:rFonts w:ascii="Times New Roman" w:hAnsi="Times New Roman" w:cs="Times New Roman"/>
+          <w:sz w:val="16"/>
+          <w:szCs w:val="16"/>
+          <w:lang w:eastAsia="ru-RU"/>
+        </w:rPr>
+        <w:t xml:space="preserve"> </w:t>
       </w:r>
       <w:r>
         <w:rPr>
@@ -8308,14 +11348,25 @@
         </w:rPr>
         <w:t>’</w:t>
       </w:r>
-      <w:r>
-        <w:rPr>
-          <w:rFonts w:ascii="Times New Roman" w:hAnsi="Times New Roman" w:cs="Times New Roman"/>
-          <w:sz w:val="16"/>
-          <w:szCs w:val="16"/>
-          <w:lang w:val="uk-UA" w:eastAsia="ru-RU"/>
-        </w:rPr>
-        <w:t xml:space="preserve">єкта оренди </w:t>
+      <w:proofErr w:type="spellStart"/>
+      <w:r>
+        <w:rPr>
+          <w:rFonts w:ascii="Times New Roman" w:hAnsi="Times New Roman" w:cs="Times New Roman"/>
+          <w:sz w:val="16"/>
+          <w:szCs w:val="16"/>
+          <w:lang w:val="uk-UA" w:eastAsia="ru-RU"/>
+        </w:rPr>
+        <w:t>єкта</w:t>
+      </w:r>
+      <w:proofErr w:type="spellEnd"/>
+      <w:r>
+        <w:rPr>
+          <w:rFonts w:ascii="Times New Roman" w:hAnsi="Times New Roman" w:cs="Times New Roman"/>
+          <w:sz w:val="16"/>
+          <w:szCs w:val="16"/>
+          <w:lang w:val="uk-UA" w:eastAsia="ru-RU"/>
+        </w:rPr>
+        <w:t xml:space="preserve"> оренди </w:t>
       </w:r>
       <w:r>
         <w:rPr>
@@ -8387,7 +11438,27 @@
           <w:szCs w:val="16"/>
           <w:lang w:eastAsia="ru-RU"/>
         </w:rPr>
-        <w:t>штраф у розмірі </w:t>
+        <w:t xml:space="preserve">штраф у </w:t>
+      </w:r>
+      <w:proofErr w:type="spellStart"/>
+      <w:r>
+        <w:rPr>
+          <w:rFonts w:ascii="Times New Roman" w:hAnsi="Times New Roman" w:cs="Times New Roman"/>
+          <w:sz w:val="16"/>
+          <w:szCs w:val="16"/>
+          <w:lang w:eastAsia="ru-RU"/>
+        </w:rPr>
+        <w:t>розмірі</w:t>
+      </w:r>
+      <w:proofErr w:type="spellEnd"/>
+      <w:r>
+        <w:rPr>
+          <w:rFonts w:ascii="Times New Roman" w:hAnsi="Times New Roman" w:cs="Times New Roman"/>
+          <w:sz w:val="16"/>
+          <w:szCs w:val="16"/>
+          <w:lang w:eastAsia="ru-RU"/>
+        </w:rPr>
+        <w:t> </w:t>
       </w:r>
       <w:r>
         <w:rPr>
@@ -8398,7 +11469,6 @@
         </w:rPr>
         <w:t>100</w:t>
       </w:r>
-      <w:proofErr w:type="gramStart"/>
       <w:r>
         <w:rPr>
           <w:rFonts w:ascii="Times New Roman" w:hAnsi="Times New Roman" w:cs="Times New Roman"/>
@@ -8406,9 +11476,9 @@
           <w:szCs w:val="16"/>
           <w:lang w:eastAsia="ru-RU"/>
         </w:rPr>
-        <w:t>%  від</w:t>
-      </w:r>
-      <w:proofErr w:type="gramEnd"/>
+        <w:t xml:space="preserve">%  </w:t>
+      </w:r>
+      <w:proofErr w:type="spellStart"/>
       <w:r>
         <w:rPr>
           <w:rFonts w:ascii="Times New Roman" w:hAnsi="Times New Roman" w:cs="Times New Roman"/>
@@ -8416,7 +11486,37 @@
           <w:szCs w:val="16"/>
           <w:lang w:eastAsia="ru-RU"/>
         </w:rPr>
-        <w:t xml:space="preserve"> суми </w:t>
+        <w:t>від</w:t>
+      </w:r>
+      <w:proofErr w:type="spellEnd"/>
+      <w:r>
+        <w:rPr>
+          <w:rFonts w:ascii="Times New Roman" w:hAnsi="Times New Roman" w:cs="Times New Roman"/>
+          <w:sz w:val="16"/>
+          <w:szCs w:val="16"/>
+          <w:lang w:eastAsia="ru-RU"/>
+        </w:rPr>
+        <w:t xml:space="preserve"> </w:t>
+      </w:r>
+      <w:proofErr w:type="spellStart"/>
+      <w:r>
+        <w:rPr>
+          <w:rFonts w:ascii="Times New Roman" w:hAnsi="Times New Roman" w:cs="Times New Roman"/>
+          <w:sz w:val="16"/>
+          <w:szCs w:val="16"/>
+          <w:lang w:eastAsia="ru-RU"/>
+        </w:rPr>
+        <w:t>суми</w:t>
+      </w:r>
+      <w:proofErr w:type="spellEnd"/>
+      <w:r>
+        <w:rPr>
+          <w:rFonts w:ascii="Times New Roman" w:hAnsi="Times New Roman" w:cs="Times New Roman"/>
+          <w:sz w:val="16"/>
+          <w:szCs w:val="16"/>
+          <w:lang w:eastAsia="ru-RU"/>
+        </w:rPr>
+        <w:t xml:space="preserve"> </w:t>
       </w:r>
       <w:r>
         <w:rPr>
@@ -8644,8 +11744,19 @@
           <w:szCs w:val="16"/>
           <w:lang w:val="uk-UA" w:eastAsia="ru-RU"/>
         </w:rPr>
-        <w:t>Майна. У випадку, якщо Майно ремонту не підлягає, Орендар зобов</w:t>
-      </w:r>
+        <w:t xml:space="preserve">Майна. У випадку, якщо Майно ремонту не підлягає, Орендар </w:t>
+      </w:r>
+      <w:proofErr w:type="spellStart"/>
+      <w:r>
+        <w:rPr>
+          <w:rFonts w:ascii="Times New Roman" w:hAnsi="Times New Roman" w:cs="Times New Roman"/>
+          <w:sz w:val="16"/>
+          <w:szCs w:val="16"/>
+          <w:lang w:val="uk-UA" w:eastAsia="ru-RU"/>
+        </w:rPr>
+        <w:t>зобов</w:t>
+      </w:r>
+      <w:proofErr w:type="spellEnd"/>
       <w:r>
         <w:rPr>
           <w:rFonts w:ascii="Times New Roman" w:hAnsi="Times New Roman" w:cs="Times New Roman"/>
@@ -8655,6 +11766,7 @@
         </w:rPr>
         <w:t>’</w:t>
       </w:r>
+      <w:proofErr w:type="spellStart"/>
       <w:r>
         <w:rPr>
           <w:rFonts w:ascii="Times New Roman" w:hAnsi="Times New Roman" w:cs="Times New Roman"/>
@@ -8664,6 +11776,7 @@
         </w:rPr>
         <w:t>язаний</w:t>
       </w:r>
+      <w:proofErr w:type="spellEnd"/>
       <w:r>
         <w:rPr>
           <w:rFonts w:ascii="Times New Roman" w:hAnsi="Times New Roman" w:cs="Times New Roman"/>
@@ -8728,7 +11841,27 @@
           <w:szCs w:val="16"/>
           <w:lang w:val="uk-UA" w:eastAsia="ru-RU"/>
         </w:rPr>
-        <w:t xml:space="preserve">8.4.За передачу Об’єкта оренди або його частини в суборенду без згодиОрендодавця Орендар сплачує штраф у розмірі 5000 грн. за кожен такий випадок. </w:t>
+        <w:t xml:space="preserve">8.4.За передачу Об’єкта оренди або його частини в суборенду без </w:t>
+      </w:r>
+      <w:proofErr w:type="spellStart"/>
+      <w:r>
+        <w:rPr>
+          <w:rFonts w:ascii="Times New Roman" w:hAnsi="Times New Roman" w:cs="Times New Roman"/>
+          <w:sz w:val="16"/>
+          <w:szCs w:val="16"/>
+          <w:lang w:val="uk-UA" w:eastAsia="ru-RU"/>
+        </w:rPr>
+        <w:t>згодиОрендодавця</w:t>
+      </w:r>
+      <w:proofErr w:type="spellEnd"/>
+      <w:r>
+        <w:rPr>
+          <w:rFonts w:ascii="Times New Roman" w:hAnsi="Times New Roman" w:cs="Times New Roman"/>
+          <w:sz w:val="16"/>
+          <w:szCs w:val="16"/>
+          <w:lang w:val="uk-UA" w:eastAsia="ru-RU"/>
+        </w:rPr>
+        <w:t xml:space="preserve"> Орендар сплачує штраф у розмірі 5000 грн. за кожен такий випадок. </w:t>
       </w:r>
     </w:p>
     <w:p>
@@ -8843,8 +11976,19 @@
           <w:szCs w:val="16"/>
           <w:lang w:eastAsia="ru-RU"/>
         </w:rPr>
-        <w:t xml:space="preserve"> випадку</w:t>
-      </w:r>
+        <w:t xml:space="preserve"> </w:t>
+      </w:r>
+      <w:proofErr w:type="spellStart"/>
+      <w:r>
+        <w:rPr>
+          <w:rFonts w:ascii="Times New Roman" w:hAnsi="Times New Roman" w:cs="Times New Roman"/>
+          <w:sz w:val="16"/>
+          <w:szCs w:val="16"/>
+          <w:lang w:eastAsia="ru-RU"/>
+        </w:rPr>
+        <w:t>випадку</w:t>
+      </w:r>
+      <w:proofErr w:type="spellEnd"/>
       <w:r>
         <w:rPr>
           <w:rFonts w:ascii="Times New Roman" w:hAnsi="Times New Roman" w:cs="Times New Roman"/>
@@ -8861,8 +12005,9 @@
           <w:szCs w:val="16"/>
           <w:lang w:eastAsia="ru-RU"/>
         </w:rPr>
-        <w:t xml:space="preserve"> Орендареві</w:t>
-      </w:r>
+        <w:t xml:space="preserve"> </w:t>
+      </w:r>
+      <w:proofErr w:type="spellStart"/>
       <w:r>
         <w:rPr>
           <w:rFonts w:ascii="Times New Roman" w:hAnsi="Times New Roman" w:cs="Times New Roman"/>
@@ -8870,6 +12015,16 @@
           <w:szCs w:val="16"/>
           <w:lang w:eastAsia="ru-RU"/>
         </w:rPr>
+        <w:t>Орендареві</w:t>
+      </w:r>
+      <w:proofErr w:type="spellEnd"/>
+      <w:r>
+        <w:rPr>
+          <w:rFonts w:ascii="Times New Roman" w:hAnsi="Times New Roman" w:cs="Times New Roman"/>
+          <w:sz w:val="16"/>
+          <w:szCs w:val="16"/>
+          <w:lang w:eastAsia="ru-RU"/>
+        </w:rPr>
         <w:t xml:space="preserve"> </w:t>
       </w:r>
       <w:r>
@@ -8881,6 +12036,7 @@
         </w:rPr>
         <w:t>М</w:t>
       </w:r>
+      <w:proofErr w:type="spellStart"/>
       <w:r>
         <w:rPr>
           <w:rFonts w:ascii="Times New Roman" w:hAnsi="Times New Roman" w:cs="Times New Roman"/>
@@ -8890,6 +12046,7 @@
         </w:rPr>
         <w:t>айна</w:t>
       </w:r>
+      <w:proofErr w:type="spellEnd"/>
       <w:r>
         <w:rPr>
           <w:rFonts w:ascii="Times New Roman" w:hAnsi="Times New Roman" w:cs="Times New Roman"/>
@@ -8942,7 +12099,27 @@
           <w:szCs w:val="16"/>
           <w:lang w:eastAsia="ru-RU"/>
         </w:rPr>
-        <w:t>в розмірі 0</w:t>
+        <w:t>в </w:t>
+      </w:r>
+      <w:proofErr w:type="spellStart"/>
+      <w:r>
+        <w:rPr>
+          <w:rFonts w:ascii="Times New Roman" w:hAnsi="Times New Roman" w:cs="Times New Roman"/>
+          <w:sz w:val="16"/>
+          <w:szCs w:val="16"/>
+          <w:lang w:eastAsia="ru-RU"/>
+        </w:rPr>
+        <w:t>розмірі</w:t>
+      </w:r>
+      <w:proofErr w:type="spellEnd"/>
+      <w:r>
+        <w:rPr>
+          <w:rFonts w:ascii="Times New Roman" w:hAnsi="Times New Roman" w:cs="Times New Roman"/>
+          <w:sz w:val="16"/>
+          <w:szCs w:val="16"/>
+          <w:lang w:eastAsia="ru-RU"/>
+        </w:rPr>
+        <w:t xml:space="preserve"> 0</w:t>
       </w:r>
       <w:r>
         <w:rPr>
@@ -8960,8 +12137,59 @@
           <w:szCs w:val="16"/>
           <w:lang w:eastAsia="ru-RU"/>
         </w:rPr>
-        <w:t>5%  від його вартості</w:t>
-      </w:r>
+        <w:t xml:space="preserve">5%  </w:t>
+      </w:r>
+      <w:proofErr w:type="spellStart"/>
+      <w:r>
+        <w:rPr>
+          <w:rFonts w:ascii="Times New Roman" w:hAnsi="Times New Roman" w:cs="Times New Roman"/>
+          <w:sz w:val="16"/>
+          <w:szCs w:val="16"/>
+          <w:lang w:eastAsia="ru-RU"/>
+        </w:rPr>
+        <w:t>від</w:t>
+      </w:r>
+      <w:proofErr w:type="spellEnd"/>
+      <w:r>
+        <w:rPr>
+          <w:rFonts w:ascii="Times New Roman" w:hAnsi="Times New Roman" w:cs="Times New Roman"/>
+          <w:sz w:val="16"/>
+          <w:szCs w:val="16"/>
+          <w:lang w:eastAsia="ru-RU"/>
+        </w:rPr>
+        <w:t xml:space="preserve"> </w:t>
+      </w:r>
+      <w:proofErr w:type="spellStart"/>
+      <w:r>
+        <w:rPr>
+          <w:rFonts w:ascii="Times New Roman" w:hAnsi="Times New Roman" w:cs="Times New Roman"/>
+          <w:sz w:val="16"/>
+          <w:szCs w:val="16"/>
+          <w:lang w:eastAsia="ru-RU"/>
+        </w:rPr>
+        <w:t>його</w:t>
+      </w:r>
+      <w:proofErr w:type="spellEnd"/>
+      <w:r>
+        <w:rPr>
+          <w:rFonts w:ascii="Times New Roman" w:hAnsi="Times New Roman" w:cs="Times New Roman"/>
+          <w:sz w:val="16"/>
+          <w:szCs w:val="16"/>
+          <w:lang w:eastAsia="ru-RU"/>
+        </w:rPr>
+        <w:t xml:space="preserve"> </w:t>
+      </w:r>
+      <w:proofErr w:type="spellStart"/>
+      <w:r>
+        <w:rPr>
+          <w:rFonts w:ascii="Times New Roman" w:hAnsi="Times New Roman" w:cs="Times New Roman"/>
+          <w:sz w:val="16"/>
+          <w:szCs w:val="16"/>
+          <w:lang w:eastAsia="ru-RU"/>
+        </w:rPr>
+        <w:t>вартості</w:t>
+      </w:r>
+      <w:proofErr w:type="spellEnd"/>
       <w:r>
         <w:rPr>
           <w:rFonts w:ascii="Times New Roman" w:hAnsi="Times New Roman" w:cs="Times New Roman"/>
@@ -8978,8 +12206,9 @@
           <w:szCs w:val="16"/>
           <w:lang w:eastAsia="ru-RU"/>
         </w:rPr>
-        <w:t xml:space="preserve"> за кожен день </w:t>
-      </w:r>
+        <w:t xml:space="preserve"> за </w:t>
+      </w:r>
+      <w:proofErr w:type="spellStart"/>
       <w:r>
         <w:rPr>
           <w:rFonts w:ascii="Times New Roman" w:hAnsi="Times New Roman" w:cs="Times New Roman"/>
@@ -8987,7 +12216,37 @@
           <w:szCs w:val="16"/>
           <w:lang w:eastAsia="ru-RU"/>
         </w:rPr>
-        <w:t>прострочення. </w:t>
+        <w:t>кожен</w:t>
+      </w:r>
+      <w:proofErr w:type="spellEnd"/>
+      <w:r>
+        <w:rPr>
+          <w:rFonts w:ascii="Times New Roman" w:hAnsi="Times New Roman" w:cs="Times New Roman"/>
+          <w:sz w:val="16"/>
+          <w:szCs w:val="16"/>
+          <w:lang w:eastAsia="ru-RU"/>
+        </w:rPr>
+        <w:t xml:space="preserve"> день </w:t>
+      </w:r>
+      <w:proofErr w:type="spellStart"/>
+      <w:r>
+        <w:rPr>
+          <w:rFonts w:ascii="Times New Roman" w:hAnsi="Times New Roman" w:cs="Times New Roman"/>
+          <w:sz w:val="16"/>
+          <w:szCs w:val="16"/>
+          <w:lang w:eastAsia="ru-RU"/>
+        </w:rPr>
+        <w:t>прострочення</w:t>
+      </w:r>
+      <w:proofErr w:type="spellEnd"/>
+      <w:r>
+        <w:rPr>
+          <w:rFonts w:ascii="Times New Roman" w:hAnsi="Times New Roman" w:cs="Times New Roman"/>
+          <w:sz w:val="16"/>
+          <w:szCs w:val="16"/>
+          <w:lang w:eastAsia="ru-RU"/>
+        </w:rPr>
+        <w:t>. </w:t>
       </w:r>
       <w:r>
         <w:rPr>
@@ -9017,8 +12276,19 @@
           <w:szCs w:val="16"/>
           <w:lang w:val="uk-UA" w:eastAsia="ru-RU"/>
         </w:rPr>
-        <w:t>8.7. Сплата штрафних санкцій не звільняє Сторони від виконання обов</w:t>
-      </w:r>
+        <w:t xml:space="preserve">8.7. Сплата штрафних санкцій не звільняє Сторони від виконання </w:t>
+      </w:r>
+      <w:proofErr w:type="spellStart"/>
+      <w:r>
+        <w:rPr>
+          <w:rFonts w:ascii="Times New Roman" w:hAnsi="Times New Roman" w:cs="Times New Roman"/>
+          <w:sz w:val="16"/>
+          <w:szCs w:val="16"/>
+          <w:lang w:val="uk-UA" w:eastAsia="ru-RU"/>
+        </w:rPr>
+        <w:t>обов</w:t>
+      </w:r>
+      <w:proofErr w:type="spellEnd"/>
       <w:r>
         <w:rPr>
           <w:rFonts w:ascii="Times New Roman" w:hAnsi="Times New Roman" w:cs="Times New Roman"/>
@@ -9028,14 +12298,25 @@
         </w:rPr>
         <w:t>’</w:t>
       </w:r>
-      <w:r>
-        <w:rPr>
-          <w:rFonts w:ascii="Times New Roman" w:hAnsi="Times New Roman" w:cs="Times New Roman"/>
-          <w:sz w:val="16"/>
-          <w:szCs w:val="16"/>
-          <w:lang w:val="uk-UA" w:eastAsia="ru-RU"/>
-        </w:rPr>
-        <w:t>язків за цим Договором.</w:t>
+      <w:proofErr w:type="spellStart"/>
+      <w:r>
+        <w:rPr>
+          <w:rFonts w:ascii="Times New Roman" w:hAnsi="Times New Roman" w:cs="Times New Roman"/>
+          <w:sz w:val="16"/>
+          <w:szCs w:val="16"/>
+          <w:lang w:val="uk-UA" w:eastAsia="ru-RU"/>
+        </w:rPr>
+        <w:t>язків</w:t>
+      </w:r>
+      <w:proofErr w:type="spellEnd"/>
+      <w:r>
+        <w:rPr>
+          <w:rFonts w:ascii="Times New Roman" w:hAnsi="Times New Roman" w:cs="Times New Roman"/>
+          <w:sz w:val="16"/>
+          <w:szCs w:val="16"/>
+          <w:lang w:val="uk-UA" w:eastAsia="ru-RU"/>
+        </w:rPr>
+        <w:t xml:space="preserve"> за цим Договором.</w:t>
       </w:r>
     </w:p>
     <w:p>
@@ -9202,7 +12483,231 @@
           <w:sz w:val="16"/>
           <w:szCs w:val="16"/>
         </w:rPr>
-        <w:t>3. Сторона, що підпала під вплив таких обставин, протягом 2-х днів письмово інформує про це іншу сторону, підтвердивши настання таких обставин документально (</w:t>
+        <w:t xml:space="preserve">3. Сторона, </w:t>
+      </w:r>
+      <w:proofErr w:type="spellStart"/>
+      <w:r>
+        <w:rPr>
+          <w:sz w:val="16"/>
+          <w:szCs w:val="16"/>
+        </w:rPr>
+        <w:t>що</w:t>
+      </w:r>
+      <w:proofErr w:type="spellEnd"/>
+      <w:r>
+        <w:rPr>
+          <w:sz w:val="16"/>
+          <w:szCs w:val="16"/>
+        </w:rPr>
+        <w:t xml:space="preserve"> </w:t>
+      </w:r>
+      <w:proofErr w:type="spellStart"/>
+      <w:r>
+        <w:rPr>
+          <w:sz w:val="16"/>
+          <w:szCs w:val="16"/>
+        </w:rPr>
+        <w:t>підпала</w:t>
+      </w:r>
+      <w:proofErr w:type="spellEnd"/>
+      <w:r>
+        <w:rPr>
+          <w:sz w:val="16"/>
+          <w:szCs w:val="16"/>
+        </w:rPr>
+        <w:t xml:space="preserve"> </w:t>
+      </w:r>
+      <w:proofErr w:type="spellStart"/>
+      <w:r>
+        <w:rPr>
+          <w:sz w:val="16"/>
+          <w:szCs w:val="16"/>
+        </w:rPr>
+        <w:t>під</w:t>
+      </w:r>
+      <w:proofErr w:type="spellEnd"/>
+      <w:r>
+        <w:rPr>
+          <w:sz w:val="16"/>
+          <w:szCs w:val="16"/>
+        </w:rPr>
+        <w:t xml:space="preserve"> </w:t>
+      </w:r>
+      <w:proofErr w:type="spellStart"/>
+      <w:r>
+        <w:rPr>
+          <w:sz w:val="16"/>
+          <w:szCs w:val="16"/>
+        </w:rPr>
+        <w:t>вплив</w:t>
+      </w:r>
+      <w:proofErr w:type="spellEnd"/>
+      <w:r>
+        <w:rPr>
+          <w:sz w:val="16"/>
+          <w:szCs w:val="16"/>
+        </w:rPr>
+        <w:t xml:space="preserve"> таких </w:t>
+      </w:r>
+      <w:proofErr w:type="spellStart"/>
+      <w:r>
+        <w:rPr>
+          <w:sz w:val="16"/>
+          <w:szCs w:val="16"/>
+        </w:rPr>
+        <w:t>обставин</w:t>
+      </w:r>
+      <w:proofErr w:type="spellEnd"/>
+      <w:r>
+        <w:rPr>
+          <w:sz w:val="16"/>
+          <w:szCs w:val="16"/>
+        </w:rPr>
+        <w:t xml:space="preserve">, </w:t>
+      </w:r>
+      <w:proofErr w:type="spellStart"/>
+      <w:r>
+        <w:rPr>
+          <w:sz w:val="16"/>
+          <w:szCs w:val="16"/>
+        </w:rPr>
+        <w:t>протягом</w:t>
+      </w:r>
+      <w:proofErr w:type="spellEnd"/>
+      <w:r>
+        <w:rPr>
+          <w:sz w:val="16"/>
+          <w:szCs w:val="16"/>
+        </w:rPr>
+        <w:t xml:space="preserve"> 2-х </w:t>
+      </w:r>
+      <w:proofErr w:type="spellStart"/>
+      <w:r>
+        <w:rPr>
+          <w:sz w:val="16"/>
+          <w:szCs w:val="16"/>
+        </w:rPr>
+        <w:t>днів</w:t>
+      </w:r>
+      <w:proofErr w:type="spellEnd"/>
+      <w:r>
+        <w:rPr>
+          <w:sz w:val="16"/>
+          <w:szCs w:val="16"/>
+        </w:rPr>
+        <w:t xml:space="preserve"> </w:t>
+      </w:r>
+      <w:proofErr w:type="spellStart"/>
+      <w:r>
+        <w:rPr>
+          <w:sz w:val="16"/>
+          <w:szCs w:val="16"/>
+        </w:rPr>
+        <w:t>письмово</w:t>
+      </w:r>
+      <w:proofErr w:type="spellEnd"/>
+      <w:r>
+        <w:rPr>
+          <w:sz w:val="16"/>
+          <w:szCs w:val="16"/>
+        </w:rPr>
+        <w:t xml:space="preserve"> </w:t>
+      </w:r>
+      <w:proofErr w:type="spellStart"/>
+      <w:r>
+        <w:rPr>
+          <w:sz w:val="16"/>
+          <w:szCs w:val="16"/>
+        </w:rPr>
+        <w:t>інформує</w:t>
+      </w:r>
+      <w:proofErr w:type="spellEnd"/>
+      <w:r>
+        <w:rPr>
+          <w:sz w:val="16"/>
+          <w:szCs w:val="16"/>
+        </w:rPr>
+        <w:t xml:space="preserve"> про </w:t>
+      </w:r>
+      <w:proofErr w:type="spellStart"/>
+      <w:r>
+        <w:rPr>
+          <w:sz w:val="16"/>
+          <w:szCs w:val="16"/>
+        </w:rPr>
+        <w:t>це</w:t>
+      </w:r>
+      <w:proofErr w:type="spellEnd"/>
+      <w:r>
+        <w:rPr>
+          <w:sz w:val="16"/>
+          <w:szCs w:val="16"/>
+        </w:rPr>
+        <w:t xml:space="preserve"> </w:t>
+      </w:r>
+      <w:proofErr w:type="spellStart"/>
+      <w:r>
+        <w:rPr>
+          <w:sz w:val="16"/>
+          <w:szCs w:val="16"/>
+        </w:rPr>
+        <w:t>іншу</w:t>
+      </w:r>
+      <w:proofErr w:type="spellEnd"/>
+      <w:r>
+        <w:rPr>
+          <w:sz w:val="16"/>
+          <w:szCs w:val="16"/>
+        </w:rPr>
+        <w:t xml:space="preserve"> сторону, </w:t>
+      </w:r>
+      <w:proofErr w:type="spellStart"/>
+      <w:r>
+        <w:rPr>
+          <w:sz w:val="16"/>
+          <w:szCs w:val="16"/>
+        </w:rPr>
+        <w:t>підтвердивши</w:t>
+      </w:r>
+      <w:proofErr w:type="spellEnd"/>
+      <w:r>
+        <w:rPr>
+          <w:sz w:val="16"/>
+          <w:szCs w:val="16"/>
+        </w:rPr>
+        <w:t xml:space="preserve"> </w:t>
+      </w:r>
+      <w:proofErr w:type="spellStart"/>
+      <w:r>
+        <w:rPr>
+          <w:sz w:val="16"/>
+          <w:szCs w:val="16"/>
+        </w:rPr>
+        <w:t>настання</w:t>
+      </w:r>
+      <w:proofErr w:type="spellEnd"/>
+      <w:r>
+        <w:rPr>
+          <w:sz w:val="16"/>
+          <w:szCs w:val="16"/>
+        </w:rPr>
+        <w:t xml:space="preserve"> таких </w:t>
+      </w:r>
+      <w:proofErr w:type="spellStart"/>
+      <w:r>
+        <w:rPr>
+          <w:sz w:val="16"/>
+          <w:szCs w:val="16"/>
+        </w:rPr>
+        <w:t>обставин</w:t>
+      </w:r>
+      <w:proofErr w:type="spellEnd"/>
+      <w:r>
+        <w:rPr>
+          <w:sz w:val="16"/>
+          <w:szCs w:val="16"/>
+        </w:rPr>
+        <w:t xml:space="preserve"> документально (</w:t>
       </w:r>
       <w:r>
         <w:rPr>
@@ -9217,7 +12722,55 @@
           <w:sz w:val="16"/>
           <w:szCs w:val="16"/>
         </w:rPr>
-        <w:t xml:space="preserve"> торгово-промислової палати чи компетентного державного органу)</w:t>
+        <w:t xml:space="preserve"> торгово-</w:t>
+      </w:r>
+      <w:proofErr w:type="spellStart"/>
+      <w:r>
+        <w:rPr>
+          <w:sz w:val="16"/>
+          <w:szCs w:val="16"/>
+        </w:rPr>
+        <w:t>промислової</w:t>
+      </w:r>
+      <w:proofErr w:type="spellEnd"/>
+      <w:r>
+        <w:rPr>
+          <w:sz w:val="16"/>
+          <w:szCs w:val="16"/>
+        </w:rPr>
+        <w:t xml:space="preserve"> </w:t>
+      </w:r>
+      <w:proofErr w:type="spellStart"/>
+      <w:r>
+        <w:rPr>
+          <w:sz w:val="16"/>
+          <w:szCs w:val="16"/>
+        </w:rPr>
+        <w:t>палати</w:t>
+      </w:r>
+      <w:proofErr w:type="spellEnd"/>
+      <w:r>
+        <w:rPr>
+          <w:sz w:val="16"/>
+          <w:szCs w:val="16"/>
+        </w:rPr>
+        <w:t xml:space="preserve"> </w:t>
+      </w:r>
+      <w:proofErr w:type="spellStart"/>
+      <w:r>
+        <w:rPr>
+          <w:sz w:val="16"/>
+          <w:szCs w:val="16"/>
+        </w:rPr>
+        <w:t>чи</w:t>
+      </w:r>
+      <w:proofErr w:type="spellEnd"/>
+      <w:r>
+        <w:rPr>
+          <w:sz w:val="16"/>
+          <w:szCs w:val="16"/>
+        </w:rPr>
+        <w:t xml:space="preserve"> компетентного державного органу)</w:t>
       </w:r>
       <w:r>
         <w:rPr>
@@ -9409,7 +12962,25 @@
           <w:sz w:val="16"/>
           <w:szCs w:val="16"/>
         </w:rPr>
-        <w:t xml:space="preserve">і діє </w:t>
+        <w:t xml:space="preserve">і </w:t>
+      </w:r>
+      <w:proofErr w:type="spellStart"/>
+      <w:r>
+        <w:rPr>
+          <w:rFonts w:ascii="Times New Roman" w:hAnsi="Times New Roman" w:cs="Times New Roman"/>
+          <w:sz w:val="16"/>
+          <w:szCs w:val="16"/>
+        </w:rPr>
+        <w:t>діє</w:t>
+      </w:r>
+      <w:proofErr w:type="spellEnd"/>
+      <w:r>
+        <w:rPr>
+          <w:rFonts w:ascii="Times New Roman" w:hAnsi="Times New Roman" w:cs="Times New Roman"/>
+          <w:sz w:val="16"/>
+          <w:szCs w:val="16"/>
+        </w:rPr>
+        <w:t xml:space="preserve"> </w:t>
       </w:r>
       <w:r>
         <w:rPr>
@@ -9447,7 +13018,6 @@
         </w:rPr>
         <w:t xml:space="preserve">але </w:t>
       </w:r>
-      <w:proofErr w:type="gramStart"/>
       <w:r>
         <w:rPr>
           <w:rFonts w:ascii="Times New Roman" w:hAnsi="Times New Roman" w:cs="Times New Roman"/>
@@ -9466,7 +13036,6 @@
         </w:rPr>
         <w:t>будь</w:t>
       </w:r>
-      <w:proofErr w:type="gramEnd"/>
       <w:r>
         <w:rPr>
           <w:rFonts w:ascii="Times New Roman" w:hAnsi="Times New Roman" w:cs="Times New Roman"/>
@@ -9491,7 +13060,97 @@
           <w:sz w:val="16"/>
           <w:szCs w:val="16"/>
         </w:rPr>
-        <w:t xml:space="preserve"> повного виконання Сторонами своїх зобов’язань за цим Договором.</w:t>
+        <w:t xml:space="preserve"> </w:t>
+      </w:r>
+      <w:proofErr w:type="spellStart"/>
+      <w:r>
+        <w:rPr>
+          <w:rFonts w:ascii="Times New Roman" w:hAnsi="Times New Roman" w:cs="Times New Roman"/>
+          <w:sz w:val="16"/>
+          <w:szCs w:val="16"/>
+        </w:rPr>
+        <w:t>повного</w:t>
+      </w:r>
+      <w:proofErr w:type="spellEnd"/>
+      <w:r>
+        <w:rPr>
+          <w:rFonts w:ascii="Times New Roman" w:hAnsi="Times New Roman" w:cs="Times New Roman"/>
+          <w:sz w:val="16"/>
+          <w:szCs w:val="16"/>
+        </w:rPr>
+        <w:t xml:space="preserve"> </w:t>
+      </w:r>
+      <w:proofErr w:type="spellStart"/>
+      <w:r>
+        <w:rPr>
+          <w:rFonts w:ascii="Times New Roman" w:hAnsi="Times New Roman" w:cs="Times New Roman"/>
+          <w:sz w:val="16"/>
+          <w:szCs w:val="16"/>
+        </w:rPr>
+        <w:t>виконання</w:t>
+      </w:r>
+      <w:proofErr w:type="spellEnd"/>
+      <w:r>
+        <w:rPr>
+          <w:rFonts w:ascii="Times New Roman" w:hAnsi="Times New Roman" w:cs="Times New Roman"/>
+          <w:sz w:val="16"/>
+          <w:szCs w:val="16"/>
+        </w:rPr>
+        <w:t xml:space="preserve"> Сторонами </w:t>
+      </w:r>
+      <w:proofErr w:type="spellStart"/>
+      <w:r>
+        <w:rPr>
+          <w:rFonts w:ascii="Times New Roman" w:hAnsi="Times New Roman" w:cs="Times New Roman"/>
+          <w:sz w:val="16"/>
+          <w:szCs w:val="16"/>
+        </w:rPr>
+        <w:t>своїх</w:t>
+      </w:r>
+      <w:proofErr w:type="spellEnd"/>
+      <w:r>
+        <w:rPr>
+          <w:rFonts w:ascii="Times New Roman" w:hAnsi="Times New Roman" w:cs="Times New Roman"/>
+          <w:sz w:val="16"/>
+          <w:szCs w:val="16"/>
+        </w:rPr>
+        <w:t xml:space="preserve"> </w:t>
+      </w:r>
+      <w:proofErr w:type="spellStart"/>
+      <w:r>
+        <w:rPr>
+          <w:rFonts w:ascii="Times New Roman" w:hAnsi="Times New Roman" w:cs="Times New Roman"/>
+          <w:sz w:val="16"/>
+          <w:szCs w:val="16"/>
+        </w:rPr>
+        <w:t>зобов’язань</w:t>
+      </w:r>
+      <w:proofErr w:type="spellEnd"/>
+      <w:r>
+        <w:rPr>
+          <w:rFonts w:ascii="Times New Roman" w:hAnsi="Times New Roman" w:cs="Times New Roman"/>
+          <w:sz w:val="16"/>
+          <w:szCs w:val="16"/>
+        </w:rPr>
+        <w:t xml:space="preserve"> за </w:t>
+      </w:r>
+      <w:proofErr w:type="spellStart"/>
+      <w:r>
+        <w:rPr>
+          <w:rFonts w:ascii="Times New Roman" w:hAnsi="Times New Roman" w:cs="Times New Roman"/>
+          <w:sz w:val="16"/>
+          <w:szCs w:val="16"/>
+        </w:rPr>
+        <w:t>цим</w:t>
+      </w:r>
+      <w:proofErr w:type="spellEnd"/>
+      <w:r>
+        <w:rPr>
+          <w:rFonts w:ascii="Times New Roman" w:hAnsi="Times New Roman" w:cs="Times New Roman"/>
+          <w:sz w:val="16"/>
+          <w:szCs w:val="16"/>
+        </w:rPr>
+        <w:t xml:space="preserve"> Договором.</w:t>
       </w:r>
     </w:p>
     <w:p>
@@ -10264,7 +13923,27 @@
           <w:szCs w:val="16"/>
           <w:lang w:val="uk-UA"/>
         </w:rPr>
-        <w:t xml:space="preserve">в судовому порядку за встановленною підвідомчістю та підсудністю такого спору, </w:t>
+        <w:t xml:space="preserve">в судовому порядку за </w:t>
+      </w:r>
+      <w:proofErr w:type="spellStart"/>
+      <w:r>
+        <w:rPr>
+          <w:rFonts w:ascii="Times New Roman" w:hAnsi="Times New Roman" w:cs="Times New Roman"/>
+          <w:sz w:val="16"/>
+          <w:szCs w:val="16"/>
+          <w:lang w:val="uk-UA"/>
+        </w:rPr>
+        <w:t>встановленною</w:t>
+      </w:r>
+      <w:proofErr w:type="spellEnd"/>
+      <w:r>
+        <w:rPr>
+          <w:rFonts w:ascii="Times New Roman" w:hAnsi="Times New Roman" w:cs="Times New Roman"/>
+          <w:sz w:val="16"/>
+          <w:szCs w:val="16"/>
+          <w:lang w:val="uk-UA"/>
+        </w:rPr>
+        <w:t xml:space="preserve"> підвідомчістю та підсудністю такого спору, </w:t>
       </w:r>
     </w:p>
     <w:p>
@@ -10348,7 +14027,27 @@
           <w:szCs w:val="16"/>
           <w:lang w:val="uk-UA"/>
         </w:rPr>
-        <w:t xml:space="preserve">10.9. Даний Договор укладено у двох оригінальних примірниках, по одному для кожної із сторін. </w:t>
+        <w:t xml:space="preserve">10.9. Даний </w:t>
+      </w:r>
+      <w:proofErr w:type="spellStart"/>
+      <w:r>
+        <w:rPr>
+          <w:rFonts w:ascii="Times New Roman" w:hAnsi="Times New Roman" w:cs="Times New Roman"/>
+          <w:sz w:val="16"/>
+          <w:szCs w:val="16"/>
+          <w:lang w:val="uk-UA"/>
+        </w:rPr>
+        <w:t>Договор</w:t>
+      </w:r>
+      <w:proofErr w:type="spellEnd"/>
+      <w:r>
+        <w:rPr>
+          <w:rFonts w:ascii="Times New Roman" w:hAnsi="Times New Roman" w:cs="Times New Roman"/>
+          <w:sz w:val="16"/>
+          <w:szCs w:val="16"/>
+          <w:lang w:val="uk-UA"/>
+        </w:rPr>
+        <w:t xml:space="preserve"> укладено у двох оригінальних примірниках, по одному для кожної із сторін. </w:t>
       </w:r>
     </w:p>
     <w:p>
@@ -10400,13 +14099,707 @@
         </w:rPr>
         <w:t xml:space="preserve">. </w:t>
       </w:r>
-      <w:r>
-        <w:rPr>
-          <w:rFonts w:ascii="Times New Roman" w:hAnsi="Times New Roman" w:cs="Times New Roman"/>
-          <w:sz w:val="16"/>
-          <w:szCs w:val="16"/>
-        </w:rPr>
-        <w:t>Сторони погоджуються, що підписання цього Договору, а також обмін документів, повідомлень в межах виконання цього Договору може також здійснюватися в електронному вигляді за допомогою сервісів електронного документообігу в мережі Інтернет або за допомогою Центрального засвідчувального органу за посилання в мережі Інтернет https://www.czo.gov.ua та з використанням кваліфікованого/удосконаленого електронних підписів в порядку і на умовах, передбачених Законом України «Про електронні довірчі послуги».</w:t>
+      <w:proofErr w:type="spellStart"/>
+      <w:r>
+        <w:rPr>
+          <w:rFonts w:ascii="Times New Roman" w:hAnsi="Times New Roman" w:cs="Times New Roman"/>
+          <w:sz w:val="16"/>
+          <w:szCs w:val="16"/>
+        </w:rPr>
+        <w:t>Сторони</w:t>
+      </w:r>
+      <w:proofErr w:type="spellEnd"/>
+      <w:r>
+        <w:rPr>
+          <w:rFonts w:ascii="Times New Roman" w:hAnsi="Times New Roman" w:cs="Times New Roman"/>
+          <w:sz w:val="16"/>
+          <w:szCs w:val="16"/>
+        </w:rPr>
+        <w:t xml:space="preserve"> </w:t>
+      </w:r>
+      <w:proofErr w:type="spellStart"/>
+      <w:r>
+        <w:rPr>
+          <w:rFonts w:ascii="Times New Roman" w:hAnsi="Times New Roman" w:cs="Times New Roman"/>
+          <w:sz w:val="16"/>
+          <w:szCs w:val="16"/>
+        </w:rPr>
+        <w:t>погоджуються</w:t>
+      </w:r>
+      <w:proofErr w:type="spellEnd"/>
+      <w:r>
+        <w:rPr>
+          <w:rFonts w:ascii="Times New Roman" w:hAnsi="Times New Roman" w:cs="Times New Roman"/>
+          <w:sz w:val="16"/>
+          <w:szCs w:val="16"/>
+        </w:rPr>
+        <w:t xml:space="preserve">, </w:t>
+      </w:r>
+      <w:proofErr w:type="spellStart"/>
+      <w:r>
+        <w:rPr>
+          <w:rFonts w:ascii="Times New Roman" w:hAnsi="Times New Roman" w:cs="Times New Roman"/>
+          <w:sz w:val="16"/>
+          <w:szCs w:val="16"/>
+        </w:rPr>
+        <w:t>що</w:t>
+      </w:r>
+      <w:proofErr w:type="spellEnd"/>
+      <w:r>
+        <w:rPr>
+          <w:rFonts w:ascii="Times New Roman" w:hAnsi="Times New Roman" w:cs="Times New Roman"/>
+          <w:sz w:val="16"/>
+          <w:szCs w:val="16"/>
+        </w:rPr>
+        <w:t xml:space="preserve"> </w:t>
+      </w:r>
+      <w:proofErr w:type="spellStart"/>
+      <w:r>
+        <w:rPr>
+          <w:rFonts w:ascii="Times New Roman" w:hAnsi="Times New Roman" w:cs="Times New Roman"/>
+          <w:sz w:val="16"/>
+          <w:szCs w:val="16"/>
+        </w:rPr>
+        <w:t>підписання</w:t>
+      </w:r>
+      <w:proofErr w:type="spellEnd"/>
+      <w:r>
+        <w:rPr>
+          <w:rFonts w:ascii="Times New Roman" w:hAnsi="Times New Roman" w:cs="Times New Roman"/>
+          <w:sz w:val="16"/>
+          <w:szCs w:val="16"/>
+        </w:rPr>
+        <w:t xml:space="preserve"> </w:t>
+      </w:r>
+      <w:proofErr w:type="spellStart"/>
+      <w:r>
+        <w:rPr>
+          <w:rFonts w:ascii="Times New Roman" w:hAnsi="Times New Roman" w:cs="Times New Roman"/>
+          <w:sz w:val="16"/>
+          <w:szCs w:val="16"/>
+        </w:rPr>
+        <w:t>цього</w:t>
+      </w:r>
+      <w:proofErr w:type="spellEnd"/>
+      <w:r>
+        <w:rPr>
+          <w:rFonts w:ascii="Times New Roman" w:hAnsi="Times New Roman" w:cs="Times New Roman"/>
+          <w:sz w:val="16"/>
+          <w:szCs w:val="16"/>
+        </w:rPr>
+        <w:t xml:space="preserve"> Договору, а </w:t>
+      </w:r>
+      <w:proofErr w:type="spellStart"/>
+      <w:r>
+        <w:rPr>
+          <w:rFonts w:ascii="Times New Roman" w:hAnsi="Times New Roman" w:cs="Times New Roman"/>
+          <w:sz w:val="16"/>
+          <w:szCs w:val="16"/>
+        </w:rPr>
+        <w:t>також</w:t>
+      </w:r>
+      <w:proofErr w:type="spellEnd"/>
+      <w:r>
+        <w:rPr>
+          <w:rFonts w:ascii="Times New Roman" w:hAnsi="Times New Roman" w:cs="Times New Roman"/>
+          <w:sz w:val="16"/>
+          <w:szCs w:val="16"/>
+        </w:rPr>
+        <w:t xml:space="preserve"> </w:t>
+      </w:r>
+      <w:proofErr w:type="spellStart"/>
+      <w:r>
+        <w:rPr>
+          <w:rFonts w:ascii="Times New Roman" w:hAnsi="Times New Roman" w:cs="Times New Roman"/>
+          <w:sz w:val="16"/>
+          <w:szCs w:val="16"/>
+        </w:rPr>
+        <w:t>обмін</w:t>
+      </w:r>
+      <w:proofErr w:type="spellEnd"/>
+      <w:r>
+        <w:rPr>
+          <w:rFonts w:ascii="Times New Roman" w:hAnsi="Times New Roman" w:cs="Times New Roman"/>
+          <w:sz w:val="16"/>
+          <w:szCs w:val="16"/>
+        </w:rPr>
+        <w:t xml:space="preserve"> </w:t>
+      </w:r>
+      <w:proofErr w:type="spellStart"/>
+      <w:r>
+        <w:rPr>
+          <w:rFonts w:ascii="Times New Roman" w:hAnsi="Times New Roman" w:cs="Times New Roman"/>
+          <w:sz w:val="16"/>
+          <w:szCs w:val="16"/>
+        </w:rPr>
+        <w:t>документів</w:t>
+      </w:r>
+      <w:proofErr w:type="spellEnd"/>
+      <w:r>
+        <w:rPr>
+          <w:rFonts w:ascii="Times New Roman" w:hAnsi="Times New Roman" w:cs="Times New Roman"/>
+          <w:sz w:val="16"/>
+          <w:szCs w:val="16"/>
+        </w:rPr>
+        <w:t xml:space="preserve">, </w:t>
+      </w:r>
+      <w:proofErr w:type="spellStart"/>
+      <w:r>
+        <w:rPr>
+          <w:rFonts w:ascii="Times New Roman" w:hAnsi="Times New Roman" w:cs="Times New Roman"/>
+          <w:sz w:val="16"/>
+          <w:szCs w:val="16"/>
+        </w:rPr>
+        <w:t>повідомлень</w:t>
+      </w:r>
+      <w:proofErr w:type="spellEnd"/>
+      <w:r>
+        <w:rPr>
+          <w:rFonts w:ascii="Times New Roman" w:hAnsi="Times New Roman" w:cs="Times New Roman"/>
+          <w:sz w:val="16"/>
+          <w:szCs w:val="16"/>
+        </w:rPr>
+        <w:t xml:space="preserve"> в межах </w:t>
+      </w:r>
+      <w:proofErr w:type="spellStart"/>
+      <w:r>
+        <w:rPr>
+          <w:rFonts w:ascii="Times New Roman" w:hAnsi="Times New Roman" w:cs="Times New Roman"/>
+          <w:sz w:val="16"/>
+          <w:szCs w:val="16"/>
+        </w:rPr>
+        <w:t>виконання</w:t>
+      </w:r>
+      <w:proofErr w:type="spellEnd"/>
+      <w:r>
+        <w:rPr>
+          <w:rFonts w:ascii="Times New Roman" w:hAnsi="Times New Roman" w:cs="Times New Roman"/>
+          <w:sz w:val="16"/>
+          <w:szCs w:val="16"/>
+        </w:rPr>
+        <w:t xml:space="preserve"> </w:t>
+      </w:r>
+      <w:proofErr w:type="spellStart"/>
+      <w:r>
+        <w:rPr>
+          <w:rFonts w:ascii="Times New Roman" w:hAnsi="Times New Roman" w:cs="Times New Roman"/>
+          <w:sz w:val="16"/>
+          <w:szCs w:val="16"/>
+        </w:rPr>
+        <w:t>цього</w:t>
+      </w:r>
+      <w:proofErr w:type="spellEnd"/>
+      <w:r>
+        <w:rPr>
+          <w:rFonts w:ascii="Times New Roman" w:hAnsi="Times New Roman" w:cs="Times New Roman"/>
+          <w:sz w:val="16"/>
+          <w:szCs w:val="16"/>
+        </w:rPr>
+        <w:t xml:space="preserve"> Договору </w:t>
+      </w:r>
+      <w:proofErr w:type="spellStart"/>
+      <w:r>
+        <w:rPr>
+          <w:rFonts w:ascii="Times New Roman" w:hAnsi="Times New Roman" w:cs="Times New Roman"/>
+          <w:sz w:val="16"/>
+          <w:szCs w:val="16"/>
+        </w:rPr>
+        <w:t>може</w:t>
+      </w:r>
+      <w:proofErr w:type="spellEnd"/>
+      <w:r>
+        <w:rPr>
+          <w:rFonts w:ascii="Times New Roman" w:hAnsi="Times New Roman" w:cs="Times New Roman"/>
+          <w:sz w:val="16"/>
+          <w:szCs w:val="16"/>
+        </w:rPr>
+        <w:t xml:space="preserve"> </w:t>
+      </w:r>
+      <w:proofErr w:type="spellStart"/>
+      <w:r>
+        <w:rPr>
+          <w:rFonts w:ascii="Times New Roman" w:hAnsi="Times New Roman" w:cs="Times New Roman"/>
+          <w:sz w:val="16"/>
+          <w:szCs w:val="16"/>
+        </w:rPr>
+        <w:t>також</w:t>
+      </w:r>
+      <w:proofErr w:type="spellEnd"/>
+      <w:r>
+        <w:rPr>
+          <w:rFonts w:ascii="Times New Roman" w:hAnsi="Times New Roman" w:cs="Times New Roman"/>
+          <w:sz w:val="16"/>
+          <w:szCs w:val="16"/>
+        </w:rPr>
+        <w:t xml:space="preserve"> </w:t>
+      </w:r>
+      <w:proofErr w:type="spellStart"/>
+      <w:r>
+        <w:rPr>
+          <w:rFonts w:ascii="Times New Roman" w:hAnsi="Times New Roman" w:cs="Times New Roman"/>
+          <w:sz w:val="16"/>
+          <w:szCs w:val="16"/>
+        </w:rPr>
+        <w:t>здійснюватися</w:t>
+      </w:r>
+      <w:proofErr w:type="spellEnd"/>
+      <w:r>
+        <w:rPr>
+          <w:rFonts w:ascii="Times New Roman" w:hAnsi="Times New Roman" w:cs="Times New Roman"/>
+          <w:sz w:val="16"/>
+          <w:szCs w:val="16"/>
+        </w:rPr>
+        <w:t xml:space="preserve"> в </w:t>
+      </w:r>
+      <w:proofErr w:type="spellStart"/>
+      <w:r>
+        <w:rPr>
+          <w:rFonts w:ascii="Times New Roman" w:hAnsi="Times New Roman" w:cs="Times New Roman"/>
+          <w:sz w:val="16"/>
+          <w:szCs w:val="16"/>
+        </w:rPr>
+        <w:t>електронному</w:t>
+      </w:r>
+      <w:proofErr w:type="spellEnd"/>
+      <w:r>
+        <w:rPr>
+          <w:rFonts w:ascii="Times New Roman" w:hAnsi="Times New Roman" w:cs="Times New Roman"/>
+          <w:sz w:val="16"/>
+          <w:szCs w:val="16"/>
+        </w:rPr>
+        <w:t xml:space="preserve"> </w:t>
+      </w:r>
+      <w:proofErr w:type="spellStart"/>
+      <w:r>
+        <w:rPr>
+          <w:rFonts w:ascii="Times New Roman" w:hAnsi="Times New Roman" w:cs="Times New Roman"/>
+          <w:sz w:val="16"/>
+          <w:szCs w:val="16"/>
+        </w:rPr>
+        <w:t>вигляді</w:t>
+      </w:r>
+      <w:proofErr w:type="spellEnd"/>
+      <w:r>
+        <w:rPr>
+          <w:rFonts w:ascii="Times New Roman" w:hAnsi="Times New Roman" w:cs="Times New Roman"/>
+          <w:sz w:val="16"/>
+          <w:szCs w:val="16"/>
+        </w:rPr>
+        <w:t xml:space="preserve"> за </w:t>
+      </w:r>
+      <w:proofErr w:type="spellStart"/>
+      <w:r>
+        <w:rPr>
+          <w:rFonts w:ascii="Times New Roman" w:hAnsi="Times New Roman" w:cs="Times New Roman"/>
+          <w:sz w:val="16"/>
+          <w:szCs w:val="16"/>
+        </w:rPr>
+        <w:t>допомогою</w:t>
+      </w:r>
+      <w:proofErr w:type="spellEnd"/>
+      <w:r>
+        <w:rPr>
+          <w:rFonts w:ascii="Times New Roman" w:hAnsi="Times New Roman" w:cs="Times New Roman"/>
+          <w:sz w:val="16"/>
+          <w:szCs w:val="16"/>
+        </w:rPr>
+        <w:t xml:space="preserve"> </w:t>
+      </w:r>
+      <w:proofErr w:type="spellStart"/>
+      <w:r>
+        <w:rPr>
+          <w:rFonts w:ascii="Times New Roman" w:hAnsi="Times New Roman" w:cs="Times New Roman"/>
+          <w:sz w:val="16"/>
+          <w:szCs w:val="16"/>
+        </w:rPr>
+        <w:t>сервісів</w:t>
+      </w:r>
+      <w:proofErr w:type="spellEnd"/>
+      <w:r>
+        <w:rPr>
+          <w:rFonts w:ascii="Times New Roman" w:hAnsi="Times New Roman" w:cs="Times New Roman"/>
+          <w:sz w:val="16"/>
+          <w:szCs w:val="16"/>
+        </w:rPr>
+        <w:t xml:space="preserve"> </w:t>
+      </w:r>
+      <w:proofErr w:type="spellStart"/>
+      <w:r>
+        <w:rPr>
+          <w:rFonts w:ascii="Times New Roman" w:hAnsi="Times New Roman" w:cs="Times New Roman"/>
+          <w:sz w:val="16"/>
+          <w:szCs w:val="16"/>
+        </w:rPr>
+        <w:t>електронного</w:t>
+      </w:r>
+      <w:proofErr w:type="spellEnd"/>
+      <w:r>
+        <w:rPr>
+          <w:rFonts w:ascii="Times New Roman" w:hAnsi="Times New Roman" w:cs="Times New Roman"/>
+          <w:sz w:val="16"/>
+          <w:szCs w:val="16"/>
+        </w:rPr>
+        <w:t xml:space="preserve"> </w:t>
+      </w:r>
+      <w:proofErr w:type="spellStart"/>
+      <w:r>
+        <w:rPr>
+          <w:rFonts w:ascii="Times New Roman" w:hAnsi="Times New Roman" w:cs="Times New Roman"/>
+          <w:sz w:val="16"/>
+          <w:szCs w:val="16"/>
+        </w:rPr>
+        <w:t>документообігу</w:t>
+      </w:r>
+      <w:proofErr w:type="spellEnd"/>
+      <w:r>
+        <w:rPr>
+          <w:rFonts w:ascii="Times New Roman" w:hAnsi="Times New Roman" w:cs="Times New Roman"/>
+          <w:sz w:val="16"/>
+          <w:szCs w:val="16"/>
+        </w:rPr>
+        <w:t xml:space="preserve"> в </w:t>
+      </w:r>
+      <w:proofErr w:type="spellStart"/>
+      <w:r>
+        <w:rPr>
+          <w:rFonts w:ascii="Times New Roman" w:hAnsi="Times New Roman" w:cs="Times New Roman"/>
+          <w:sz w:val="16"/>
+          <w:szCs w:val="16"/>
+        </w:rPr>
+        <w:t>мережі</w:t>
+      </w:r>
+      <w:proofErr w:type="spellEnd"/>
+      <w:r>
+        <w:rPr>
+          <w:rFonts w:ascii="Times New Roman" w:hAnsi="Times New Roman" w:cs="Times New Roman"/>
+          <w:sz w:val="16"/>
+          <w:szCs w:val="16"/>
+        </w:rPr>
+        <w:t xml:space="preserve"> </w:t>
+      </w:r>
+      <w:proofErr w:type="spellStart"/>
+      <w:r>
+        <w:rPr>
+          <w:rFonts w:ascii="Times New Roman" w:hAnsi="Times New Roman" w:cs="Times New Roman"/>
+          <w:sz w:val="16"/>
+          <w:szCs w:val="16"/>
+        </w:rPr>
+        <w:t>Інтернет</w:t>
+      </w:r>
+      <w:proofErr w:type="spellEnd"/>
+      <w:r>
+        <w:rPr>
+          <w:rFonts w:ascii="Times New Roman" w:hAnsi="Times New Roman" w:cs="Times New Roman"/>
+          <w:sz w:val="16"/>
+          <w:szCs w:val="16"/>
+        </w:rPr>
+        <w:t xml:space="preserve"> </w:t>
+      </w:r>
+      <w:proofErr w:type="spellStart"/>
+      <w:r>
+        <w:rPr>
+          <w:rFonts w:ascii="Times New Roman" w:hAnsi="Times New Roman" w:cs="Times New Roman"/>
+          <w:sz w:val="16"/>
+          <w:szCs w:val="16"/>
+        </w:rPr>
+        <w:t>або</w:t>
+      </w:r>
+      <w:proofErr w:type="spellEnd"/>
+      <w:r>
+        <w:rPr>
+          <w:rFonts w:ascii="Times New Roman" w:hAnsi="Times New Roman" w:cs="Times New Roman"/>
+          <w:sz w:val="16"/>
+          <w:szCs w:val="16"/>
+        </w:rPr>
+        <w:t xml:space="preserve"> за </w:t>
+      </w:r>
+      <w:proofErr w:type="spellStart"/>
+      <w:r>
+        <w:rPr>
+          <w:rFonts w:ascii="Times New Roman" w:hAnsi="Times New Roman" w:cs="Times New Roman"/>
+          <w:sz w:val="16"/>
+          <w:szCs w:val="16"/>
+        </w:rPr>
+        <w:t>допомогою</w:t>
+      </w:r>
+      <w:proofErr w:type="spellEnd"/>
+      <w:r>
+        <w:rPr>
+          <w:rFonts w:ascii="Times New Roman" w:hAnsi="Times New Roman" w:cs="Times New Roman"/>
+          <w:sz w:val="16"/>
+          <w:szCs w:val="16"/>
+        </w:rPr>
+        <w:t xml:space="preserve"> Центрального </w:t>
+      </w:r>
+      <w:proofErr w:type="spellStart"/>
+      <w:r>
+        <w:rPr>
+          <w:rFonts w:ascii="Times New Roman" w:hAnsi="Times New Roman" w:cs="Times New Roman"/>
+          <w:sz w:val="16"/>
+          <w:szCs w:val="16"/>
+        </w:rPr>
+        <w:t>засвідчувального</w:t>
+      </w:r>
+      <w:proofErr w:type="spellEnd"/>
+      <w:r>
+        <w:rPr>
+          <w:rFonts w:ascii="Times New Roman" w:hAnsi="Times New Roman" w:cs="Times New Roman"/>
+          <w:sz w:val="16"/>
+          <w:szCs w:val="16"/>
+        </w:rPr>
+        <w:t xml:space="preserve"> органу за </w:t>
+      </w:r>
+      <w:proofErr w:type="spellStart"/>
+      <w:r>
+        <w:rPr>
+          <w:rFonts w:ascii="Times New Roman" w:hAnsi="Times New Roman" w:cs="Times New Roman"/>
+          <w:sz w:val="16"/>
+          <w:szCs w:val="16"/>
+        </w:rPr>
+        <w:t>посилання</w:t>
+      </w:r>
+      <w:proofErr w:type="spellEnd"/>
+      <w:r>
+        <w:rPr>
+          <w:rFonts w:ascii="Times New Roman" w:hAnsi="Times New Roman" w:cs="Times New Roman"/>
+          <w:sz w:val="16"/>
+          <w:szCs w:val="16"/>
+        </w:rPr>
+        <w:t xml:space="preserve"> в </w:t>
+      </w:r>
+      <w:proofErr w:type="spellStart"/>
+      <w:r>
+        <w:rPr>
+          <w:rFonts w:ascii="Times New Roman" w:hAnsi="Times New Roman" w:cs="Times New Roman"/>
+          <w:sz w:val="16"/>
+          <w:szCs w:val="16"/>
+        </w:rPr>
+        <w:t>мережі</w:t>
+      </w:r>
+      <w:proofErr w:type="spellEnd"/>
+      <w:r>
+        <w:rPr>
+          <w:rFonts w:ascii="Times New Roman" w:hAnsi="Times New Roman" w:cs="Times New Roman"/>
+          <w:sz w:val="16"/>
+          <w:szCs w:val="16"/>
+        </w:rPr>
+        <w:t xml:space="preserve"> </w:t>
+      </w:r>
+      <w:proofErr w:type="spellStart"/>
+      <w:r>
+        <w:rPr>
+          <w:rFonts w:ascii="Times New Roman" w:hAnsi="Times New Roman" w:cs="Times New Roman"/>
+          <w:sz w:val="16"/>
+          <w:szCs w:val="16"/>
+        </w:rPr>
+        <w:t>Інтернет</w:t>
+      </w:r>
+      <w:proofErr w:type="spellEnd"/>
+      <w:r>
+        <w:rPr>
+          <w:rFonts w:ascii="Times New Roman" w:hAnsi="Times New Roman" w:cs="Times New Roman"/>
+          <w:sz w:val="16"/>
+          <w:szCs w:val="16"/>
+        </w:rPr>
+        <w:t xml:space="preserve"> https://www.czo.gov.ua та з </w:t>
+      </w:r>
+      <w:proofErr w:type="spellStart"/>
+      <w:r>
+        <w:rPr>
+          <w:rFonts w:ascii="Times New Roman" w:hAnsi="Times New Roman" w:cs="Times New Roman"/>
+          <w:sz w:val="16"/>
+          <w:szCs w:val="16"/>
+        </w:rPr>
+        <w:t>використанням</w:t>
+      </w:r>
+      <w:proofErr w:type="spellEnd"/>
+      <w:r>
+        <w:rPr>
+          <w:rFonts w:ascii="Times New Roman" w:hAnsi="Times New Roman" w:cs="Times New Roman"/>
+          <w:sz w:val="16"/>
+          <w:szCs w:val="16"/>
+        </w:rPr>
+        <w:t xml:space="preserve"> </w:t>
+      </w:r>
+      <w:proofErr w:type="spellStart"/>
+      <w:r>
+        <w:rPr>
+          <w:rFonts w:ascii="Times New Roman" w:hAnsi="Times New Roman" w:cs="Times New Roman"/>
+          <w:sz w:val="16"/>
+          <w:szCs w:val="16"/>
+        </w:rPr>
+        <w:t>кваліфікованого</w:t>
+      </w:r>
+      <w:proofErr w:type="spellEnd"/>
+      <w:r>
+        <w:rPr>
+          <w:rFonts w:ascii="Times New Roman" w:hAnsi="Times New Roman" w:cs="Times New Roman"/>
+          <w:sz w:val="16"/>
+          <w:szCs w:val="16"/>
+        </w:rPr>
+        <w:t>/</w:t>
+      </w:r>
+      <w:proofErr w:type="spellStart"/>
+      <w:r>
+        <w:rPr>
+          <w:rFonts w:ascii="Times New Roman" w:hAnsi="Times New Roman" w:cs="Times New Roman"/>
+          <w:sz w:val="16"/>
+          <w:szCs w:val="16"/>
+        </w:rPr>
+        <w:t>удосконаленого</w:t>
+      </w:r>
+      <w:proofErr w:type="spellEnd"/>
+      <w:r>
+        <w:rPr>
+          <w:rFonts w:ascii="Times New Roman" w:hAnsi="Times New Roman" w:cs="Times New Roman"/>
+          <w:sz w:val="16"/>
+          <w:szCs w:val="16"/>
+        </w:rPr>
+        <w:t xml:space="preserve"> </w:t>
+      </w:r>
+      <w:proofErr w:type="spellStart"/>
+      <w:r>
+        <w:rPr>
+          <w:rFonts w:ascii="Times New Roman" w:hAnsi="Times New Roman" w:cs="Times New Roman"/>
+          <w:sz w:val="16"/>
+          <w:szCs w:val="16"/>
+        </w:rPr>
+        <w:t>електронних</w:t>
+      </w:r>
+      <w:proofErr w:type="spellEnd"/>
+      <w:r>
+        <w:rPr>
+          <w:rFonts w:ascii="Times New Roman" w:hAnsi="Times New Roman" w:cs="Times New Roman"/>
+          <w:sz w:val="16"/>
+          <w:szCs w:val="16"/>
+        </w:rPr>
+        <w:t xml:space="preserve"> </w:t>
+      </w:r>
+      <w:proofErr w:type="spellStart"/>
+      <w:r>
+        <w:rPr>
+          <w:rFonts w:ascii="Times New Roman" w:hAnsi="Times New Roman" w:cs="Times New Roman"/>
+          <w:sz w:val="16"/>
+          <w:szCs w:val="16"/>
+        </w:rPr>
+        <w:t>підписів</w:t>
+      </w:r>
+      <w:proofErr w:type="spellEnd"/>
+      <w:r>
+        <w:rPr>
+          <w:rFonts w:ascii="Times New Roman" w:hAnsi="Times New Roman" w:cs="Times New Roman"/>
+          <w:sz w:val="16"/>
+          <w:szCs w:val="16"/>
+        </w:rPr>
+        <w:t xml:space="preserve"> в порядку і на </w:t>
+      </w:r>
+      <w:proofErr w:type="spellStart"/>
+      <w:r>
+        <w:rPr>
+          <w:rFonts w:ascii="Times New Roman" w:hAnsi="Times New Roman" w:cs="Times New Roman"/>
+          <w:sz w:val="16"/>
+          <w:szCs w:val="16"/>
+        </w:rPr>
+        <w:t>умовах</w:t>
+      </w:r>
+      <w:proofErr w:type="spellEnd"/>
+      <w:r>
+        <w:rPr>
+          <w:rFonts w:ascii="Times New Roman" w:hAnsi="Times New Roman" w:cs="Times New Roman"/>
+          <w:sz w:val="16"/>
+          <w:szCs w:val="16"/>
+        </w:rPr>
+        <w:t xml:space="preserve">, </w:t>
+      </w:r>
+      <w:proofErr w:type="spellStart"/>
+      <w:r>
+        <w:rPr>
+          <w:rFonts w:ascii="Times New Roman" w:hAnsi="Times New Roman" w:cs="Times New Roman"/>
+          <w:sz w:val="16"/>
+          <w:szCs w:val="16"/>
+        </w:rPr>
+        <w:t>передбачених</w:t>
+      </w:r>
+      <w:proofErr w:type="spellEnd"/>
+      <w:r>
+        <w:rPr>
+          <w:rFonts w:ascii="Times New Roman" w:hAnsi="Times New Roman" w:cs="Times New Roman"/>
+          <w:sz w:val="16"/>
+          <w:szCs w:val="16"/>
+        </w:rPr>
+        <w:t xml:space="preserve"> Законом </w:t>
+      </w:r>
+      <w:proofErr w:type="spellStart"/>
+      <w:r>
+        <w:rPr>
+          <w:rFonts w:ascii="Times New Roman" w:hAnsi="Times New Roman" w:cs="Times New Roman"/>
+          <w:sz w:val="16"/>
+          <w:szCs w:val="16"/>
+        </w:rPr>
+        <w:t>України</w:t>
+      </w:r>
+      <w:proofErr w:type="spellEnd"/>
+      <w:r>
+        <w:rPr>
+          <w:rFonts w:ascii="Times New Roman" w:hAnsi="Times New Roman" w:cs="Times New Roman"/>
+          <w:sz w:val="16"/>
+          <w:szCs w:val="16"/>
+        </w:rPr>
+        <w:t xml:space="preserve"> «Про </w:t>
+      </w:r>
+      <w:proofErr w:type="spellStart"/>
+      <w:r>
+        <w:rPr>
+          <w:rFonts w:ascii="Times New Roman" w:hAnsi="Times New Roman" w:cs="Times New Roman"/>
+          <w:sz w:val="16"/>
+          <w:szCs w:val="16"/>
+        </w:rPr>
+        <w:t>електронні</w:t>
+      </w:r>
+      <w:proofErr w:type="spellEnd"/>
+      <w:r>
+        <w:rPr>
+          <w:rFonts w:ascii="Times New Roman" w:hAnsi="Times New Roman" w:cs="Times New Roman"/>
+          <w:sz w:val="16"/>
+          <w:szCs w:val="16"/>
+        </w:rPr>
+        <w:t xml:space="preserve"> </w:t>
+      </w:r>
+      <w:proofErr w:type="spellStart"/>
+      <w:r>
+        <w:rPr>
+          <w:rFonts w:ascii="Times New Roman" w:hAnsi="Times New Roman" w:cs="Times New Roman"/>
+          <w:sz w:val="16"/>
+          <w:szCs w:val="16"/>
+        </w:rPr>
+        <w:t>довірчі</w:t>
+      </w:r>
+      <w:proofErr w:type="spellEnd"/>
+      <w:r>
+        <w:rPr>
+          <w:rFonts w:ascii="Times New Roman" w:hAnsi="Times New Roman" w:cs="Times New Roman"/>
+          <w:sz w:val="16"/>
+          <w:szCs w:val="16"/>
+        </w:rPr>
+        <w:t xml:space="preserve"> </w:t>
+      </w:r>
+      <w:proofErr w:type="spellStart"/>
+      <w:r>
+        <w:rPr>
+          <w:rFonts w:ascii="Times New Roman" w:hAnsi="Times New Roman" w:cs="Times New Roman"/>
+          <w:sz w:val="16"/>
+          <w:szCs w:val="16"/>
+        </w:rPr>
+        <w:t>послуги</w:t>
+      </w:r>
+      <w:proofErr w:type="spellEnd"/>
+      <w:r>
+        <w:rPr>
+          <w:rFonts w:ascii="Times New Roman" w:hAnsi="Times New Roman" w:cs="Times New Roman"/>
+          <w:sz w:val="16"/>
+          <w:szCs w:val="16"/>
+        </w:rPr>
+        <w:t>».</w:t>
       </w:r>
     </w:p>
     <w:p>
@@ -10428,13 +14821,23 @@
         </w:rPr>
         <w:t xml:space="preserve">10.12. </w:t>
       </w:r>
-      <w:r>
-        <w:rPr>
-          <w:rFonts w:ascii="Times New Roman" w:hAnsi="Times New Roman" w:cs="Times New Roman"/>
-          <w:sz w:val="16"/>
-          <w:szCs w:val="16"/>
-        </w:rPr>
-        <w:t xml:space="preserve">Додатки до </w:t>
+      <w:proofErr w:type="spellStart"/>
+      <w:r>
+        <w:rPr>
+          <w:rFonts w:ascii="Times New Roman" w:hAnsi="Times New Roman" w:cs="Times New Roman"/>
+          <w:sz w:val="16"/>
+          <w:szCs w:val="16"/>
+        </w:rPr>
+        <w:t>Додатки</w:t>
+      </w:r>
+      <w:proofErr w:type="spellEnd"/>
+      <w:r>
+        <w:rPr>
+          <w:rFonts w:ascii="Times New Roman" w:hAnsi="Times New Roman" w:cs="Times New Roman"/>
+          <w:sz w:val="16"/>
+          <w:szCs w:val="16"/>
+        </w:rPr>
+        <w:t xml:space="preserve"> до </w:t>
       </w:r>
       <w:r>
         <w:rPr>
@@ -10451,7 +14854,79 @@
           <w:sz w:val="16"/>
           <w:szCs w:val="16"/>
         </w:rPr>
-        <w:t xml:space="preserve"> Договору складають його невід’ємну частину. </w:t>
+        <w:t xml:space="preserve"> Договору </w:t>
+      </w:r>
+      <w:proofErr w:type="spellStart"/>
+      <w:r>
+        <w:rPr>
+          <w:rFonts w:ascii="Times New Roman" w:hAnsi="Times New Roman" w:cs="Times New Roman"/>
+          <w:sz w:val="16"/>
+          <w:szCs w:val="16"/>
+        </w:rPr>
+        <w:t>складають</w:t>
+      </w:r>
+      <w:proofErr w:type="spellEnd"/>
+      <w:r>
+        <w:rPr>
+          <w:rFonts w:ascii="Times New Roman" w:hAnsi="Times New Roman" w:cs="Times New Roman"/>
+          <w:sz w:val="16"/>
+          <w:szCs w:val="16"/>
+        </w:rPr>
+        <w:t xml:space="preserve"> </w:t>
+      </w:r>
+      <w:proofErr w:type="spellStart"/>
+      <w:r>
+        <w:rPr>
+          <w:rFonts w:ascii="Times New Roman" w:hAnsi="Times New Roman" w:cs="Times New Roman"/>
+          <w:sz w:val="16"/>
+          <w:szCs w:val="16"/>
+        </w:rPr>
+        <w:t>його</w:t>
+      </w:r>
+      <w:proofErr w:type="spellEnd"/>
+      <w:r>
+        <w:rPr>
+          <w:rFonts w:ascii="Times New Roman" w:hAnsi="Times New Roman" w:cs="Times New Roman"/>
+          <w:sz w:val="16"/>
+          <w:szCs w:val="16"/>
+        </w:rPr>
+        <w:t xml:space="preserve"> </w:t>
+      </w:r>
+      <w:proofErr w:type="spellStart"/>
+      <w:r>
+        <w:rPr>
+          <w:rFonts w:ascii="Times New Roman" w:hAnsi="Times New Roman" w:cs="Times New Roman"/>
+          <w:sz w:val="16"/>
+          <w:szCs w:val="16"/>
+        </w:rPr>
+        <w:t>невід’ємну</w:t>
+      </w:r>
+      <w:proofErr w:type="spellEnd"/>
+      <w:r>
+        <w:rPr>
+          <w:rFonts w:ascii="Times New Roman" w:hAnsi="Times New Roman" w:cs="Times New Roman"/>
+          <w:sz w:val="16"/>
+          <w:szCs w:val="16"/>
+        </w:rPr>
+        <w:t xml:space="preserve"> </w:t>
+      </w:r>
+      <w:proofErr w:type="spellStart"/>
+      <w:r>
+        <w:rPr>
+          <w:rFonts w:ascii="Times New Roman" w:hAnsi="Times New Roman" w:cs="Times New Roman"/>
+          <w:sz w:val="16"/>
+          <w:szCs w:val="16"/>
+        </w:rPr>
+        <w:t>частину</w:t>
+      </w:r>
+      <w:proofErr w:type="spellEnd"/>
+      <w:r>
+        <w:rPr>
+          <w:rFonts w:ascii="Times New Roman" w:hAnsi="Times New Roman" w:cs="Times New Roman"/>
+          <w:sz w:val="16"/>
+          <w:szCs w:val="16"/>
+        </w:rPr>
+        <w:t>. </w:t>
       </w:r>
     </w:p>
     <w:p>
@@ -10593,16 +15068,138 @@
                 <w:sz w:val="16"/>
                 <w:szCs w:val="16"/>
               </w:rPr>
-              <w:t xml:space="preserve">ФОП Куліш Роман </w:t>
+              <w:t xml:space="preserve">ФОП </w:t>
+            </w:r>
+            <w:proofErr w:type="spellStart"/>
+            <w:r>
+              <w:rPr>
+                <w:rFonts w:ascii="Times New Roman" w:eastAsia="Times New Roman" w:hAnsi="Times New Roman" w:cs="Times New Roman"/>
+                <w:b/>
+                <w:bCs/>
+                <w:sz w:val="16"/>
+                <w:szCs w:val="16"/>
+              </w:rPr>
+              <w:t>Куліш</w:t>
+            </w:r>
+            <w:proofErr w:type="spellEnd"/>
+            <w:r>
+              <w:rPr>
+                <w:rFonts w:ascii="Times New Roman" w:eastAsia="Times New Roman" w:hAnsi="Times New Roman" w:cs="Times New Roman"/>
+                <w:b/>
+                <w:bCs/>
+                <w:sz w:val="16"/>
+                <w:szCs w:val="16"/>
+              </w:rPr>
+              <w:t xml:space="preserve"> Роман </w:t>
+            </w:r>
+            <w:proofErr w:type="spellStart"/>
+            <w:r>
+              <w:rPr>
+                <w:rFonts w:ascii="Times New Roman" w:eastAsia="Times New Roman" w:hAnsi="Times New Roman" w:cs="Times New Roman"/>
+                <w:b/>
+                <w:sz w:val="16"/>
+                <w:szCs w:val="16"/>
+              </w:rPr>
+              <w:t>Васильович</w:t>
+            </w:r>
+            <w:proofErr w:type="spellEnd"/>
+          </w:p>
+          <w:p>
+            <w:pPr>
+              <w:spacing w:after="0" w:line="240" w:lineRule="auto"/>
+              <w:rPr>
+                <w:rFonts w:ascii="Times New Roman" w:eastAsia="Times New Roman" w:hAnsi="Times New Roman" w:cs="Times New Roman"/>
+                <w:sz w:val="16"/>
+                <w:szCs w:val="16"/>
+              </w:rPr>
+            </w:pPr>
+            <w:r>
+              <w:rPr>
+                <w:rFonts w:ascii="Times New Roman" w:eastAsia="Times New Roman" w:hAnsi="Times New Roman" w:cs="Times New Roman"/>
+                <w:sz w:val="16"/>
+                <w:szCs w:val="16"/>
+              </w:rPr>
+              <w:t xml:space="preserve">Адреса: </w:t>
+            </w:r>
+            <w:proofErr w:type="spellStart"/>
+            <w:r>
+              <w:rPr>
+                <w:rFonts w:ascii="Times New Roman" w:eastAsia="Times New Roman" w:hAnsi="Times New Roman" w:cs="Times New Roman"/>
+                <w:sz w:val="16"/>
+                <w:szCs w:val="16"/>
+              </w:rPr>
+              <w:t>Чернігівської</w:t>
+            </w:r>
+            <w:proofErr w:type="spellEnd"/>
+            <w:r>
+              <w:rPr>
+                <w:rFonts w:ascii="Times New Roman" w:eastAsia="Times New Roman" w:hAnsi="Times New Roman" w:cs="Times New Roman"/>
+                <w:sz w:val="16"/>
+                <w:szCs w:val="16"/>
+              </w:rPr>
+              <w:t xml:space="preserve"> обл., </w:t>
             </w:r>
             <w:r>
               <w:rPr>
                 <w:rFonts w:ascii="Times New Roman" w:eastAsia="Times New Roman" w:hAnsi="Times New Roman" w:cs="Times New Roman"/>
-                <w:b/>
-                <w:sz w:val="16"/>
-                <w:szCs w:val="16"/>
-              </w:rPr>
-              <w:t>Васильович</w:t>
+                <w:sz w:val="16"/>
+                <w:szCs w:val="16"/>
+              </w:rPr>
+              <w:t xml:space="preserve">м. </w:t>
+            </w:r>
+            <w:proofErr w:type="spellStart"/>
+            <w:r>
+              <w:rPr>
+                <w:rFonts w:ascii="Times New Roman" w:eastAsia="Times New Roman" w:hAnsi="Times New Roman" w:cs="Times New Roman"/>
+                <w:sz w:val="16"/>
+                <w:szCs w:val="16"/>
+              </w:rPr>
+              <w:t>Сновськ</w:t>
+            </w:r>
+            <w:proofErr w:type="spellEnd"/>
+            <w:r>
+              <w:rPr>
+                <w:rFonts w:ascii="Times New Roman" w:eastAsia="Times New Roman" w:hAnsi="Times New Roman" w:cs="Times New Roman"/>
+                <w:sz w:val="16"/>
+                <w:szCs w:val="16"/>
+              </w:rPr>
+              <w:t xml:space="preserve"> , </w:t>
+            </w:r>
+            <w:proofErr w:type="spellStart"/>
+            <w:r>
+              <w:rPr>
+                <w:rFonts w:ascii="Times New Roman" w:eastAsia="Times New Roman" w:hAnsi="Times New Roman" w:cs="Times New Roman"/>
+                <w:sz w:val="16"/>
+                <w:szCs w:val="16"/>
+              </w:rPr>
+              <w:t>вул</w:t>
+            </w:r>
+            <w:proofErr w:type="spellEnd"/>
+            <w:r>
+              <w:rPr>
+                <w:rFonts w:ascii="Times New Roman" w:eastAsia="Times New Roman" w:hAnsi="Times New Roman" w:cs="Times New Roman"/>
+                <w:sz w:val="16"/>
+                <w:szCs w:val="16"/>
+              </w:rPr>
+              <w:t xml:space="preserve">. </w:t>
+            </w:r>
+            <w:proofErr w:type="spellStart"/>
+            <w:r>
+              <w:rPr>
+                <w:rFonts w:ascii="Times New Roman" w:eastAsia="Times New Roman" w:hAnsi="Times New Roman" w:cs="Times New Roman"/>
+                <w:sz w:val="16"/>
+                <w:szCs w:val="16"/>
+              </w:rPr>
+              <w:t>Каденюка</w:t>
+            </w:r>
+            <w:proofErr w:type="spellEnd"/>
+            <w:r>
+              <w:rPr>
+                <w:rFonts w:ascii="Times New Roman" w:eastAsia="Times New Roman" w:hAnsi="Times New Roman" w:cs="Times New Roman"/>
+                <w:sz w:val="16"/>
+                <w:szCs w:val="16"/>
+              </w:rPr>
+              <w:t xml:space="preserve"> 56</w:t>
             </w:r>
           </w:p>
           <w:p>
@@ -10610,50 +15207,6 @@
               <w:spacing w:after="0" w:line="240" w:lineRule="auto"/>
               <w:rPr>
                 <w:rFonts w:ascii="Times New Roman" w:eastAsia="Times New Roman" w:hAnsi="Times New Roman" w:cs="Times New Roman"/>
-                <w:sz w:val="16"/>
-                <w:szCs w:val="16"/>
-              </w:rPr>
-            </w:pPr>
-            <w:r>
-              <w:rPr>
-                <w:rFonts w:ascii="Times New Roman" w:eastAsia="Times New Roman" w:hAnsi="Times New Roman" w:cs="Times New Roman"/>
-                <w:sz w:val="16"/>
-                <w:szCs w:val="16"/>
-              </w:rPr>
-              <w:t xml:space="preserve">Адреса: Чернігівської обл., </w:t>
-            </w:r>
-            <w:r>
-              <w:rPr>
-                <w:rFonts w:ascii="Times New Roman" w:eastAsia="Times New Roman" w:hAnsi="Times New Roman" w:cs="Times New Roman"/>
-                <w:sz w:val="16"/>
-                <w:szCs w:val="16"/>
-              </w:rPr>
-              <w:t xml:space="preserve">м. </w:t>
-            </w:r>
-            <w:proofErr w:type="gramStart"/>
-            <w:r>
-              <w:rPr>
-                <w:rFonts w:ascii="Times New Roman" w:eastAsia="Times New Roman" w:hAnsi="Times New Roman" w:cs="Times New Roman"/>
-                <w:sz w:val="16"/>
-                <w:szCs w:val="16"/>
-              </w:rPr>
-              <w:t>Сновськ ,</w:t>
-            </w:r>
-            <w:proofErr w:type="gramEnd"/>
-            <w:r>
-              <w:rPr>
-                <w:rFonts w:ascii="Times New Roman" w:eastAsia="Times New Roman" w:hAnsi="Times New Roman" w:cs="Times New Roman"/>
-                <w:sz w:val="16"/>
-                <w:szCs w:val="16"/>
-              </w:rPr>
-              <w:t xml:space="preserve"> вул. Каденюка 56</w:t>
-            </w:r>
-          </w:p>
-          <w:p>
-            <w:pPr>
-              <w:spacing w:after="0" w:line="240" w:lineRule="auto"/>
-              <w:rPr>
-                <w:rFonts w:ascii="Times New Roman" w:eastAsia="Times New Roman" w:hAnsi="Times New Roman" w:cs="Times New Roman"/>
                 <w:b/>
                 <w:bCs/>
                 <w:sz w:val="16"/>
@@ -10671,6 +15224,7 @@
                 <w:szCs w:val="16"/>
               </w:rPr>
             </w:pPr>
+            <w:proofErr w:type="spellStart"/>
             <w:r>
               <w:rPr>
                 <w:rFonts w:ascii="Times New Roman" w:eastAsia="Times New Roman" w:hAnsi="Times New Roman" w:cs="Times New Roman"/>
@@ -10678,8 +15232,19 @@
                 <w:sz w:val="16"/>
                 <w:szCs w:val="16"/>
               </w:rPr>
-              <w:t xml:space="preserve">Установа банку: </w:t>
+              <w:t>Установа</w:t>
             </w:r>
+            <w:proofErr w:type="spellEnd"/>
+            <w:r>
+              <w:rPr>
+                <w:rFonts w:ascii="Times New Roman" w:eastAsia="Times New Roman" w:hAnsi="Times New Roman" w:cs="Times New Roman"/>
+                <w:b/>
+                <w:sz w:val="16"/>
+                <w:szCs w:val="16"/>
+              </w:rPr>
+              <w:t xml:space="preserve"> банку: </w:t>
+            </w:r>
+            <w:proofErr w:type="spellStart"/>
             <w:r>
               <w:rPr>
                 <w:rFonts w:ascii="Times New Roman" w:eastAsia="Times New Roman" w:hAnsi="Times New Roman" w:cs="Times New Roman"/>
@@ -10689,6 +15254,7 @@
               </w:rPr>
               <w:t>ПриватБанк</w:t>
             </w:r>
+            <w:proofErr w:type="spellEnd"/>
           </w:p>
           <w:p>
             <w:pPr>
@@ -10729,6 +15295,7 @@
                 <w:szCs w:val="16"/>
               </w:rPr>
             </w:pPr>
+            <w:proofErr w:type="spellStart"/>
             <w:r>
               <w:rPr>
                 <w:rFonts w:ascii="Times New Roman" w:eastAsia="Times New Roman" w:hAnsi="Times New Roman" w:cs="Times New Roman"/>
@@ -10736,7 +15303,17 @@
                 <w:sz w:val="16"/>
                 <w:szCs w:val="16"/>
               </w:rPr>
-              <w:t>Отримувач платежу</w:t>
+              <w:t>Отримувач</w:t>
+            </w:r>
+            <w:proofErr w:type="spellEnd"/>
+            <w:r>
+              <w:rPr>
+                <w:rFonts w:ascii="Times New Roman" w:eastAsia="Times New Roman" w:hAnsi="Times New Roman" w:cs="Times New Roman"/>
+                <w:b/>
+                <w:sz w:val="16"/>
+                <w:szCs w:val="16"/>
+              </w:rPr>
+              <w:t xml:space="preserve"> платежу</w:t>
             </w:r>
             <w:r>
               <w:rPr>
@@ -10767,7 +15344,6 @@
                 <w:szCs w:val="16"/>
               </w:rPr>
             </w:pPr>
-            <w:proofErr w:type="gramStart"/>
             <w:r>
               <w:rPr>
                 <w:rFonts w:ascii="Times New Roman" w:eastAsia="Times New Roman" w:hAnsi="Times New Roman" w:cs="Times New Roman"/>
@@ -10785,54 +15361,6 @@
                 <w:szCs w:val="16"/>
               </w:rPr>
               <w:t xml:space="preserve">:  </w:t>
-            </w:r>
-            <w:r>
-              <w:rPr>
-                <w:rFonts w:ascii="Times New Roman" w:eastAsia="Times New Roman" w:hAnsi="Times New Roman" w:cs="Times New Roman"/>
-                <w:bCs/>
-                <w:sz w:val="16"/>
-                <w:szCs w:val="16"/>
-              </w:rPr>
-              <w:t>UA</w:t>
-            </w:r>
-            <w:proofErr w:type="gramEnd"/>
-            <w:r>
-              <w:rPr>
-                <w:rFonts w:ascii="Times New Roman" w:eastAsia="Times New Roman" w:hAnsi="Times New Roman" w:cs="Times New Roman"/>
-                <w:bCs/>
-                <w:sz w:val="16"/>
-                <w:szCs w:val="16"/>
-              </w:rPr>
-              <w:t>183052990000026009006214849</w:t>
-            </w:r>
-          </w:p>
-          <w:p>
-            <w:pPr>
-              <w:spacing w:after="0" w:line="240" w:lineRule="auto"/>
-              <w:rPr>
-                <w:rFonts w:ascii="Times New Roman" w:eastAsia="Times New Roman" w:hAnsi="Times New Roman" w:cs="Times New Roman"/>
-                <w:b/>
-                <w:sz w:val="16"/>
-                <w:szCs w:val="16"/>
-              </w:rPr>
-            </w:pPr>
-            <w:r>
-              <w:rPr>
-                <w:rFonts w:ascii="Times New Roman" w:eastAsia="Times New Roman" w:hAnsi="Times New Roman" w:cs="Times New Roman"/>
-                <w:b/>
-                <w:sz w:val="16"/>
-                <w:szCs w:val="16"/>
-              </w:rPr>
-              <w:t>Рахунок отримувача</w:t>
-            </w:r>
-            <w:r>
-              <w:rPr>
-                <w:rFonts w:ascii="Times New Roman" w:eastAsia="Times New Roman" w:hAnsi="Times New Roman" w:cs="Times New Roman"/>
-                <w:b/>
-                <w:sz w:val="16"/>
-                <w:szCs w:val="16"/>
-              </w:rPr>
-              <w:t xml:space="preserve">: </w:t>
             </w:r>
             <w:r>
               <w:rPr>
@@ -10854,6 +15382,7 @@
                 <w:szCs w:val="16"/>
               </w:rPr>
             </w:pPr>
+            <w:proofErr w:type="spellStart"/>
             <w:r>
               <w:rPr>
                 <w:rFonts w:ascii="Times New Roman" w:eastAsia="Times New Roman" w:hAnsi="Times New Roman" w:cs="Times New Roman"/>
@@ -10861,8 +15390,78 @@
                 <w:sz w:val="16"/>
                 <w:szCs w:val="16"/>
               </w:rPr>
-              <w:t>РНОКПП отримувача</w:t>
+              <w:t>Рахунок</w:t>
             </w:r>
+            <w:proofErr w:type="spellEnd"/>
+            <w:r>
+              <w:rPr>
+                <w:rFonts w:ascii="Times New Roman" w:eastAsia="Times New Roman" w:hAnsi="Times New Roman" w:cs="Times New Roman"/>
+                <w:b/>
+                <w:sz w:val="16"/>
+                <w:szCs w:val="16"/>
+              </w:rPr>
+              <w:t xml:space="preserve"> </w:t>
+            </w:r>
+            <w:proofErr w:type="spellStart"/>
+            <w:r>
+              <w:rPr>
+                <w:rFonts w:ascii="Times New Roman" w:eastAsia="Times New Roman" w:hAnsi="Times New Roman" w:cs="Times New Roman"/>
+                <w:b/>
+                <w:sz w:val="16"/>
+                <w:szCs w:val="16"/>
+              </w:rPr>
+              <w:t>отримувача</w:t>
+            </w:r>
+            <w:proofErr w:type="spellEnd"/>
+            <w:r>
+              <w:rPr>
+                <w:rFonts w:ascii="Times New Roman" w:eastAsia="Times New Roman" w:hAnsi="Times New Roman" w:cs="Times New Roman"/>
+                <w:b/>
+                <w:sz w:val="16"/>
+                <w:szCs w:val="16"/>
+              </w:rPr>
+              <w:t xml:space="preserve">: </w:t>
+            </w:r>
+            <w:r>
+              <w:rPr>
+                <w:rFonts w:ascii="Times New Roman" w:eastAsia="Times New Roman" w:hAnsi="Times New Roman" w:cs="Times New Roman"/>
+                <w:bCs/>
+                <w:sz w:val="16"/>
+                <w:szCs w:val="16"/>
+              </w:rPr>
+              <w:t>UA183052990000026009006214849</w:t>
+            </w:r>
+          </w:p>
+          <w:p>
+            <w:pPr>
+              <w:spacing w:after="0" w:line="240" w:lineRule="auto"/>
+              <w:rPr>
+                <w:rFonts w:ascii="Times New Roman" w:eastAsia="Times New Roman" w:hAnsi="Times New Roman" w:cs="Times New Roman"/>
+                <w:b/>
+                <w:sz w:val="16"/>
+                <w:szCs w:val="16"/>
+              </w:rPr>
+            </w:pPr>
+            <w:r>
+              <w:rPr>
+                <w:rFonts w:ascii="Times New Roman" w:eastAsia="Times New Roman" w:hAnsi="Times New Roman" w:cs="Times New Roman"/>
+                <w:b/>
+                <w:sz w:val="16"/>
+                <w:szCs w:val="16"/>
+              </w:rPr>
+              <w:t xml:space="preserve">РНОКПП </w:t>
+            </w:r>
+            <w:proofErr w:type="spellStart"/>
+            <w:r>
+              <w:rPr>
+                <w:rFonts w:ascii="Times New Roman" w:eastAsia="Times New Roman" w:hAnsi="Times New Roman" w:cs="Times New Roman"/>
+                <w:b/>
+                <w:sz w:val="16"/>
+                <w:szCs w:val="16"/>
+              </w:rPr>
+              <w:t>отримувача</w:t>
+            </w:r>
+            <w:proofErr w:type="spellEnd"/>
             <w:r>
               <w:rPr>
                 <w:rFonts w:ascii="Times New Roman" w:eastAsia="Times New Roman" w:hAnsi="Times New Roman" w:cs="Times New Roman"/>
@@ -11079,6 +15678,7 @@
               </w:rPr>
               <w:t>${</w:t>
             </w:r>
+            <w:proofErr w:type="spellStart"/>
             <w:r>
               <w:rPr>
                 <w:rFonts w:ascii="Times New Roman" w:eastAsia="Times New Roman" w:hAnsi="Times New Roman" w:cs="Times New Roman"/>
@@ -11090,6 +15690,7 @@
               </w:rPr>
               <w:t>clientRegion</w:t>
             </w:r>
+            <w:proofErr w:type="spellEnd"/>
             <w:r>
               <w:rPr>
                 <w:rFonts w:ascii="Times New Roman" w:eastAsia="Times New Roman" w:hAnsi="Times New Roman" w:cs="Times New Roman"/>
@@ -11166,6 +15767,7 @@
               </w:rPr>
               <w:t>${</w:t>
             </w:r>
+            <w:proofErr w:type="spellStart"/>
             <w:r>
               <w:rPr>
                 <w:rFonts w:ascii="Times New Roman" w:eastAsia="Times New Roman" w:hAnsi="Times New Roman" w:cs="Times New Roman"/>
@@ -11177,6 +15779,7 @@
               </w:rPr>
               <w:t>clientINN</w:t>
             </w:r>
+            <w:proofErr w:type="spellEnd"/>
             <w:r>
               <w:rPr>
                 <w:rFonts w:ascii="Times New Roman" w:eastAsia="Times New Roman" w:hAnsi="Times New Roman" w:cs="Times New Roman"/>
@@ -11220,6 +15823,7 @@
               </w:rPr>
               <w:t>${</w:t>
             </w:r>
+            <w:proofErr w:type="spellStart"/>
             <w:r>
               <w:rPr>
                 <w:rFonts w:ascii="Times New Roman" w:eastAsia="Times New Roman" w:hAnsi="Times New Roman" w:cs="Times New Roman"/>
@@ -11230,6 +15834,7 @@
               </w:rPr>
               <w:t>passportNumber</w:t>
             </w:r>
+            <w:proofErr w:type="spellEnd"/>
             <w:r>
               <w:rPr>
                 <w:rFonts w:ascii="Times New Roman" w:eastAsia="Times New Roman" w:hAnsi="Times New Roman" w:cs="Times New Roman"/>
@@ -11259,6 +15864,7 @@
               </w:rPr>
               <w:t>${</w:t>
             </w:r>
+            <w:proofErr w:type="spellStart"/>
             <w:r>
               <w:rPr>
                 <w:rFonts w:ascii="Times New Roman" w:eastAsia="Times New Roman" w:hAnsi="Times New Roman" w:cs="Times New Roman"/>
@@ -11269,6 +15875,7 @@
               </w:rPr>
               <w:t>passportIssue</w:t>
             </w:r>
+            <w:proofErr w:type="spellEnd"/>
             <w:r>
               <w:rPr>
                 <w:rFonts w:ascii="Times New Roman" w:eastAsia="Times New Roman" w:hAnsi="Times New Roman" w:cs="Times New Roman"/>
@@ -11308,6 +15915,7 @@
               </w:rPr>
               <w:t>passport</w:t>
             </w:r>
+            <w:proofErr w:type="spellStart"/>
             <w:r>
               <w:rPr>
                 <w:rFonts w:ascii="Times New Roman" w:eastAsia="Times New Roman" w:hAnsi="Times New Roman" w:cs="Times New Roman"/>
@@ -11316,7 +15924,18 @@
                 <w:highlight w:val="yellow"/>
                 <w:lang w:val="uk-UA"/>
               </w:rPr>
-              <w:t>Date}</w:t>
+              <w:t>Date</w:t>
+            </w:r>
+            <w:proofErr w:type="spellEnd"/>
+            <w:r>
+              <w:rPr>
+                <w:rFonts w:ascii="Times New Roman" w:eastAsia="Times New Roman" w:hAnsi="Times New Roman" w:cs="Times New Roman"/>
+                <w:sz w:val="16"/>
+                <w:szCs w:val="16"/>
+                <w:highlight w:val="yellow"/>
+                <w:lang w:val="uk-UA"/>
+              </w:rPr>
+              <w:t>}</w:t>
             </w:r>
           </w:p>
           <w:p>
@@ -11431,6 +16050,7 @@
               </w:rPr>
               <w:t>${</w:t>
             </w:r>
+            <w:proofErr w:type="spellStart"/>
             <w:r>
               <w:rPr>
                 <w:rFonts w:ascii="Times New Roman" w:eastAsia="Times New Roman" w:hAnsi="Times New Roman" w:cs="Times New Roman"/>
@@ -11444,6 +16064,7 @@
               </w:rPr>
               <w:t>shortName</w:t>
             </w:r>
+            <w:proofErr w:type="spellEnd"/>
             <w:r>
               <w:rPr>
                 <w:rFonts w:ascii="Times New Roman" w:eastAsia="Times New Roman" w:hAnsi="Times New Roman" w:cs="Times New Roman"/>
@@ -11789,7 +16410,29 @@
           <w:highlight w:val="cyan"/>
           <w:lang w:val="uk-UA"/>
         </w:rPr>
-        <w:t>${agreementNumber}</w:t>
+        <w:t>${</w:t>
+      </w:r>
+      <w:proofErr w:type="spellStart"/>
+      <w:r>
+        <w:rPr>
+          <w:rFonts w:ascii="Times New Roman" w:hAnsi="Times New Roman" w:cs="Times New Roman"/>
+          <w:sz w:val="16"/>
+          <w:szCs w:val="16"/>
+          <w:highlight w:val="cyan"/>
+          <w:lang w:val="uk-UA"/>
+        </w:rPr>
+        <w:t>agreementNumber</w:t>
+      </w:r>
+      <w:proofErr w:type="spellEnd"/>
+      <w:r>
+        <w:rPr>
+          <w:rFonts w:ascii="Times New Roman" w:hAnsi="Times New Roman" w:cs="Times New Roman"/>
+          <w:sz w:val="16"/>
+          <w:szCs w:val="16"/>
+          <w:highlight w:val="cyan"/>
+          <w:lang w:val="uk-UA"/>
+        </w:rPr>
+        <w:t>}</w:t>
       </w:r>
       <w:r>
         <w:rPr>
@@ -11808,7 +16451,29 @@
           <w:highlight w:val="green"/>
           <w:lang w:val="uk-UA"/>
         </w:rPr>
-        <w:t>${adminDate}</w:t>
+        <w:t>${</w:t>
+      </w:r>
+      <w:proofErr w:type="spellStart"/>
+      <w:r>
+        <w:rPr>
+          <w:rFonts w:ascii="Times New Roman" w:hAnsi="Times New Roman" w:cs="Times New Roman"/>
+          <w:sz w:val="16"/>
+          <w:szCs w:val="16"/>
+          <w:highlight w:val="green"/>
+          <w:lang w:val="uk-UA"/>
+        </w:rPr>
+        <w:t>adminDate</w:t>
+      </w:r>
+      <w:proofErr w:type="spellEnd"/>
+      <w:r>
+        <w:rPr>
+          <w:rFonts w:ascii="Times New Roman" w:hAnsi="Times New Roman" w:cs="Times New Roman"/>
+          <w:sz w:val="16"/>
+          <w:szCs w:val="16"/>
+          <w:highlight w:val="green"/>
+          <w:lang w:val="uk-UA"/>
+        </w:rPr>
+        <w:t>}</w:t>
       </w:r>
       <w:r>
         <w:rPr>
@@ -11916,7 +16581,31 @@
           <w:highlight w:val="green"/>
           <w:lang w:val="uk-UA"/>
         </w:rPr>
-        <w:t>${adminDate}</w:t>
+        <w:t>${</w:t>
+      </w:r>
+      <w:proofErr w:type="spellStart"/>
+      <w:r>
+        <w:rPr>
+          <w:rFonts w:ascii="Times New Roman" w:hAnsi="Times New Roman" w:cs="Times New Roman"/>
+          <w:b/>
+          <w:sz w:val="16"/>
+          <w:szCs w:val="16"/>
+          <w:highlight w:val="green"/>
+          <w:lang w:val="uk-UA"/>
+        </w:rPr>
+        <w:t>adminDate</w:t>
+      </w:r>
+      <w:proofErr w:type="spellEnd"/>
+      <w:r>
+        <w:rPr>
+          <w:rFonts w:ascii="Times New Roman" w:hAnsi="Times New Roman" w:cs="Times New Roman"/>
+          <w:b/>
+          <w:sz w:val="16"/>
+          <w:szCs w:val="16"/>
+          <w:highlight w:val="green"/>
+          <w:lang w:val="uk-UA"/>
+        </w:rPr>
+        <w:t>}</w:t>
       </w:r>
       <w:r>
         <w:rPr>
@@ -11979,7 +16668,31 @@
           <w:highlight w:val="cyan"/>
           <w:lang w:val="uk-UA"/>
         </w:rPr>
-        <w:t>${agreementNumber}</w:t>
+        <w:t>${</w:t>
+      </w:r>
+      <w:proofErr w:type="spellStart"/>
+      <w:r>
+        <w:rPr>
+          <w:rFonts w:ascii="Times New Roman" w:hAnsi="Times New Roman" w:cs="Times New Roman"/>
+          <w:b/>
+          <w:sz w:val="16"/>
+          <w:szCs w:val="16"/>
+          <w:highlight w:val="cyan"/>
+          <w:lang w:val="uk-UA"/>
+        </w:rPr>
+        <w:t>agreementNumber</w:t>
+      </w:r>
+      <w:proofErr w:type="spellEnd"/>
+      <w:r>
+        <w:rPr>
+          <w:rFonts w:ascii="Times New Roman" w:hAnsi="Times New Roman" w:cs="Times New Roman"/>
+          <w:b/>
+          <w:sz w:val="16"/>
+          <w:szCs w:val="16"/>
+          <w:highlight w:val="cyan"/>
+          <w:lang w:val="uk-UA"/>
+        </w:rPr>
+        <w:t>}</w:t>
       </w:r>
       <w:r>
         <w:rPr>
@@ -12002,7 +16715,33 @@
           <w:highlight w:val="green"/>
           <w:lang w:val="uk-UA"/>
         </w:rPr>
-        <w:t>${adminDate}</w:t>
+        <w:t>${</w:t>
+      </w:r>
+      <w:proofErr w:type="spellStart"/>
+      <w:r>
+        <w:rPr>
+          <w:rFonts w:ascii="Times New Roman" w:hAnsi="Times New Roman" w:cs="Times New Roman"/>
+          <w:b/>
+          <w:iCs/>
+          <w:sz w:val="16"/>
+          <w:szCs w:val="16"/>
+          <w:highlight w:val="green"/>
+          <w:lang w:val="uk-UA"/>
+        </w:rPr>
+        <w:t>adminDate</w:t>
+      </w:r>
+      <w:proofErr w:type="spellEnd"/>
+      <w:r>
+        <w:rPr>
+          <w:rFonts w:ascii="Times New Roman" w:hAnsi="Times New Roman" w:cs="Times New Roman"/>
+          <w:b/>
+          <w:iCs/>
+          <w:sz w:val="16"/>
+          <w:szCs w:val="16"/>
+          <w:highlight w:val="green"/>
+          <w:lang w:val="uk-UA"/>
+        </w:rPr>
+        <w:t>}</w:t>
       </w:r>
       <w:r>
         <w:rPr>
@@ -12168,8 +16907,9 @@
           <w:highlight w:val="yellow"/>
           <w:lang w:val="uk-UA"/>
         </w:rPr>
-        <w:t>${name}</w:t>
-      </w:r>
+        <w:t>${</w:t>
+      </w:r>
+      <w:proofErr w:type="spellStart"/>
       <w:r>
         <w:rPr>
           <w:rFonts w:ascii="Times New Roman" w:eastAsia="Times New Roman" w:hAnsi="Times New Roman" w:cs="Times New Roman"/>
@@ -12177,20 +16917,12 @@
           <w:bCs/>
           <w:sz w:val="16"/>
           <w:szCs w:val="16"/>
-          <w:lang w:val="uk-UA"/>
-        </w:rPr>
-        <w:t xml:space="preserve">, </w:t>
-      </w:r>
-      <w:r>
-        <w:rPr>
-          <w:rFonts w:ascii="Times New Roman" w:eastAsia="Times New Roman" w:hAnsi="Times New Roman" w:cs="Times New Roman"/>
-          <w:bCs/>
-          <w:sz w:val="16"/>
-          <w:szCs w:val="16"/>
-          <w:lang w:val="uk-UA"/>
-        </w:rPr>
-        <w:t>іменований надалі</w:t>
-      </w:r>
+          <w:highlight w:val="yellow"/>
+          <w:lang w:val="uk-UA"/>
+        </w:rPr>
+        <w:t>name</w:t>
+      </w:r>
+      <w:proofErr w:type="spellEnd"/>
       <w:r>
         <w:rPr>
           <w:rFonts w:ascii="Times New Roman" w:eastAsia="Times New Roman" w:hAnsi="Times New Roman" w:cs="Times New Roman"/>
@@ -12198,6 +16930,39 @@
           <w:bCs/>
           <w:sz w:val="16"/>
           <w:szCs w:val="16"/>
+          <w:highlight w:val="yellow"/>
+          <w:lang w:val="uk-UA"/>
+        </w:rPr>
+        <w:t>}</w:t>
+      </w:r>
+      <w:r>
+        <w:rPr>
+          <w:rFonts w:ascii="Times New Roman" w:eastAsia="Times New Roman" w:hAnsi="Times New Roman" w:cs="Times New Roman"/>
+          <w:b/>
+          <w:bCs/>
+          <w:sz w:val="16"/>
+          <w:szCs w:val="16"/>
+          <w:lang w:val="uk-UA"/>
+        </w:rPr>
+        <w:t xml:space="preserve">, </w:t>
+      </w:r>
+      <w:r>
+        <w:rPr>
+          <w:rFonts w:ascii="Times New Roman" w:eastAsia="Times New Roman" w:hAnsi="Times New Roman" w:cs="Times New Roman"/>
+          <w:bCs/>
+          <w:sz w:val="16"/>
+          <w:szCs w:val="16"/>
+          <w:lang w:val="uk-UA"/>
+        </w:rPr>
+        <w:t>іменований надалі</w:t>
+      </w:r>
+      <w:r>
+        <w:rPr>
+          <w:rFonts w:ascii="Times New Roman" w:eastAsia="Times New Roman" w:hAnsi="Times New Roman" w:cs="Times New Roman"/>
+          <w:b/>
+          <w:bCs/>
+          <w:sz w:val="16"/>
+          <w:szCs w:val="16"/>
           <w:lang w:val="uk-UA"/>
         </w:rPr>
         <w:t xml:space="preserve"> «Орендар», </w:t>
@@ -12219,7 +16984,29 @@
           <w:highlight w:val="yellow"/>
           <w:lang w:val="uk-UA"/>
         </w:rPr>
-        <w:t>${name}</w:t>
+        <w:t>${</w:t>
+      </w:r>
+      <w:proofErr w:type="spellStart"/>
+      <w:r>
+        <w:rPr>
+          <w:rFonts w:ascii="Times New Roman" w:eastAsia="Times New Roman" w:hAnsi="Times New Roman" w:cs="Times New Roman"/>
+          <w:sz w:val="16"/>
+          <w:szCs w:val="16"/>
+          <w:highlight w:val="yellow"/>
+          <w:lang w:val="uk-UA"/>
+        </w:rPr>
+        <w:t>name</w:t>
+      </w:r>
+      <w:proofErr w:type="spellEnd"/>
+      <w:r>
+        <w:rPr>
+          <w:rFonts w:ascii="Times New Roman" w:eastAsia="Times New Roman" w:hAnsi="Times New Roman" w:cs="Times New Roman"/>
+          <w:sz w:val="16"/>
+          <w:szCs w:val="16"/>
+          <w:highlight w:val="yellow"/>
+          <w:lang w:val="uk-UA"/>
+        </w:rPr>
+        <w:t>}</w:t>
       </w:r>
       <w:r>
         <w:rPr>
@@ -12238,7 +17025,29 @@
           <w:highlight w:val="yellow"/>
           <w:lang w:val="uk-UA"/>
         </w:rPr>
-        <w:t>${clientINN}</w:t>
+        <w:t>${</w:t>
+      </w:r>
+      <w:proofErr w:type="spellStart"/>
+      <w:r>
+        <w:rPr>
+          <w:rFonts w:ascii="Times New Roman" w:eastAsia="Times New Roman" w:hAnsi="Times New Roman" w:cs="Times New Roman"/>
+          <w:sz w:val="16"/>
+          <w:szCs w:val="16"/>
+          <w:highlight w:val="yellow"/>
+          <w:lang w:val="uk-UA"/>
+        </w:rPr>
+        <w:t>clientINN</w:t>
+      </w:r>
+      <w:proofErr w:type="spellEnd"/>
+      <w:r>
+        <w:rPr>
+          <w:rFonts w:ascii="Times New Roman" w:eastAsia="Times New Roman" w:hAnsi="Times New Roman" w:cs="Times New Roman"/>
+          <w:sz w:val="16"/>
+          <w:szCs w:val="16"/>
+          <w:highlight w:val="yellow"/>
+          <w:lang w:val="uk-UA"/>
+        </w:rPr>
+        <w:t>}</w:t>
       </w:r>
       <w:r>
         <w:rPr>
@@ -12259,6 +17068,7 @@
         </w:rPr>
         <w:t>${</w:t>
       </w:r>
+      <w:proofErr w:type="spellStart"/>
       <w:r>
         <w:rPr>
           <w:rFonts w:ascii="Times New Roman" w:eastAsia="Times New Roman" w:hAnsi="Times New Roman" w:cs="Times New Roman"/>
@@ -12269,6 +17079,7 @@
         </w:rPr>
         <w:t>passportNumber</w:t>
       </w:r>
+      <w:proofErr w:type="spellEnd"/>
       <w:r>
         <w:rPr>
           <w:rFonts w:ascii="Times New Roman" w:eastAsia="Times New Roman" w:hAnsi="Times New Roman" w:cs="Times New Roman"/>
@@ -12298,6 +17109,7 @@
         </w:rPr>
         <w:t>${</w:t>
       </w:r>
+      <w:proofErr w:type="spellStart"/>
       <w:r>
         <w:rPr>
           <w:rFonts w:ascii="Times New Roman" w:eastAsia="Times New Roman" w:hAnsi="Times New Roman" w:cs="Times New Roman"/>
@@ -12308,6 +17120,7 @@
         </w:rPr>
         <w:t>passportIssue</w:t>
       </w:r>
+      <w:proofErr w:type="spellEnd"/>
       <w:r>
         <w:rPr>
           <w:rFonts w:ascii="Times New Roman" w:eastAsia="Times New Roman" w:hAnsi="Times New Roman" w:cs="Times New Roman"/>
@@ -12347,6 +17160,7 @@
         </w:rPr>
         <w:t>passport</w:t>
       </w:r>
+      <w:proofErr w:type="spellStart"/>
       <w:r>
         <w:rPr>
           <w:rFonts w:ascii="Times New Roman" w:eastAsia="Times New Roman" w:hAnsi="Times New Roman" w:cs="Times New Roman"/>
@@ -12355,7 +17169,18 @@
           <w:highlight w:val="yellow"/>
           <w:lang w:val="uk-UA"/>
         </w:rPr>
-        <w:t>Date}</w:t>
+        <w:t>Date</w:t>
+      </w:r>
+      <w:proofErr w:type="spellEnd"/>
+      <w:r>
+        <w:rPr>
+          <w:rFonts w:ascii="Times New Roman" w:eastAsia="Times New Roman" w:hAnsi="Times New Roman" w:cs="Times New Roman"/>
+          <w:sz w:val="16"/>
+          <w:szCs w:val="16"/>
+          <w:highlight w:val="yellow"/>
+          <w:lang w:val="uk-UA"/>
+        </w:rPr>
+        <w:t>}</w:t>
       </w:r>
       <w:r>
         <w:rPr>
@@ -12488,7 +17313,27 @@
           <w:szCs w:val="16"/>
           <w:highlight w:val="green"/>
         </w:rPr>
-        <w:t>${adminEquipModel}</w:t>
+        <w:t>${</w:t>
+      </w:r>
+      <w:proofErr w:type="spellStart"/>
+      <w:r>
+        <w:rPr>
+          <w:rFonts w:ascii="Times New Roman" w:hAnsi="Times New Roman" w:cs="Times New Roman"/>
+          <w:sz w:val="16"/>
+          <w:szCs w:val="16"/>
+          <w:highlight w:val="green"/>
+        </w:rPr>
+        <w:t>adminEquipModel</w:t>
+      </w:r>
+      <w:proofErr w:type="spellEnd"/>
+      <w:r>
+        <w:rPr>
+          <w:rFonts w:ascii="Times New Roman" w:hAnsi="Times New Roman" w:cs="Times New Roman"/>
+          <w:sz w:val="16"/>
+          <w:szCs w:val="16"/>
+          <w:highlight w:val="green"/>
+        </w:rPr>
+        <w:t>}</w:t>
       </w:r>
       <w:r>
         <w:rPr>
@@ -12523,6 +17368,7 @@
         </w:rPr>
         <w:t>${</w:t>
       </w:r>
+      <w:proofErr w:type="spellStart"/>
       <w:r>
         <w:rPr>
           <w:rFonts w:ascii="Times New Roman" w:hAnsi="Times New Roman" w:cs="Times New Roman"/>
@@ -12532,6 +17378,7 @@
         </w:rPr>
         <w:t>adminEquipModel</w:t>
       </w:r>
+      <w:proofErr w:type="spellEnd"/>
       <w:r>
         <w:rPr>
           <w:rFonts w:ascii="Times New Roman" w:hAnsi="Times New Roman" w:cs="Times New Roman"/>
@@ -12561,6 +17408,7 @@
         </w:rPr>
         <w:t>${</w:t>
       </w:r>
+      <w:proofErr w:type="spellStart"/>
       <w:r>
         <w:rPr>
           <w:rFonts w:ascii="Times New Roman" w:hAnsi="Times New Roman" w:cs="Times New Roman"/>
@@ -12571,6 +17419,7 @@
         </w:rPr>
         <w:t>adminEquipCost</w:t>
       </w:r>
+      <w:proofErr w:type="spellEnd"/>
       <w:r>
         <w:rPr>
           <w:rFonts w:ascii="Times New Roman" w:hAnsi="Times New Roman" w:cs="Times New Roman"/>
@@ -12609,7 +17458,27 @@
           <w:szCs w:val="16"/>
           <w:lang w:val="uk-UA"/>
         </w:rPr>
-        <w:t xml:space="preserve">Об’єкт оренди буде знаходитися за адресою: </w:t>
+        <w:t xml:space="preserve">Об’єкт оренди буде знаходитися за </w:t>
+      </w:r>
+      <w:proofErr w:type="spellStart"/>
+      <w:r>
+        <w:rPr>
+          <w:rFonts w:ascii="Times New Roman" w:hAnsi="Times New Roman" w:cs="Times New Roman"/>
+          <w:sz w:val="16"/>
+          <w:szCs w:val="16"/>
+          <w:lang w:val="uk-UA"/>
+        </w:rPr>
+        <w:t>адресою</w:t>
+      </w:r>
+      <w:proofErr w:type="spellEnd"/>
+      <w:r>
+        <w:rPr>
+          <w:rFonts w:ascii="Times New Roman" w:hAnsi="Times New Roman" w:cs="Times New Roman"/>
+          <w:sz w:val="16"/>
+          <w:szCs w:val="16"/>
+          <w:lang w:val="uk-UA"/>
+        </w:rPr>
+        <w:t xml:space="preserve">: </w:t>
       </w:r>
       <w:r>
         <w:rPr>
@@ -12621,6 +17490,7 @@
         </w:rPr>
         <w:t>${</w:t>
       </w:r>
+      <w:proofErr w:type="spellStart"/>
       <w:r>
         <w:rPr>
           <w:rFonts w:ascii="Times New Roman" w:hAnsi="Times New Roman" w:cs="Times New Roman"/>
@@ -12630,6 +17500,7 @@
         </w:rPr>
         <w:t>equipRegion</w:t>
       </w:r>
+      <w:proofErr w:type="spellEnd"/>
       <w:r>
         <w:rPr>
           <w:rFonts w:ascii="Times New Roman" w:hAnsi="Times New Roman" w:cs="Times New Roman"/>
@@ -12659,6 +17530,7 @@
         </w:rPr>
         <w:t>(${</w:t>
       </w:r>
+      <w:proofErr w:type="spellStart"/>
       <w:r>
         <w:rPr>
           <w:rFonts w:ascii="Times New Roman" w:hAnsi="Times New Roman" w:cs="Times New Roman"/>
@@ -12668,6 +17540,7 @@
         </w:rPr>
         <w:t>equipAdditional</w:t>
       </w:r>
+      <w:proofErr w:type="spellEnd"/>
       <w:r>
         <w:rPr>
           <w:rFonts w:ascii="Times New Roman" w:hAnsi="Times New Roman" w:cs="Times New Roman"/>
@@ -12712,6 +17585,7 @@
         </w:rPr>
         <w:t>${</w:t>
       </w:r>
+      <w:proofErr w:type="spellStart"/>
       <w:r>
         <w:rPr>
           <w:rFonts w:ascii="Times New Roman" w:eastAsia="Times New Roman" w:hAnsi="Times New Roman" w:cs="Times New Roman"/>
@@ -12723,6 +17597,7 @@
         </w:rPr>
         <w:t>adminEquipCondition</w:t>
       </w:r>
+      <w:proofErr w:type="spellEnd"/>
       <w:r>
         <w:rPr>
           <w:rFonts w:ascii="Times New Roman" w:eastAsia="Times New Roman" w:hAnsi="Times New Roman" w:cs="Times New Roman"/>
@@ -12788,6 +17663,7 @@
         </w:rPr>
         <w:t>${</w:t>
       </w:r>
+      <w:proofErr w:type="spellStart"/>
       <w:r>
         <w:rPr>
           <w:rFonts w:ascii="Times New Roman" w:eastAsia="Times New Roman" w:hAnsi="Times New Roman" w:cs="Times New Roman"/>
@@ -12800,6 +17676,7 @@
         </w:rPr>
         <w:t>agreementNumber</w:t>
       </w:r>
+      <w:proofErr w:type="spellEnd"/>
       <w:r>
         <w:rPr>
           <w:rFonts w:ascii="Times New Roman" w:eastAsia="Times New Roman" w:hAnsi="Times New Roman" w:cs="Times New Roman"/>
@@ -12855,6 +17732,7 @@
         </w:rPr>
         <w:t>${</w:t>
       </w:r>
+      <w:proofErr w:type="spellStart"/>
       <w:r>
         <w:rPr>
           <w:rFonts w:ascii="Times New Roman" w:eastAsia="Times New Roman" w:hAnsi="Times New Roman" w:cs="Times New Roman"/>
@@ -12866,6 +17744,7 @@
         </w:rPr>
         <w:t>adminDate</w:t>
       </w:r>
+      <w:proofErr w:type="spellEnd"/>
       <w:r>
         <w:rPr>
           <w:rFonts w:ascii="Times New Roman" w:eastAsia="Times New Roman" w:hAnsi="Times New Roman" w:cs="Times New Roman"/>
@@ -13049,16 +17928,138 @@
                 <w:sz w:val="16"/>
                 <w:szCs w:val="16"/>
               </w:rPr>
-              <w:t xml:space="preserve">ФОП Куліш Роман </w:t>
+              <w:t xml:space="preserve">ФОП </w:t>
+            </w:r>
+            <w:proofErr w:type="spellStart"/>
+            <w:r>
+              <w:rPr>
+                <w:rFonts w:ascii="Times New Roman" w:eastAsia="Times New Roman" w:hAnsi="Times New Roman" w:cs="Times New Roman"/>
+                <w:b/>
+                <w:bCs/>
+                <w:sz w:val="16"/>
+                <w:szCs w:val="16"/>
+              </w:rPr>
+              <w:t>Куліш</w:t>
+            </w:r>
+            <w:proofErr w:type="spellEnd"/>
+            <w:r>
+              <w:rPr>
+                <w:rFonts w:ascii="Times New Roman" w:eastAsia="Times New Roman" w:hAnsi="Times New Roman" w:cs="Times New Roman"/>
+                <w:b/>
+                <w:bCs/>
+                <w:sz w:val="16"/>
+                <w:szCs w:val="16"/>
+              </w:rPr>
+              <w:t xml:space="preserve"> Роман </w:t>
+            </w:r>
+            <w:proofErr w:type="spellStart"/>
+            <w:r>
+              <w:rPr>
+                <w:rFonts w:ascii="Times New Roman" w:eastAsia="Times New Roman" w:hAnsi="Times New Roman" w:cs="Times New Roman"/>
+                <w:b/>
+                <w:sz w:val="16"/>
+                <w:szCs w:val="16"/>
+              </w:rPr>
+              <w:t>Васильович</w:t>
+            </w:r>
+            <w:proofErr w:type="spellEnd"/>
+          </w:p>
+          <w:p>
+            <w:pPr>
+              <w:spacing w:after="0" w:line="240" w:lineRule="auto"/>
+              <w:rPr>
+                <w:rFonts w:ascii="Times New Roman" w:eastAsia="Times New Roman" w:hAnsi="Times New Roman" w:cs="Times New Roman"/>
+                <w:sz w:val="16"/>
+                <w:szCs w:val="16"/>
+              </w:rPr>
+            </w:pPr>
+            <w:r>
+              <w:rPr>
+                <w:rFonts w:ascii="Times New Roman" w:eastAsia="Times New Roman" w:hAnsi="Times New Roman" w:cs="Times New Roman"/>
+                <w:sz w:val="16"/>
+                <w:szCs w:val="16"/>
+              </w:rPr>
+              <w:t xml:space="preserve">Адреса: </w:t>
+            </w:r>
+            <w:proofErr w:type="spellStart"/>
+            <w:r>
+              <w:rPr>
+                <w:rFonts w:ascii="Times New Roman" w:eastAsia="Times New Roman" w:hAnsi="Times New Roman" w:cs="Times New Roman"/>
+                <w:sz w:val="16"/>
+                <w:szCs w:val="16"/>
+              </w:rPr>
+              <w:t>Чернігівської</w:t>
+            </w:r>
+            <w:proofErr w:type="spellEnd"/>
+            <w:r>
+              <w:rPr>
+                <w:rFonts w:ascii="Times New Roman" w:eastAsia="Times New Roman" w:hAnsi="Times New Roman" w:cs="Times New Roman"/>
+                <w:sz w:val="16"/>
+                <w:szCs w:val="16"/>
+              </w:rPr>
+              <w:t xml:space="preserve"> обл., </w:t>
             </w:r>
             <w:r>
               <w:rPr>
                 <w:rFonts w:ascii="Times New Roman" w:eastAsia="Times New Roman" w:hAnsi="Times New Roman" w:cs="Times New Roman"/>
-                <w:b/>
-                <w:sz w:val="16"/>
-                <w:szCs w:val="16"/>
-              </w:rPr>
-              <w:t>Васильович</w:t>
+                <w:sz w:val="16"/>
+                <w:szCs w:val="16"/>
+              </w:rPr>
+              <w:t xml:space="preserve">м. </w:t>
+            </w:r>
+            <w:proofErr w:type="spellStart"/>
+            <w:r>
+              <w:rPr>
+                <w:rFonts w:ascii="Times New Roman" w:eastAsia="Times New Roman" w:hAnsi="Times New Roman" w:cs="Times New Roman"/>
+                <w:sz w:val="16"/>
+                <w:szCs w:val="16"/>
+              </w:rPr>
+              <w:t>Сновськ</w:t>
+            </w:r>
+            <w:proofErr w:type="spellEnd"/>
+            <w:r>
+              <w:rPr>
+                <w:rFonts w:ascii="Times New Roman" w:eastAsia="Times New Roman" w:hAnsi="Times New Roman" w:cs="Times New Roman"/>
+                <w:sz w:val="16"/>
+                <w:szCs w:val="16"/>
+              </w:rPr>
+              <w:t xml:space="preserve"> , </w:t>
+            </w:r>
+            <w:proofErr w:type="spellStart"/>
+            <w:r>
+              <w:rPr>
+                <w:rFonts w:ascii="Times New Roman" w:eastAsia="Times New Roman" w:hAnsi="Times New Roman" w:cs="Times New Roman"/>
+                <w:sz w:val="16"/>
+                <w:szCs w:val="16"/>
+              </w:rPr>
+              <w:t>вул</w:t>
+            </w:r>
+            <w:proofErr w:type="spellEnd"/>
+            <w:r>
+              <w:rPr>
+                <w:rFonts w:ascii="Times New Roman" w:eastAsia="Times New Roman" w:hAnsi="Times New Roman" w:cs="Times New Roman"/>
+                <w:sz w:val="16"/>
+                <w:szCs w:val="16"/>
+              </w:rPr>
+              <w:t xml:space="preserve">. </w:t>
+            </w:r>
+            <w:proofErr w:type="spellStart"/>
+            <w:r>
+              <w:rPr>
+                <w:rFonts w:ascii="Times New Roman" w:eastAsia="Times New Roman" w:hAnsi="Times New Roman" w:cs="Times New Roman"/>
+                <w:sz w:val="16"/>
+                <w:szCs w:val="16"/>
+              </w:rPr>
+              <w:t>Каденюка</w:t>
+            </w:r>
+            <w:proofErr w:type="spellEnd"/>
+            <w:r>
+              <w:rPr>
+                <w:rFonts w:ascii="Times New Roman" w:eastAsia="Times New Roman" w:hAnsi="Times New Roman" w:cs="Times New Roman"/>
+                <w:sz w:val="16"/>
+                <w:szCs w:val="16"/>
+              </w:rPr>
+              <w:t xml:space="preserve"> 56</w:t>
             </w:r>
           </w:p>
           <w:p>
@@ -13066,50 +18067,6 @@
               <w:spacing w:after="0" w:line="240" w:lineRule="auto"/>
               <w:rPr>
                 <w:rFonts w:ascii="Times New Roman" w:eastAsia="Times New Roman" w:hAnsi="Times New Roman" w:cs="Times New Roman"/>
-                <w:sz w:val="16"/>
-                <w:szCs w:val="16"/>
-              </w:rPr>
-            </w:pPr>
-            <w:r>
-              <w:rPr>
-                <w:rFonts w:ascii="Times New Roman" w:eastAsia="Times New Roman" w:hAnsi="Times New Roman" w:cs="Times New Roman"/>
-                <w:sz w:val="16"/>
-                <w:szCs w:val="16"/>
-              </w:rPr>
-              <w:t xml:space="preserve">Адреса: Чернігівської обл., </w:t>
-            </w:r>
-            <w:r>
-              <w:rPr>
-                <w:rFonts w:ascii="Times New Roman" w:eastAsia="Times New Roman" w:hAnsi="Times New Roman" w:cs="Times New Roman"/>
-                <w:sz w:val="16"/>
-                <w:szCs w:val="16"/>
-              </w:rPr>
-              <w:t xml:space="preserve">м. </w:t>
-            </w:r>
-            <w:proofErr w:type="gramStart"/>
-            <w:r>
-              <w:rPr>
-                <w:rFonts w:ascii="Times New Roman" w:eastAsia="Times New Roman" w:hAnsi="Times New Roman" w:cs="Times New Roman"/>
-                <w:sz w:val="16"/>
-                <w:szCs w:val="16"/>
-              </w:rPr>
-              <w:t>Сновськ ,</w:t>
-            </w:r>
-            <w:proofErr w:type="gramEnd"/>
-            <w:r>
-              <w:rPr>
-                <w:rFonts w:ascii="Times New Roman" w:eastAsia="Times New Roman" w:hAnsi="Times New Roman" w:cs="Times New Roman"/>
-                <w:sz w:val="16"/>
-                <w:szCs w:val="16"/>
-              </w:rPr>
-              <w:t xml:space="preserve"> вул. Каденюка 56</w:t>
-            </w:r>
-          </w:p>
-          <w:p>
-            <w:pPr>
-              <w:spacing w:after="0" w:line="240" w:lineRule="auto"/>
-              <w:rPr>
-                <w:rFonts w:ascii="Times New Roman" w:eastAsia="Times New Roman" w:hAnsi="Times New Roman" w:cs="Times New Roman"/>
                 <w:b/>
                 <w:bCs/>
                 <w:sz w:val="16"/>
@@ -13127,6 +18084,7 @@
                 <w:szCs w:val="16"/>
               </w:rPr>
             </w:pPr>
+            <w:proofErr w:type="spellStart"/>
             <w:r>
               <w:rPr>
                 <w:rFonts w:ascii="Times New Roman" w:eastAsia="Times New Roman" w:hAnsi="Times New Roman" w:cs="Times New Roman"/>
@@ -13134,8 +18092,19 @@
                 <w:sz w:val="16"/>
                 <w:szCs w:val="16"/>
               </w:rPr>
-              <w:t xml:space="preserve">Установа банку: </w:t>
+              <w:t>Установа</w:t>
             </w:r>
+            <w:proofErr w:type="spellEnd"/>
+            <w:r>
+              <w:rPr>
+                <w:rFonts w:ascii="Times New Roman" w:eastAsia="Times New Roman" w:hAnsi="Times New Roman" w:cs="Times New Roman"/>
+                <w:b/>
+                <w:sz w:val="16"/>
+                <w:szCs w:val="16"/>
+              </w:rPr>
+              <w:t xml:space="preserve"> банку: </w:t>
+            </w:r>
+            <w:proofErr w:type="spellStart"/>
             <w:r>
               <w:rPr>
                 <w:rFonts w:ascii="Times New Roman" w:eastAsia="Times New Roman" w:hAnsi="Times New Roman" w:cs="Times New Roman"/>
@@ -13145,6 +18114,7 @@
               </w:rPr>
               <w:t>ПриватБанк</w:t>
             </w:r>
+            <w:proofErr w:type="spellEnd"/>
           </w:p>
           <w:p>
             <w:pPr>
@@ -13185,6 +18155,7 @@
                 <w:szCs w:val="16"/>
               </w:rPr>
             </w:pPr>
+            <w:proofErr w:type="spellStart"/>
             <w:r>
               <w:rPr>
                 <w:rFonts w:ascii="Times New Roman" w:eastAsia="Times New Roman" w:hAnsi="Times New Roman" w:cs="Times New Roman"/>
@@ -13192,7 +18163,17 @@
                 <w:sz w:val="16"/>
                 <w:szCs w:val="16"/>
               </w:rPr>
-              <w:t>Отримувач платежу</w:t>
+              <w:t>Отримувач</w:t>
+            </w:r>
+            <w:proofErr w:type="spellEnd"/>
+            <w:r>
+              <w:rPr>
+                <w:rFonts w:ascii="Times New Roman" w:eastAsia="Times New Roman" w:hAnsi="Times New Roman" w:cs="Times New Roman"/>
+                <w:b/>
+                <w:sz w:val="16"/>
+                <w:szCs w:val="16"/>
+              </w:rPr>
+              <w:t xml:space="preserve"> платежу</w:t>
             </w:r>
             <w:r>
               <w:rPr>
@@ -13223,7 +18204,6 @@
                 <w:szCs w:val="16"/>
               </w:rPr>
             </w:pPr>
-            <w:proofErr w:type="gramStart"/>
             <w:r>
               <w:rPr>
                 <w:rFonts w:ascii="Times New Roman" w:eastAsia="Times New Roman" w:hAnsi="Times New Roman" w:cs="Times New Roman"/>
@@ -13241,54 +18221,6 @@
                 <w:szCs w:val="16"/>
               </w:rPr>
               <w:t xml:space="preserve">:  </w:t>
-            </w:r>
-            <w:r>
-              <w:rPr>
-                <w:rFonts w:ascii="Times New Roman" w:eastAsia="Times New Roman" w:hAnsi="Times New Roman" w:cs="Times New Roman"/>
-                <w:bCs/>
-                <w:sz w:val="16"/>
-                <w:szCs w:val="16"/>
-              </w:rPr>
-              <w:t>UA</w:t>
-            </w:r>
-            <w:proofErr w:type="gramEnd"/>
-            <w:r>
-              <w:rPr>
-                <w:rFonts w:ascii="Times New Roman" w:eastAsia="Times New Roman" w:hAnsi="Times New Roman" w:cs="Times New Roman"/>
-                <w:bCs/>
-                <w:sz w:val="16"/>
-                <w:szCs w:val="16"/>
-              </w:rPr>
-              <w:t>183052990000026009006214849</w:t>
-            </w:r>
-          </w:p>
-          <w:p>
-            <w:pPr>
-              <w:spacing w:after="0" w:line="240" w:lineRule="auto"/>
-              <w:rPr>
-                <w:rFonts w:ascii="Times New Roman" w:eastAsia="Times New Roman" w:hAnsi="Times New Roman" w:cs="Times New Roman"/>
-                <w:b/>
-                <w:sz w:val="16"/>
-                <w:szCs w:val="16"/>
-              </w:rPr>
-            </w:pPr>
-            <w:r>
-              <w:rPr>
-                <w:rFonts w:ascii="Times New Roman" w:eastAsia="Times New Roman" w:hAnsi="Times New Roman" w:cs="Times New Roman"/>
-                <w:b/>
-                <w:sz w:val="16"/>
-                <w:szCs w:val="16"/>
-              </w:rPr>
-              <w:t>Рахунок отримувача</w:t>
-            </w:r>
-            <w:r>
-              <w:rPr>
-                <w:rFonts w:ascii="Times New Roman" w:eastAsia="Times New Roman" w:hAnsi="Times New Roman" w:cs="Times New Roman"/>
-                <w:b/>
-                <w:sz w:val="16"/>
-                <w:szCs w:val="16"/>
-              </w:rPr>
-              <w:t xml:space="preserve">: </w:t>
             </w:r>
             <w:r>
               <w:rPr>
@@ -13310,6 +18242,7 @@
                 <w:szCs w:val="16"/>
               </w:rPr>
             </w:pPr>
+            <w:proofErr w:type="spellStart"/>
             <w:r>
               <w:rPr>
                 <w:rFonts w:ascii="Times New Roman" w:eastAsia="Times New Roman" w:hAnsi="Times New Roman" w:cs="Times New Roman"/>
@@ -13317,8 +18250,78 @@
                 <w:sz w:val="16"/>
                 <w:szCs w:val="16"/>
               </w:rPr>
-              <w:t>РНОКПП отримувача</w:t>
+              <w:t>Рахунок</w:t>
             </w:r>
+            <w:proofErr w:type="spellEnd"/>
+            <w:r>
+              <w:rPr>
+                <w:rFonts w:ascii="Times New Roman" w:eastAsia="Times New Roman" w:hAnsi="Times New Roman" w:cs="Times New Roman"/>
+                <w:b/>
+                <w:sz w:val="16"/>
+                <w:szCs w:val="16"/>
+              </w:rPr>
+              <w:t xml:space="preserve"> </w:t>
+            </w:r>
+            <w:proofErr w:type="spellStart"/>
+            <w:r>
+              <w:rPr>
+                <w:rFonts w:ascii="Times New Roman" w:eastAsia="Times New Roman" w:hAnsi="Times New Roman" w:cs="Times New Roman"/>
+                <w:b/>
+                <w:sz w:val="16"/>
+                <w:szCs w:val="16"/>
+              </w:rPr>
+              <w:t>отримувача</w:t>
+            </w:r>
+            <w:proofErr w:type="spellEnd"/>
+            <w:r>
+              <w:rPr>
+                <w:rFonts w:ascii="Times New Roman" w:eastAsia="Times New Roman" w:hAnsi="Times New Roman" w:cs="Times New Roman"/>
+                <w:b/>
+                <w:sz w:val="16"/>
+                <w:szCs w:val="16"/>
+              </w:rPr>
+              <w:t xml:space="preserve">: </w:t>
+            </w:r>
+            <w:r>
+              <w:rPr>
+                <w:rFonts w:ascii="Times New Roman" w:eastAsia="Times New Roman" w:hAnsi="Times New Roman" w:cs="Times New Roman"/>
+                <w:bCs/>
+                <w:sz w:val="16"/>
+                <w:szCs w:val="16"/>
+              </w:rPr>
+              <w:t>UA183052990000026009006214849</w:t>
+            </w:r>
+          </w:p>
+          <w:p>
+            <w:pPr>
+              <w:spacing w:after="0" w:line="240" w:lineRule="auto"/>
+              <w:rPr>
+                <w:rFonts w:ascii="Times New Roman" w:eastAsia="Times New Roman" w:hAnsi="Times New Roman" w:cs="Times New Roman"/>
+                <w:b/>
+                <w:sz w:val="16"/>
+                <w:szCs w:val="16"/>
+              </w:rPr>
+            </w:pPr>
+            <w:r>
+              <w:rPr>
+                <w:rFonts w:ascii="Times New Roman" w:eastAsia="Times New Roman" w:hAnsi="Times New Roman" w:cs="Times New Roman"/>
+                <w:b/>
+                <w:sz w:val="16"/>
+                <w:szCs w:val="16"/>
+              </w:rPr>
+              <w:t xml:space="preserve">РНОКПП </w:t>
+            </w:r>
+            <w:proofErr w:type="spellStart"/>
+            <w:r>
+              <w:rPr>
+                <w:rFonts w:ascii="Times New Roman" w:eastAsia="Times New Roman" w:hAnsi="Times New Roman" w:cs="Times New Roman"/>
+                <w:b/>
+                <w:sz w:val="16"/>
+                <w:szCs w:val="16"/>
+              </w:rPr>
+              <w:t>отримувача</w:t>
+            </w:r>
+            <w:proofErr w:type="spellEnd"/>
             <w:r>
               <w:rPr>
                 <w:rFonts w:ascii="Times New Roman" w:eastAsia="Times New Roman" w:hAnsi="Times New Roman" w:cs="Times New Roman"/>
@@ -13462,6 +18465,7 @@
               </w:rPr>
               <w:t>${</w:t>
             </w:r>
+            <w:proofErr w:type="spellStart"/>
             <w:r>
               <w:rPr>
                 <w:rFonts w:ascii="Times New Roman" w:eastAsia="Times New Roman" w:hAnsi="Times New Roman" w:cs="Times New Roman"/>
@@ -13475,6 +18479,7 @@
               </w:rPr>
               <w:t>shortName</w:t>
             </w:r>
+            <w:proofErr w:type="spellEnd"/>
             <w:r>
               <w:rPr>
                 <w:rFonts w:ascii="Times New Roman" w:eastAsia="Times New Roman" w:hAnsi="Times New Roman" w:cs="Times New Roman"/>
@@ -13634,6 +18639,7 @@
               </w:rPr>
               <w:t>${</w:t>
             </w:r>
+            <w:proofErr w:type="spellStart"/>
             <w:r>
               <w:rPr>
                 <w:rFonts w:ascii="Times New Roman" w:eastAsia="Times New Roman" w:hAnsi="Times New Roman" w:cs="Times New Roman"/>
@@ -13645,6 +18651,7 @@
               </w:rPr>
               <w:t>clientRegion</w:t>
             </w:r>
+            <w:proofErr w:type="spellEnd"/>
             <w:r>
               <w:rPr>
                 <w:rFonts w:ascii="Times New Roman" w:eastAsia="Times New Roman" w:hAnsi="Times New Roman" w:cs="Times New Roman"/>
@@ -13721,6 +18728,7 @@
               </w:rPr>
               <w:t>${</w:t>
             </w:r>
+            <w:proofErr w:type="spellStart"/>
             <w:r>
               <w:rPr>
                 <w:rFonts w:ascii="Times New Roman" w:eastAsia="Times New Roman" w:hAnsi="Times New Roman" w:cs="Times New Roman"/>
@@ -13732,6 +18740,7 @@
               </w:rPr>
               <w:t>clientINN</w:t>
             </w:r>
+            <w:proofErr w:type="spellEnd"/>
             <w:r>
               <w:rPr>
                 <w:rFonts w:ascii="Times New Roman" w:eastAsia="Times New Roman" w:hAnsi="Times New Roman" w:cs="Times New Roman"/>
@@ -13775,6 +18784,7 @@
               </w:rPr>
               <w:t>${</w:t>
             </w:r>
+            <w:proofErr w:type="spellStart"/>
             <w:r>
               <w:rPr>
                 <w:rFonts w:ascii="Times New Roman" w:eastAsia="Times New Roman" w:hAnsi="Times New Roman" w:cs="Times New Roman"/>
@@ -13785,6 +18795,7 @@
               </w:rPr>
               <w:t>passportNumber</w:t>
             </w:r>
+            <w:proofErr w:type="spellEnd"/>
             <w:r>
               <w:rPr>
                 <w:rFonts w:ascii="Times New Roman" w:eastAsia="Times New Roman" w:hAnsi="Times New Roman" w:cs="Times New Roman"/>
@@ -13814,6 +18825,7 @@
               </w:rPr>
               <w:t>${</w:t>
             </w:r>
+            <w:proofErr w:type="spellStart"/>
             <w:r>
               <w:rPr>
                 <w:rFonts w:ascii="Times New Roman" w:eastAsia="Times New Roman" w:hAnsi="Times New Roman" w:cs="Times New Roman"/>
@@ -13824,6 +18836,7 @@
               </w:rPr>
               <w:t>passportIssue</w:t>
             </w:r>
+            <w:proofErr w:type="spellEnd"/>
             <w:r>
               <w:rPr>
                 <w:rFonts w:ascii="Times New Roman" w:eastAsia="Times New Roman" w:hAnsi="Times New Roman" w:cs="Times New Roman"/>
@@ -13863,6 +18876,7 @@
               </w:rPr>
               <w:t>passport</w:t>
             </w:r>
+            <w:proofErr w:type="spellStart"/>
             <w:r>
               <w:rPr>
                 <w:rFonts w:ascii="Times New Roman" w:eastAsia="Times New Roman" w:hAnsi="Times New Roman" w:cs="Times New Roman"/>
@@ -13871,7 +18885,18 @@
                 <w:highlight w:val="yellow"/>
                 <w:lang w:val="uk-UA"/>
               </w:rPr>
-              <w:t>Date}</w:t>
+              <w:t>Date</w:t>
+            </w:r>
+            <w:proofErr w:type="spellEnd"/>
+            <w:r>
+              <w:rPr>
+                <w:rFonts w:ascii="Times New Roman" w:eastAsia="Times New Roman" w:hAnsi="Times New Roman" w:cs="Times New Roman"/>
+                <w:sz w:val="16"/>
+                <w:szCs w:val="16"/>
+                <w:highlight w:val="yellow"/>
+                <w:lang w:val="uk-UA"/>
+              </w:rPr>
+              <w:t>}</w:t>
             </w:r>
           </w:p>
           <w:p>
@@ -13986,7 +19011,35 @@
                 <w:highlight w:val="cyan"/>
                 <w:lang w:val="en-US" w:eastAsia="ru-RU"/>
               </w:rPr>
-              <w:t>${shortName}</w:t>
+              <w:t>${</w:t>
+            </w:r>
+            <w:proofErr w:type="spellStart"/>
+            <w:r>
+              <w:rPr>
+                <w:rFonts w:ascii="Times New Roman" w:eastAsia="Times New Roman" w:hAnsi="Times New Roman" w:cs="Times New Roman"/>
+                <w:b/>
+                <w:bCs/>
+                <w:color w:val="010101"/>
+                <w:sz w:val="16"/>
+                <w:szCs w:val="16"/>
+                <w:highlight w:val="cyan"/>
+                <w:lang w:val="en-US" w:eastAsia="ru-RU"/>
+              </w:rPr>
+              <w:t>shortName</w:t>
+            </w:r>
+            <w:proofErr w:type="spellEnd"/>
+            <w:r>
+              <w:rPr>
+                <w:rFonts w:ascii="Times New Roman" w:eastAsia="Times New Roman" w:hAnsi="Times New Roman" w:cs="Times New Roman"/>
+                <w:b/>
+                <w:bCs/>
+                <w:color w:val="010101"/>
+                <w:sz w:val="16"/>
+                <w:szCs w:val="16"/>
+                <w:highlight w:val="cyan"/>
+                <w:lang w:val="en-US" w:eastAsia="ru-RU"/>
+              </w:rPr>
+              <w:t>}</w:t>
             </w:r>
           </w:p>
         </w:tc>
